--- a/release/Perencanaan_Strategis_SSO_MFA_AISM_2Col.docx
+++ b/release/Perencanaan_Strategis_SSO_MFA_AISM_2Col.docx
@@ -1758,6 +1758,60 @@
     <w:p>
       <w:pPr>
         <w:spacing w:before="120" w:after="40"/>
+        <w:jc w:val="center"/>
+      </w:pPr>
+      <w:r>
+        <w:drawing>
+          <wp:inline xmlns:a="http://schemas.openxmlformats.org/drawingml/2006/main" xmlns:pic="http://schemas.openxmlformats.org/drawingml/2006/picture">
+            <wp:extent cx="3017520" cy="1844040"/>
+            <wp:docPr id="1" name="Picture 1"/>
+            <wp:cNvGraphicFramePr>
+              <a:graphicFrameLocks noChangeAspect="1"/>
+            </wp:cNvGraphicFramePr>
+            <a:graphic>
+              <a:graphicData uri="http://schemas.openxmlformats.org/drawingml/2006/picture">
+                <pic:pic>
+                  <pic:nvPicPr>
+                    <pic:cNvPr id="0" name="fig1_alur_autentikasi_as_is_vs_to_be.jpg"/>
+                    <pic:cNvPicPr/>
+                  </pic:nvPicPr>
+                  <pic:blipFill>
+                    <a:blip r:embed="rId11"/>
+                    <a:stretch>
+                      <a:fillRect/>
+                    </a:stretch>
+                  </pic:blipFill>
+                  <pic:spPr>
+                    <a:xfrm>
+                      <a:off x="0" y="0"/>
+                      <a:ext cx="3017520" cy="1844040"/>
+                    </a:xfrm>
+                    <a:prstGeom prst="rect"/>
+                  </pic:spPr>
+                </pic:pic>
+              </a:graphicData>
+            </a:graphic>
+          </wp:inline>
+        </w:drawing>
+      </w:r>
+    </w:p>
+    <w:p>
+      <w:pPr>
+        <w:spacing w:before="40" w:after="120"/>
+        <w:jc w:val="center"/>
+      </w:pPr>
+      <w:r>
+        <w:rPr>
+          <w:rFonts w:ascii="Times New Roman" w:hAnsi="Times New Roman"/>
+          <w:i/>
+          <w:sz w:val="16"/>
+        </w:rPr>
+        <w:t>Fig. 1. Perbandingan alur autentikasi sebelum (As-Is) dan sesudah (To-Be) penerapan SSO terintegrasi MFA.</w:t>
+      </w:r>
+    </w:p>
+    <w:p>
+      <w:pPr>
+        <w:spacing w:before="120" w:after="40"/>
         <w:jc w:val="left"/>
       </w:pPr>
       <w:r>
@@ -1979,6 +2033,60 @@
           <w:sz w:val="19"/>
         </w:rPr>
         <w:t>Arsitektur target mengombinasikan perimeter keamanan terpadu di depan klaster Keycloak IdP: Reverse Proxy/WAF -&gt; Authentication Flow Engine dengan Required Actions Pipeline -&gt; Modul TOTP (RFC 6238) &amp; WebAuthn SPI -&gt; Penyimpanan Token Sesi Terenkripsi -&gt; Penerbitan Token OIDC/SAML ke 44 aplikasi klien. Tiga alur utama dirancang: (1) Alur Registrasi Pertama; (2) Alur Login Terproteksi TOTP/WebAuthn; dan (3) Alur Pemulihan Mandiri via Email.</w:t>
+      </w:r>
+    </w:p>
+    <w:p>
+      <w:pPr>
+        <w:spacing w:before="120" w:after="40"/>
+        <w:jc w:val="center"/>
+      </w:pPr>
+      <w:r>
+        <w:drawing>
+          <wp:inline xmlns:a="http://schemas.openxmlformats.org/drawingml/2006/main" xmlns:pic="http://schemas.openxmlformats.org/drawingml/2006/picture">
+            <wp:extent cx="3017520" cy="2011680"/>
+            <wp:docPr id="2" name="Picture 2"/>
+            <wp:cNvGraphicFramePr>
+              <a:graphicFrameLocks noChangeAspect="1"/>
+            </wp:cNvGraphicFramePr>
+            <a:graphic>
+              <a:graphicData uri="http://schemas.openxmlformats.org/drawingml/2006/picture">
+                <pic:pic>
+                  <pic:nvPicPr>
+                    <pic:cNvPr id="0" name="fig2_arsitektur_infrastruktur_sso_mfa.jpg"/>
+                    <pic:cNvPicPr/>
+                  </pic:nvPicPr>
+                  <pic:blipFill>
+                    <a:blip r:embed="rId12"/>
+                    <a:stretch>
+                      <a:fillRect/>
+                    </a:stretch>
+                  </pic:blipFill>
+                  <pic:spPr>
+                    <a:xfrm>
+                      <a:off x="0" y="0"/>
+                      <a:ext cx="3017520" cy="2011680"/>
+                    </a:xfrm>
+                    <a:prstGeom prst="rect"/>
+                  </pic:spPr>
+                </pic:pic>
+              </a:graphicData>
+            </a:graphic>
+          </wp:inline>
+        </w:drawing>
+      </w:r>
+    </w:p>
+    <w:p>
+      <w:pPr>
+        <w:spacing w:before="40" w:after="120"/>
+        <w:jc w:val="center"/>
+      </w:pPr>
+      <w:r>
+        <w:rPr>
+          <w:rFonts w:ascii="Times New Roman" w:hAnsi="Times New Roman"/>
+          <w:i/>
+          <w:sz w:val="16"/>
+        </w:rPr>
+        <w:t>Fig. 2. Cetak biru arsitektur infrastruktur konseptual target SSO terintegrasi Multi-Factor Authentication (MFA).</w:t>
       </w:r>
     </w:p>
     <w:p>

--- a/release/Perencanaan_Strategis_SSO_MFA_AISM_2Col.docx
+++ b/release/Perencanaan_Strategis_SSO_MFA_AISM_2Col.docx
@@ -140,7 +140,7 @@
     </w:p>
     <w:p>
       <w:pPr>
-        <w:spacing w:before="200" w:after="80"/>
+        <w:spacing w:before="220" w:after="80"/>
         <w:jc w:val="center"/>
       </w:pPr>
       <w:r>
@@ -163,7 +163,7 @@
           <w:rFonts w:ascii="Times New Roman" w:hAnsi="Times New Roman"/>
           <w:sz w:val="19"/>
         </w:rPr>
-        <w:t>Transformasi digital pada institusi pendidikan tinggi negeri menuntut infrastruktur manajemen identitas dan akses yang aman, efisien, dan andal. Universitas Islam Negeri (UIN) Syarif Hidayatullah Jakarta telah mengoperasikan sistem Single Sign-On (SSO) terpusat, dikenal sebagai portal e-Semesta, yang dibangun di atas platform open-source Keycloak (realm SSOUIN) dan dikelola oleh Unit Pelaksana Teknis Pusat Teknologi Informasi dan Pangkalan Data (PUSTIPANDA) [1]. Sistem ini melayani lebih dari 45.219 pengguna aktif—terdiri atas 42.088 mahasiswa, 1.593 dosen, dan 1.438 tenaga kependidikan—serta mengorkestrasi autentikasi akses ke 44 aplikasi institusional seperti eAkademik, eRegistrasi, eSDM, eFinansi, eKinerja, hingga jaringan nirkabel kampus Wi-Fi SSO [2].</w:t>
+        <w:t>Transformasi digital pada institusi pendidikan tinggi negeri di Indonesia berkembang sangat pesat seiring dengan tuntutan integrasi layanan akademik, kepegawaian, finansial, dan penelitian. Universitas Islam Negeri (UIN) Syarif Hidayatullah Jakarta sebagai salah satu Perguruan Tinggi Keagamaan Islam Negeri (PTKIN) terkemuka mengemban visi keunggulan integrasi ilmu keislaman, keindonesiaan, dan sains yang bereputasi global. Dalam mendukung visi tersebut, Unit Pelaksana Teknis Pusat Teknologi Informasi dan Pangkalan Data (PUSTIPANDA) bertanggung jawab mengelola dan mengembangkan seluruh infrastruktur teknologi informasi, sistem informasi, dan pangkalan data institusi [1], [2].</w:t>
       </w:r>
     </w:p>
     <w:p>
@@ -177,7 +177,7 @@
           <w:rFonts w:ascii="Times New Roman" w:hAnsi="Times New Roman"/>
           <w:sz w:val="19"/>
         </w:rPr>
-        <w:t>Kendati SSO e-Semesta berhasil mengonsolidasikan direktori identitas kampus, evaluasi empiris terhadap konfigurasi operasional mengungkap celah keamanan mendasar yang sangat rentan: autentikasi masih sepenuhnya bertumpu pada faktor tunggal berupa kata sandi (single-factor password). Audit konsol administratif Keycloak mengonfirmasi bahwa aturan kebijakan kata sandi (Password Policy) saat ini berada dalam kondisi KOSONG tanpa penegakan kompleksitas minimum, masa kedaluwarsa, maupun pemeriksaan daftar kata sandi bocor [3].</w:t>
+        <w:t>Saat ini, PUSTIPANDA mengoperasikan portal Single Sign-On (SSO) terpusat berbasis platform open-source enterprise Keycloak (realm SSOUIN), yang dikenal dengan nama portal e-Semesta (beralamat di app-sso.uinjkt.ac.id). Portal ini melayani populasi masif sebanyak 45.219 pengguna aktif yang terdaftar dalam direktori kampus, mencakup 42.088 mahasiswa lintas strata pendidikan (S1, S2, dan S3 pada 12 fakultas dan sekolah pascasarjana), 1.593 dosen tetap dan dosen luar biasa, serta 1.438 tenaga kependidikan dan staf administratif [3]. Melalui SSO e-Semesta, sivitas akademika dapat mengakses 44 aplikasi institusional yang saling terintegrasi, antara lain portal akademik eAkademik, sistem pendaftaran eRegistrasi, modul SDM eSDM, manajemen aset eAset, sistem persuratan PLO, sistem kinerja pegawai eKinerja, hingga jaringan internet nirkabel Wi-Fi SSO [4].</w:t>
       </w:r>
     </w:p>
     <w:p>
@@ -191,7 +191,7 @@
           <w:rFonts w:ascii="Times New Roman" w:hAnsi="Times New Roman"/>
           <w:sz w:val="19"/>
         </w:rPr>
-        <w:t>Lebih mengkhawatirkan, kata sandi bawaan (default password) pengguna baru masih menggunakan format terprediksi berbasis data publik kependudukan, yaitu kombinasi prefiks dan Nomor Induk Kependudukan (NIK) bagi mahasiswa serta NIK murni bagi dosen dan tenaga kependidikan. Di samping itu, fitur verifikasi email mandiri (Verify Email) dalam kondisi dinonaktifkan (DISABLED), dan fitur Configure OTP belum dijadikan sebagai tindakan wajib (Required Action). Kerapuhan ini berdampak langsung pada operasional meja bantuan (helpdesk) SMILE PUSTIPANDA, yang mencatat 2.624 tiket manual terkait keluhan lupa kata sandi dan kendala login [4].</w:t>
+        <w:t>Kendati SSO e-Semesta berhasil mengeliminasi fragmentasi kredensial dan menyederhanakan akses bagi puluhan ribu sivitas akademika, evaluasi empiris terhadap postur keamanan sistem operasional mengungkap celah kerentanan mendasar: mekanisme autentikasi saat ini masih sepenuhnya bertumpu pada faktor tunggal berupa kata sandi (single-factor password). Penelusuran langsung pada Keycloak Admin Console membuktikan bahwa pengaturan kebijakan kata sandi (Password Policy) berada dalam kondisi KOSONG / TIDAK ADA ATURAN sama sekali (bukti T-06) [5]. Akibatnya, sistem mengizinkan pengguna menetapkan kata sandi yang sangat pendek, sederhana, dan mudah ditebak tanpa adanya batasan masa kedaluwarsa maupun penolakan terhadap kata sandi yang telah bocor.</w:t>
       </w:r>
     </w:p>
     <w:p>
@@ -205,21 +205,7 @@
           <w:rFonts w:ascii="Times New Roman" w:hAnsi="Times New Roman"/>
           <w:sz w:val="19"/>
         </w:rPr>
-        <w:t>Secara yuridis, ketiadaan Multi-Factor Authentication (MFA) dan kata sandi default terprediksi menempatkan universitas pada posisi rentan terhadap sanksi Undang-Undang No. 27 Tahun 2022 tentang Pelindungan Data Pribadi (UU PDP). Pasal 35 UU PDP mewajibkan Pengendali Data Pribadi untuk menjamin keamanan teknis dan operasional data yang diproses. Oleh sebab itu, diperlukan perencanaan strategis sistem informasi komprehensif menggunakan metodologi Ward &amp; Peppard untuk mentransformasikan SSO e-Semesta menuju arsitektur autentikasi multi-faktor yang kokoh, nirbiaya lisensi, dan berkelanjutan.</w:t>
-      </w:r>
-    </w:p>
-    <w:p>
-      <w:pPr>
-        <w:spacing w:before="200" w:after="80"/>
-        <w:jc w:val="center"/>
-      </w:pPr>
-      <w:r>
-        <w:rPr>
-          <w:rFonts w:ascii="Times New Roman" w:hAnsi="Times New Roman"/>
-          <w:b/>
-          <w:sz w:val="20"/>
-        </w:rPr>
-        <w:t>II. RELATED WORK</w:t>
+        <w:t>Lebih berisiko lagi, akun pengguna baru secara default diberikan kata sandi terprediksi berbasis data publik kependudukan: akun mahasiswa menggunakan pola 'Mhs' diikuti Nomor Induk Kependudukan (NIK), sedangkan akun dosen dan staf menggunakan NIK murni tanpa awalan (bukti U-06, U-07) [3]. Di saat bersamaan, fitur verifikasi kepemilikan email (Verify Email) dalam kondisi dinonaktifkan (DISABLED), dan tindakan konfigurasi faktor kedua (Configure OTP) tidak dijadikan sebagai tindakan wajib (Required Action) saat pertama kali masuk (bukti T-04). Konfigurasi log audit juga tidak menetapkan batas kedaluwarsa peristiwa (Event Expiration kosong, bukti T-08), sehingga menyulitkan audit forensik jika terjadi insiden siber.</w:t>
       </w:r>
     </w:p>
     <w:p>
@@ -233,7 +219,7 @@
           <w:rFonts w:ascii="Times New Roman" w:hAnsi="Times New Roman"/>
           <w:sz w:val="19"/>
         </w:rPr>
-        <w:t>Perencanaan strategis SI/TI di sektor pendidikan tinggi telah banyak memanfaatkan kerangka kerja Ward &amp; Peppard karena kemampuannya memadukan perspektif bisnis dan teknologi secara seimbang [1], [5]. Framework ini menganalisis empat lingkungan: lingkungan bisnis internal, lingkungan bisnis eksternal, lingkungan SI/TI internal, dan lingkungan SI/TI eksternal, untuk menghasilkan tiga portofolio strategi: IS Strategy, IT Strategy, dan IS/IT Management Strategy.</w:t>
+        <w:t>Kelemahan arsitektur autentikasi satu faktor ini menimbulkan dua konsekuensi kritis yang mengancam keberlangsungan operasional universitas:</w:t>
       </w:r>
     </w:p>
     <w:p>
@@ -247,7 +233,7 @@
           <w:rFonts w:ascii="Times New Roman" w:hAnsi="Times New Roman"/>
           <w:sz w:val="19"/>
         </w:rPr>
-        <w:t>Dalam ranah autentikasi terpusat, Single Sign-On berbasis standar terbuka seperti OpenID Connect (OIDC) dan SAML 2.0 yang diorkestrasi oleh Keycloak terbukti mampu memangkas kelelahan kata sandi (password fatigue) dan mengisolasi logika autentikasi dari kode sumber aplikasi klien [6]. Namun, para peneliti keamanan menegaskan bahwa SSO faktor tunggal menciptakan titik kerentanan tunggal (Single Point of Failure/SPoF) [7]. Sekali kredensial pengguna terkompromi melalui teknik phishing atau credential stuffing, penyerang otomatis memperoleh tiket akses ke seluruh sistem informasi terhubung.</w:t>
+        <w:t>1. Kerentanan Keamanan Siber yang Masif: Kata sandi bawaan berbasis NIK sangat mudah diakses atau ditebak oleh pihak ketiga melalui rekayasa sosial, kebocoran data kependudukan eksternal, maupun teknik serangan otomatis (credential stuffing dan automated brute-force). Ketiadaan verifikasi faktor kedua menjadikan SSO sebagai Single Point of Failure (SPoF); sekali kata sandi mahasiswa atau dosen dibobol, penyerang memperoleh akses tanpa batas ke pangkalan data nilai akademik, data pribadi mahasiswa, dan sistem keuangan universitas [6].</w:t>
       </w:r>
     </w:p>
     <w:p>
@@ -261,12 +247,110 @@
           <w:rFonts w:ascii="Times New Roman" w:hAnsi="Times New Roman"/>
           <w:sz w:val="19"/>
         </w:rPr>
-        <w:t>Penerapan Multi-Factor Authentication (MFA) diakui secara global sebagai mitigasi paling efektif. Tinjauan teknologi MFA mengidentifikasi beberapa rumpun: Time-based One-Time Password (TOTP RFC 6238), FIDO2/WebAuthn hardware tokens, Push Notification, dan Out-of-band SMS/Email OTP [8]. Penelitian terdahulu di lingkungan universitas menunjukkan bahwa solusi berbasis SMS OTP tidak berkelanjutan karena memicu pembengkakan anggaran operasional pengiriman pesan komersial [9]. Sebaliknya, TOTP berbasis aplikasi seluler (Google/Microsoft Authenticator) dan standar WebAuthn menawarkan keunggulan bebas biaya lisensi yang sangat ideal bagi populasi kampus masif.</w:t>
+        <w:t>2. Beban Operasional Helpdesk yang Ekstrem: Ketiadaan verifikasi email mandiri memaksa seluruh pengguna yang mengalami kendala lupa kata sandi atau terkunci dari akun untuk mengajukan tiket bantuan secara manual ke sistem tiket SMILE PUSTIPANDA. Rekapitulasi tiket operasional mencatat 2.624 tiket manual menumpuk hanya untuk masalah pengaturan ulang kata sandi (bukti D-02) [7]. Hal ini menguras jam kerja staf TI, memperpanjang waktu pemulihan akun (MTTR), dan menurunkan tingkat kepuasan layanan.</w:t>
       </w:r>
     </w:p>
     <w:p>
       <w:pPr>
-        <w:spacing w:before="200" w:after="80"/>
+        <w:spacing w:before="0" w:after="60" w:line="252" w:lineRule="auto"/>
+        <w:ind w:firstLine="259"/>
+        <w:jc w:val="both"/>
+      </w:pPr>
+      <w:r>
+        <w:rPr>
+          <w:rFonts w:ascii="Times New Roman" w:hAnsi="Times New Roman"/>
+          <w:sz w:val="19"/>
+        </w:rPr>
+        <w:t>Dari perspektif regulasi dan kepatuhan hukum, pemberlakuan Undang-Undang No. 27 Tahun 2022 tentang Pelindungan Data Pribadi (UU PDP) secara tegas mewajibkan penyelenggara sistem elektronik untuk menjamin keamanan pemrosesan data pribadi melalui kontrol teknis yang memadai (Pasal 35). Membiarkan pangkalan data 45.219 sivitas akademika terproteksi hanya dengan kata sandi NIK default merupakan kelalaian serius yang berisiko memicu sanksi administratif dan hukum [8]. Selain itu, Peraturan Presiden No. 95 Tahun 2018 tentang Sistem Pemerintahan Berbasis Elektronik (SPBE) mengamanatkan penerapan autentikasi kuat pada layanan publik.</w:t>
+      </w:r>
+    </w:p>
+    <w:p>
+      <w:pPr>
+        <w:spacing w:before="0" w:after="60" w:line="252" w:lineRule="auto"/>
+        <w:ind w:firstLine="259"/>
+        <w:jc w:val="both"/>
+      </w:pPr>
+      <w:r>
+        <w:rPr>
+          <w:rFonts w:ascii="Times New Roman" w:hAnsi="Times New Roman"/>
+          <w:sz w:val="19"/>
+        </w:rPr>
+        <w:t>Berdasarkan permasalahan faktual tersebut, penelitian ini bertujuan merumuskan Perencanaan Strategis Sistem Informasi (IS/IT Strategic Planning) menggunakan metodologi Ward &amp; Peppard untuk memperkuat sistem SSO e-Semesta melalui integrasi Multi-Factor Authentication (MFA). Perencanaan strategis ini difokuskan pada pemanfaatan kapabilitas native Keycloak yang ada (tanpa pembangunan ulang dari nol / no greenfield rebuild) guna menciptakan arsitektur autentikasi berlapis yang nirbiaya lisensi, aman, patuh hukum, dan efisien secara operasional.</w:t>
+      </w:r>
+    </w:p>
+    <w:p>
+      <w:pPr>
+        <w:spacing w:before="220" w:after="80"/>
+        <w:jc w:val="center"/>
+      </w:pPr>
+      <w:r>
+        <w:rPr>
+          <w:rFonts w:ascii="Times New Roman" w:hAnsi="Times New Roman"/>
+          <w:b/>
+          <w:sz w:val="20"/>
+        </w:rPr>
+        <w:t>II. RELATED WORK &amp; THEORETICAL FOUNDATION</w:t>
+      </w:r>
+    </w:p>
+    <w:p>
+      <w:pPr>
+        <w:spacing w:before="0" w:after="60" w:line="252" w:lineRule="auto"/>
+        <w:ind w:firstLine="259"/>
+        <w:jc w:val="both"/>
+      </w:pPr>
+      <w:r>
+        <w:rPr>
+          <w:rFonts w:ascii="Times New Roman" w:hAnsi="Times New Roman"/>
+          <w:sz w:val="19"/>
+        </w:rPr>
+        <w:t>Kerangka kerja perencanaan strategis Ward &amp; Peppard merupakan metodologi standar yang diakui secara luas dalam bidang tata kelola sistem informasi untuk menjajaki keselarasan antara strategi bisnis dan strategi SI/TI [1]. Model ini mendasarkan analisisnya pada empat perspektif lingkungan: (1) Lingkungan Bisnis Internal, mencakup rantai nilai dan proses bisnis; (2) Lingkungan Bisnis Eksternal, mencakup dinamika industri dan regulasi PESTEL; (3) Lingkungan SI/TI Internal, mencakup portofolio aplikasi, infrastruktur, dan sumber daya manusia; serta (4) Lingkungan SI/TI Eksternal, mencakup tren teknologi dan standar keamanan terkini. Luaran utama dari metodologi ini adalah tiga pilar strategi: IS Strategy (apa yang dibutuhkan bisnis), IT Strategy (bagaimana teknologi menyediakannya), dan IS/IT Management Strategy (bagaimana tata kelola dan pengawasannya) [1], [9].</w:t>
+      </w:r>
+    </w:p>
+    <w:p>
+      <w:pPr>
+        <w:spacing w:before="0" w:after="60" w:line="252" w:lineRule="auto"/>
+        <w:ind w:firstLine="259"/>
+        <w:jc w:val="both"/>
+      </w:pPr>
+      <w:r>
+        <w:rPr>
+          <w:rFonts w:ascii="Times New Roman" w:hAnsi="Times New Roman"/>
+          <w:sz w:val="19"/>
+        </w:rPr>
+        <w:t>Dalam domain manajemen identitas dan akses (Identity and Access Management / IAM), Single Sign-On (SSO) memegang peranan krusial sebagai jembatan federasi identitas terpusat. Menggunakan protokol modern seperti OpenID Connect (OIDC) berbasis JSON Web Token (JWT) dan Security Assertion Markup Language (SAML 2.0) berbasis XML assertions, Keycloak bertindak sebagai Identity Provider (IdP) yang memisahkan otoritas kredensial dari aplikasi klien (Service Providers / Relying Parties) [10]. Melalui pemusatan ini, aplikasi hilir tidak perlu lagi menyimpan basis data kata sandi tersendiri, melainkan cukup mempercayai token digital bertanda tangan kriptografis yang diterbitkan oleh Keycloak.</w:t>
+      </w:r>
+    </w:p>
+    <w:p>
+      <w:pPr>
+        <w:spacing w:before="0" w:after="60" w:line="252" w:lineRule="auto"/>
+        <w:ind w:firstLine="259"/>
+        <w:jc w:val="both"/>
+      </w:pPr>
+      <w:r>
+        <w:rPr>
+          <w:rFonts w:ascii="Times New Roman" w:hAnsi="Times New Roman"/>
+          <w:sz w:val="19"/>
+        </w:rPr>
+        <w:t>Kendati demikian, literatur keamanan siber modern menegaskan bahwa SSO berbasis kata sandi tunggal menciptakan Single Point of Failure (SPoF) [6]. Apabila penyerang berhasil memperoleh kredensial melalui phishing, keylogger, atau serangan credential stuffing, seluruh 44 aplikasi yang terhubung dapat disusupi seketika. Oleh karena itu, penerapan Multi-Factor Authentication (MFA) menjadi keharusan mutlak. Standar NIST Special Publication 800-63B (Digital Identity Guidelines) membagi tingkatan jaminan autentikasi (Authentication Assurance Level / AAL) menjadi tiga level, di mana AAL2 mensyaratkan bukti kepemilikan dua faktor autentikasi yang berbeda, dan AAL3 mensyaratkan faktor kriptografis yang terikat pada perangkat keras fisik [11].</w:t>
+      </w:r>
+    </w:p>
+    <w:p>
+      <w:pPr>
+        <w:spacing w:before="0" w:after="60" w:line="252" w:lineRule="auto"/>
+        <w:ind w:firstLine="259"/>
+        <w:jc w:val="both"/>
+      </w:pPr>
+      <w:r>
+        <w:rPr>
+          <w:rFonts w:ascii="Times New Roman" w:hAnsi="Times New Roman"/>
+          <w:sz w:val="19"/>
+        </w:rPr>
+        <w:t>Evaluasi terhadap lanskap teknologi MFA kontemporer mencakup lima keluarga teknologi [12]: (1) Time-based One-Time Password (TOTP RFC 6238) melalui aplikasi authenticator ponsel pintar (Google Authenticator, Microsoft Authenticator, FreeOTP); (2) Fast Identity Online v2 (FIDO2) / WebAuthn berbasis kunci kriptografi asimetris publik-privat; (3) Push Notification berbasis aplikasi mobile; (4) Out-of-band SMS/WhatsApp OTP; dan (5) Passkeys yang tersinkronisasi via ekosistem cloud. Penelitian terdahulu oleh Sharma &amp; Kumar [13] mengevaluasi penerapan TOTP di kampus berskala kecil dan menyimpulkan bahwa TOTP merupakan opsi terbaik untuk populasi mahasiswa karena tidak membebankan biaya lisensi per-pengguna serta tidak membutuhkan biaya pulsa gateway SMS. Namun, studi mereka belum mengintegrasikan kebijakan tata kelola berjenjang (tiered rollout) dan otomatisasi pemulihan mandiri untuk populasi kampus berskala di atas 40.000 pengguna.</w:t>
+      </w:r>
+    </w:p>
+    <w:p>
+      <w:pPr>
+        <w:spacing w:before="220" w:after="80"/>
         <w:jc w:val="center"/>
       </w:pPr>
       <w:r>
@@ -289,12 +373,12 @@
           <w:rFonts w:ascii="Times New Roman" w:hAnsi="Times New Roman"/>
           <w:sz w:val="19"/>
         </w:rPr>
-        <w:t>Penelitian ini mengimplementasikan kerangka kerja perencanaan strategis Ward &amp; Peppard yang dieksekusi secara ketat melalui 15 milestone terstruktur (Milestone M0 hingga Milestone M14) dengan alur penelusuran berbasis bukti (evidence-based traceability) [10].</w:t>
+        <w:t>Penelitian perencanaan strategis ini dirancang mengikuti alur terstruktur kerangka kerja Ward &amp; Peppard yang dieksekusi melalui 15 milestone (M0 hingga M14) secara berurutan dan terkunci (locked). Setiap temuan dan rekomendasi strategis harus dapat ditelusuri ke bukti empiris dengan rantai penalaran: Bukti Empiris -&gt; Temuan Faktual -&gt; Isu Strategis -&gt; Sasaran Strategis -&gt; Inisiatif SI/TI -&gt; Arsitektur &amp; Portofolio -&gt; Peta Jalan -&gt; Indikator Kinerja Utama (KPI) [14].</w:t>
       </w:r>
     </w:p>
     <w:p>
       <w:pPr>
-        <w:spacing w:before="120" w:after="40"/>
+        <w:spacing w:before="140" w:after="40"/>
         <w:jc w:val="left"/>
       </w:pPr>
       <w:r>
@@ -304,7 +388,7 @@
           <w:i/>
           <w:sz w:val="19"/>
         </w:rPr>
-        <w:t>A. Pengumpulan dan Pendaftaran Bukti (Evidence Register)</w:t>
+        <w:t>A. Register Bukti Empiris (Source Register)</w:t>
       </w:r>
     </w:p>
     <w:p>
@@ -317,7 +401,7 @@
           <w:rFonts w:ascii="Times New Roman" w:hAnsi="Times New Roman"/>
           <w:sz w:val="19"/>
         </w:rPr>
-        <w:t>Seluruh analisis dibangun di atas data faktual yang didokumentasikan dalam Source Register (S1 hingga S19), mencakup:</w:t>
+        <w:t>Landasan fakta penelitian dihimpun dalam 19 sumber bukti terdaftar (S1 s/d S19) yang terverifikasi, meliputi:</w:t>
       </w:r>
     </w:p>
     <w:p>
@@ -331,7 +415,7 @@
           <w:rFonts w:ascii="Times New Roman" w:hAnsi="Times New Roman"/>
           <w:sz w:val="19"/>
         </w:rPr>
-        <w:t>1. 12 Bukti Teknis Tangkapan Layar Konsol Admin Keycloak (T-01 s/d T-12): Server Info, User Federation REST Migration, Login Events, Required Actions, Clients Halaman 1-3, Password Policy kosong, OTP Policy, Events Config, dan Client Scopes.</w:t>
+        <w:t>1. Bukti Teknis Konsol Keycloak (T-01 s/d T-12): Server Info Provider dev-sso.uinjkt.ac.id (T-01), User Federation REST Migration (T-02), Login Events Listener (T-03), Required Actions Pipeline (T-04), Client List Halaman 1-3 (T-05, T-11, T-12), Konfirmasi Password Policy Kosong (T-06), OTP Policy Keycloak (T-07), Events Config Expiration Kosong (T-08), dan Client Scopes OIDC/SAML (T-09).</w:t>
       </w:r>
     </w:p>
     <w:p>
@@ -345,7 +429,7 @@
           <w:rFonts w:ascii="Times New Roman" w:hAnsi="Times New Roman"/>
           <w:sz w:val="19"/>
         </w:rPr>
-        <w:t>2. 3 Dokumen Operasional Resmi (D-01 s/d D-03): Surat Implementasi Wi-Fi SSO (B-42/UPT.2/TI.05.04/04/2026), Ekspor 2.624 Tiket SMILE (D-02), dan Panduan Akses Jaringan.</w:t>
+        <w:t>2. Dokumen Operasional Resmi (D-01 s/d D-03): Surat Pemberitahuan Implementasi Wi-Fi SSO No. B-42/UPT.2/TI.05.04/04/2026 tanggal 29 April 2026 (D-01), Ekspor 2.624 Tiket Masalah Kata Sandi dan Login SMILE PUSTIPANDA (D-02), serta Panduan Akses Jaringan Internet Wi-Fi Kampus (D-03).</w:t>
       </w:r>
     </w:p>
     <w:p>
@@ -359,12 +443,12 @@
           <w:rFonts w:ascii="Times New Roman" w:hAnsi="Times New Roman"/>
           <w:sz w:val="19"/>
         </w:rPr>
-        <w:t>3. 10 Data Faktual Pengguna (U-01 s/d U-10): Statistik sivitas akademika, pola kata sandi default NIK/NIM, siklus hidup penonaktifan akun lulusan 3 bulan pasca kelulusan, dan sinkronisasi real-time eSDM.</w:t>
+        <w:t>3. Konfirmasi Data Pengguna &amp; Proses (U-01 s/d U-10): Data demografi 45.219 pengguna (U-01), pola kata sandi default NIK/NIM mahasiswa dan staf (U-06, U-07), konfirmasi migrasi penuh mahasiswa di produksi (U-09), siklus hidup penonaktifan akun lulusan 3 bulan pasca kelulusan (U-09), serta sinkronisasi real-time eSDM via client esdm-sync-service (U-10).</w:t>
       </w:r>
     </w:p>
     <w:p>
       <w:pPr>
-        <w:spacing w:before="120" w:after="40"/>
+        <w:spacing w:before="140" w:after="40"/>
         <w:jc w:val="left"/>
       </w:pPr>
       <w:r>
@@ -374,7 +458,7 @@
           <w:i/>
           <w:sz w:val="19"/>
         </w:rPr>
-        <w:t>B. Tahapan Analisis Ward &amp; Peppard</w:t>
+        <w:t>B. Instrumen dan Alat Analisis Strategis</w:t>
       </w:r>
     </w:p>
     <w:p>
@@ -388,7 +472,7 @@
           <w:rFonts w:ascii="Times New Roman" w:hAnsi="Times New Roman"/>
           <w:sz w:val="19"/>
         </w:rPr>
-        <w:t>1. Analisis Lingkungan Bisnis Internal: Memetakan proses bisnis inti tridharma perguruan tinggi dan rantai nilai (Value Chain) yang bergantung pada SSO.</w:t>
+        <w:t>1. Value Chain Analysis: Mengidentifikasi bagaimana autentikasi SSO menopang rantai nilai aktivitas utama tridharma perguruan tinggi dan aktivitas pendukung manajerial.</w:t>
       </w:r>
     </w:p>
     <w:p>
@@ -402,7 +486,7 @@
           <w:rFonts w:ascii="Times New Roman" w:hAnsi="Times New Roman"/>
           <w:sz w:val="19"/>
         </w:rPr>
-        <w:t>2. Analisis Lingkungan Bisnis Eksternal: Analisis PESTEL (Politik, Ekonomi, Sosial, Teknologi, Lingkungan, Legal) dengan fokus kepatuhan UU PDP No. 27/2022 dan regulasi SPBE.</w:t>
+        <w:t>2. PESTEL Analysis: Membedah pengaruh lingkungan eksternal pada 6 dimensi (Politik, Ekonomi, Sosial, Teknologi, Lingkungan, dan Legal) terhadap kebutuhan pengamanan identitas digital.</w:t>
       </w:r>
     </w:p>
     <w:p>
@@ -416,7 +500,7 @@
           <w:rFonts w:ascii="Times New Roman" w:hAnsi="Times New Roman"/>
           <w:sz w:val="19"/>
         </w:rPr>
-        <w:t>3. Analisis Lingkungan SI/TI Internal: Audit infrastruktur Keycloak IdP, integrasi REST API User Federation, dan konfigurasi keamanan eksisting.</w:t>
+        <w:t>3. Audit Lingkungan SI/TI Internal: Menilai kinerja infrastruktur Keycloak, integrasi pangkalan data, mekanisme sinkronisasi REST API, dan beban kerja personel helpdesk.</w:t>
       </w:r>
     </w:p>
     <w:p>
@@ -430,7 +514,7 @@
           <w:rFonts w:ascii="Times New Roman" w:hAnsi="Times New Roman"/>
           <w:sz w:val="19"/>
         </w:rPr>
-        <w:t>4. Analisis Lingkungan SI/TI Eksternal: Evaluasi komparatif 5 rumpun teknologi MFA terhadap kriteria biaya, resistensi phishing, dan kesesuaian kampus.</w:t>
+        <w:t>4. Evaluasi Komparatif Rumpun MFA: Menguji kesesuaian 5 rumpun teknologi MFA terhadap parameter biaya lisensi, resistensi phishing, ketergantungan infrastruktur, dan kemudahan pengguna.</w:t>
       </w:r>
     </w:p>
     <w:p>
@@ -444,7 +528,7 @@
           <w:rFonts w:ascii="Times New Roman" w:hAnsi="Times New Roman"/>
           <w:sz w:val="19"/>
         </w:rPr>
-        <w:t>5. Sintesis SWOT dan Matriks TOWS: Merumuskan strategi SO, WO, ST, dan WT serta menetapkan 4 isu strategis terprioritas (IS-1 s/d IS-4).</w:t>
+        <w:t>5. Matriks SWOT &amp; TOWS: Menyandingkan kekuatan dan kelemahan internal dengan peluang dan ancaman eksternal untuk melahirkan inisiatif strategis SO, WO, ST, dan WT.</w:t>
       </w:r>
     </w:p>
     <w:p>
@@ -458,7 +542,7 @@
           <w:rFonts w:ascii="Times New Roman" w:hAnsi="Times New Roman"/>
           <w:sz w:val="19"/>
         </w:rPr>
-        <w:t>6. Analisis Kesenjangan (Gap Analysis): Membandingkan kondisi saat ini (As-Is) terhadap kondisi target (To-Be) pada 7 dimensi.</w:t>
+        <w:t>6. Gap Analysis Matrix: Mengukur kesenjangan antara kondisi saat ini (As-Is Baseline) dan kondisi target (To-Be Improved) pada 7 dimensi.</w:t>
       </w:r>
     </w:p>
     <w:p>
@@ -472,12 +556,26 @@
           <w:rFonts w:ascii="Times New Roman" w:hAnsi="Times New Roman"/>
           <w:sz w:val="19"/>
         </w:rPr>
-        <w:t>7. Formulasi Strategi &amp; Peta Jalan: Merumuskan strategi SI, TI, dan Manajemen, merancang arsitektur target, memetakan McFarlan Grid, menyusun roadmap 12 bulan, dan menetapkan 12 KPI terukur.</w:t>
+        <w:t>7. McFarlan Strategic Grid: Mengklasifikasikan portofolio aplikasi dan sistem informasi ke dalam empat kuadran: Strategic, High Potential, Key Operational, dan Support [15].</w:t>
       </w:r>
     </w:p>
     <w:p>
       <w:pPr>
-        <w:spacing w:before="200" w:after="80"/>
+        <w:spacing w:before="0" w:after="60" w:line="252" w:lineRule="auto"/>
+        <w:ind w:firstLine="259"/>
+        <w:jc w:val="both"/>
+      </w:pPr>
+      <w:r>
+        <w:rPr>
+          <w:rFonts w:ascii="Times New Roman" w:hAnsi="Times New Roman"/>
+          <w:sz w:val="19"/>
+        </w:rPr>
+        <w:t>8. Peta Jalan &amp; KPI: Merancang tahapan implementasi 12 bulan berbasis manajemen risiko serta menyusun 12 metrik pengukuran keberhasilan strategis.</w:t>
+      </w:r>
+    </w:p>
+    <w:p>
+      <w:pPr>
+        <w:spacing w:before="220" w:after="80"/>
         <w:jc w:val="center"/>
       </w:pPr>
       <w:r>
@@ -491,7 +589,7 @@
     </w:p>
     <w:p>
       <w:pPr>
-        <w:spacing w:before="120" w:after="40"/>
+        <w:spacing w:before="140" w:after="40"/>
         <w:jc w:val="left"/>
       </w:pPr>
       <w:r>
@@ -501,7 +599,7 @@
           <w:i/>
           <w:sz w:val="19"/>
         </w:rPr>
-        <w:t>A. Evaluasi Kondisi Eksisting SSO e-Semesta (Keycloak)</w:t>
+        <w:t>A. Evaluasi Kondisi Eksisting SSO (Keycloak Realm SSOUIN)</w:t>
       </w:r>
     </w:p>
     <w:p>
@@ -515,7 +613,7 @@
           <w:rFonts w:ascii="Times New Roman" w:hAnsi="Times New Roman"/>
           <w:sz w:val="19"/>
         </w:rPr>
-        <w:t>SSO e-Semesta UIN Syarif Hidayatullah Jakarta beroperasi pada lingkungan produksi app-sso.uinjkt.ac.id menggunakan Keycloak versi Quarkus. Hasil penelusuran konsol administratif membuktikan 44 klien aplikasi terdaftar (eAkademik, eRegistrasi, eSDM, Wi-Fi SSO, PLO, dll.). Federasi identitas dosen dan tendik dikelola secara real-time melalui REST Client esdm-sync-service (T-11, U-10), sedangkan data mahasiswa telah dimigrasi penuh ke pangkalan data lokal Keycloak (U-09).</w:t>
+        <w:t>Audit teknis terhadap SSO e-Semesta di lingkungan produksi app-sso.uinjkt.ac.id menunjukkan bahwa platform Keycloak telah terpasang dengan kokoh di atas arsitektur runtime modern (Quarkus) dan didukung basis data PostgreSQL. Mekanisme federasi identitas menggunakan provider User Migration Using A REST Client (T-02). Untuk dosen dan tenaga kependidikan, integrasi User Federation berada dalam status enabled dan melakukan sinkronisasi dua arah secara real-time melalui service client esdm-sync-service (T-11, U-10). Sementara untuk mahasiswa, seluruh akun telah dimigrasi penuh ke basis data lokal Keycloak (U-09), sehingga User Federation eAkademik dinonaktifkan (disabled) demi optimalisasi performa kueri.</w:t>
       </w:r>
     </w:p>
     <w:p>
@@ -529,7 +627,7 @@
           <w:rFonts w:ascii="Times New Roman" w:hAnsi="Times New Roman"/>
           <w:sz w:val="19"/>
         </w:rPr>
-        <w:t>Meskipun infrastruktur dasar berjalan stabil, audit menemukan kelemahan postur keamanan kritis yang dirangkum pada Tabel 1.</w:t>
+        <w:t>Hasil penelusuran konsol administratif mengonfirmasi 44 client aplikasi terdaftar, mencakup aplikasi akademik inti (eAkademik, eRegistrasi, dev-lms Moodle, eRiset, eKKN, PLO), aplikasi SDM (eSDM, eKinerja), aplikasi finansial (eFinansi, ePembayaran, eAset, eBeasiswa), portal alumni, dan jaringan Wi-Fi SSO kampus. Namun, evaluasi keamanan baseline menemukan celah kritis yang dirangkum pada Tabel 1.</w:t>
       </w:r>
     </w:p>
     <w:p>
@@ -543,7 +641,7 @@
           <w:b/>
           <w:sz w:val="16"/>
         </w:rPr>
-        <w:t>Table 1. Evaluasi Bukti Teknis Konsol Keycloak SSO</w:t>
+        <w:t>Table 1. Evaluasi Bukti Teknis Konsol Keycloak SSO Eksisting</w:t>
       </w:r>
     </w:p>
     <w:tbl>
@@ -556,7 +654,7 @@
           <w:bottom w:val="single" w:sz="4" w:space="0" w:color="000000"/>
           <w:left w:val="none"/>
           <w:right w:val="none"/>
-          <w:insideH w:val="single" w:sz="4" w:space="0" w:color="D0D0D0"/>
+          <w:insideH w:val="single" w:sz="4" w:space="0" w:color="D5D5D5"/>
           <w:insideV w:val="none"/>
         </w:tblBorders>
       </w:tblPr>
@@ -579,7 +677,7 @@
           </w:tcPr>
           <w:p>
             <w:pPr>
-              <w:spacing w:before="20" w:after="20" w:line="240" w:lineRule="auto"/>
+              <w:spacing w:before="20" w:after="20" w:line="245" w:lineRule="auto"/>
               <w:jc w:val="center"/>
             </w:pPr>
             <w:r>
@@ -590,7 +688,7 @@
                 <w:color w:val="000000"/>
                 <w:sz w:val="14"/>
               </w:rPr>
-              <w:t>Komponen Konfigurasi</w:t>
+              <w:t>Parameter Audit</w:t>
             </w:r>
           </w:p>
         </w:tc>
@@ -607,7 +705,7 @@
           </w:tcPr>
           <w:p>
             <w:pPr>
-              <w:spacing w:before="20" w:after="20" w:line="240" w:lineRule="auto"/>
+              <w:spacing w:before="20" w:after="20" w:line="245" w:lineRule="auto"/>
               <w:jc w:val="center"/>
             </w:pPr>
             <w:r>
@@ -618,7 +716,7 @@
                 <w:color w:val="000000"/>
                 <w:sz w:val="14"/>
               </w:rPr>
-              <w:t>Status Eksisting (As-Is)</w:t>
+              <w:t>Kondisi Eksisting (As-Is)</w:t>
             </w:r>
           </w:p>
         </w:tc>
@@ -635,7 +733,7 @@
           </w:tcPr>
           <w:p>
             <w:pPr>
-              <w:spacing w:before="20" w:after="20" w:line="240" w:lineRule="auto"/>
+              <w:spacing w:before="20" w:after="20" w:line="245" w:lineRule="auto"/>
               <w:jc w:val="center"/>
             </w:pPr>
             <w:r>
@@ -646,7 +744,7 @@
                 <w:color w:val="000000"/>
                 <w:sz w:val="14"/>
               </w:rPr>
-              <w:t>Tingkat Risiko &amp; Dampak</w:t>
+              <w:t>Implikasi &amp; Tingkat Risiko</w:t>
             </w:r>
           </w:p>
         </w:tc>
@@ -664,7 +762,7 @@
           </w:tcPr>
           <w:p>
             <w:pPr>
-              <w:spacing w:before="20" w:after="20" w:line="240" w:lineRule="auto"/>
+              <w:spacing w:before="20" w:after="20" w:line="245" w:lineRule="auto"/>
               <w:jc w:val="left"/>
             </w:pPr>
             <w:r>
@@ -691,7 +789,7 @@
           </w:tcPr>
           <w:p>
             <w:pPr>
-              <w:spacing w:before="20" w:after="20" w:line="240" w:lineRule="auto"/>
+              <w:spacing w:before="20" w:after="20" w:line="245" w:lineRule="auto"/>
               <w:jc w:val="left"/>
             </w:pPr>
             <w:r>
@@ -718,7 +816,7 @@
           </w:tcPr>
           <w:p>
             <w:pPr>
-              <w:spacing w:before="20" w:after="20" w:line="240" w:lineRule="auto"/>
+              <w:spacing w:before="20" w:after="20" w:line="245" w:lineRule="auto"/>
               <w:jc w:val="left"/>
             </w:pPr>
             <w:r>
@@ -729,7 +827,7 @@
                 <w:color w:val="000000"/>
                 <w:sz w:val="14"/>
               </w:rPr>
-              <w:t>KRITIS (Kata sandi lemah mudah ditebak)</w:t>
+              <w:t>KRITIS (Kata sandi 123456 diizinkan, rentan brute-force)</w:t>
             </w:r>
           </w:p>
         </w:tc>
@@ -747,7 +845,7 @@
           </w:tcPr>
           <w:p>
             <w:pPr>
-              <w:spacing w:before="20" w:after="20" w:line="240" w:lineRule="auto"/>
+              <w:spacing w:before="20" w:after="20" w:line="245" w:lineRule="auto"/>
               <w:jc w:val="left"/>
             </w:pPr>
             <w:r>
@@ -774,7 +872,7 @@
           </w:tcPr>
           <w:p>
             <w:pPr>
-              <w:spacing w:before="20" w:after="20" w:line="240" w:lineRule="auto"/>
+              <w:spacing w:before="20" w:after="20" w:line="245" w:lineRule="auto"/>
               <w:jc w:val="left"/>
             </w:pPr>
             <w:r>
@@ -801,7 +899,7 @@
           </w:tcPr>
           <w:p>
             <w:pPr>
-              <w:spacing w:before="20" w:after="20" w:line="240" w:lineRule="auto"/>
+              <w:spacing w:before="20" w:after="20" w:line="245" w:lineRule="auto"/>
               <w:jc w:val="left"/>
             </w:pPr>
             <w:r>
@@ -812,7 +910,7 @@
                 <w:color w:val="000000"/>
                 <w:sz w:val="14"/>
               </w:rPr>
-              <w:t>KRITIS (Data NIK publik rentan dibajak)</w:t>
+              <w:t>KRITIS (Data NIK bersifat publik, rentan penyerobotan)</w:t>
             </w:r>
           </w:p>
         </w:tc>
@@ -830,7 +928,7 @@
           </w:tcPr>
           <w:p>
             <w:pPr>
-              <w:spacing w:before="20" w:after="20" w:line="240" w:lineRule="auto"/>
+              <w:spacing w:before="20" w:after="20" w:line="245" w:lineRule="auto"/>
               <w:jc w:val="left"/>
             </w:pPr>
             <w:r>
@@ -857,7 +955,7 @@
           </w:tcPr>
           <w:p>
             <w:pPr>
-              <w:spacing w:before="20" w:after="20" w:line="240" w:lineRule="auto"/>
+              <w:spacing w:before="20" w:after="20" w:line="245" w:lineRule="auto"/>
               <w:jc w:val="left"/>
             </w:pPr>
             <w:r>
@@ -884,7 +982,7 @@
           </w:tcPr>
           <w:p>
             <w:pPr>
-              <w:spacing w:before="20" w:after="20" w:line="240" w:lineRule="auto"/>
+              <w:spacing w:before="20" w:after="20" w:line="245" w:lineRule="auto"/>
               <w:jc w:val="left"/>
             </w:pPr>
             <w:r>
@@ -895,7 +993,7 @@
                 <w:color w:val="000000"/>
                 <w:sz w:val="14"/>
               </w:rPr>
-              <w:t>TINGGI (Hanya login faktor tunggal)</w:t>
+              <w:t>TINGGI (Hanya login 1 faktor kata sandi tanpa perlindungan)</w:t>
             </w:r>
           </w:p>
         </w:tc>
@@ -913,7 +1011,7 @@
           </w:tcPr>
           <w:p>
             <w:pPr>
-              <w:spacing w:before="20" w:after="20" w:line="240" w:lineRule="auto"/>
+              <w:spacing w:before="20" w:after="20" w:line="245" w:lineRule="auto"/>
               <w:jc w:val="left"/>
             </w:pPr>
             <w:r>
@@ -940,7 +1038,7 @@
           </w:tcPr>
           <w:p>
             <w:pPr>
-              <w:spacing w:before="20" w:after="20" w:line="240" w:lineRule="auto"/>
+              <w:spacing w:before="20" w:after="20" w:line="245" w:lineRule="auto"/>
               <w:jc w:val="left"/>
             </w:pPr>
             <w:r>
@@ -967,7 +1065,7 @@
           </w:tcPr>
           <w:p>
             <w:pPr>
-              <w:spacing w:before="20" w:after="20" w:line="240" w:lineRule="auto"/>
+              <w:spacing w:before="20" w:after="20" w:line="245" w:lineRule="auto"/>
               <w:jc w:val="left"/>
             </w:pPr>
             <w:r>
@@ -978,7 +1076,7 @@
                 <w:color w:val="000000"/>
                 <w:sz w:val="14"/>
               </w:rPr>
-              <w:t>TINGGI (Email pemulihan tidak terverifikasi)</w:t>
+              <w:t>TINGGI (Email pemulihan tidak terverifikasi, picu tiket SMILE)</w:t>
             </w:r>
           </w:p>
         </w:tc>
@@ -996,7 +1094,7 @@
           </w:tcPr>
           <w:p>
             <w:pPr>
-              <w:spacing w:before="20" w:after="20" w:line="240" w:lineRule="auto"/>
+              <w:spacing w:before="20" w:after="20" w:line="245" w:lineRule="auto"/>
               <w:jc w:val="left"/>
             </w:pPr>
             <w:r>
@@ -1023,7 +1121,7 @@
           </w:tcPr>
           <w:p>
             <w:pPr>
-              <w:spacing w:before="20" w:after="20" w:line="240" w:lineRule="auto"/>
+              <w:spacing w:before="20" w:after="20" w:line="245" w:lineRule="auto"/>
               <w:jc w:val="left"/>
             </w:pPr>
             <w:r>
@@ -1050,7 +1148,7 @@
           </w:tcPr>
           <w:p>
             <w:pPr>
-              <w:spacing w:before="20" w:after="20" w:line="240" w:lineRule="auto"/>
+              <w:spacing w:before="20" w:after="20" w:line="245" w:lineRule="auto"/>
               <w:jc w:val="left"/>
             </w:pPr>
             <w:r>
@@ -1061,7 +1159,7 @@
                 <w:color w:val="000000"/>
                 <w:sz w:val="14"/>
               </w:rPr>
-              <w:t>SEDANG (Log audit berisiko hilang/penuh)</w:t>
+              <w:t>SEDANG (Log audit menumpuk tanpa retensi 180 hari)</w:t>
             </w:r>
           </w:p>
         </w:tc>
@@ -1074,7 +1172,7 @@
     </w:p>
     <w:p>
       <w:pPr>
-        <w:spacing w:before="120" w:after="40"/>
+        <w:spacing w:before="140" w:after="40"/>
         <w:jc w:val="left"/>
       </w:pPr>
       <w:r>
@@ -1084,7 +1182,7 @@
           <w:i/>
           <w:sz w:val="19"/>
         </w:rPr>
-        <w:t>B. Analisis Lingkungan Bisnis dan PESTEL</w:t>
+        <w:t>B. Analisis Lingkungan Bisnis Internal &amp; Rantai Nilai (Value Chain)</w:t>
       </w:r>
     </w:p>
     <w:p>
@@ -1098,7 +1196,7 @@
           <w:rFonts w:ascii="Times New Roman" w:hAnsi="Times New Roman"/>
           <w:sz w:val="19"/>
         </w:rPr>
-        <w:t>Analisis PESTEL menggarisbawahi faktor pendorong utama transformasi autentikasi:</w:t>
+        <w:t>Dalam Value Chain perguruan tinggi, aktivitas utama tridharma mencakup: (1) Logistik Masuk (Penerimaan Mahasiswa Baru via eadmisi dan eRegistrasi); (2) Operasi Pembelajaran &amp; Pengajaran (Perkuliahan KRS via eAkademik dan ujian daring di dev-lms); (3) Logistik Keluar &amp; Kelulusan (Yudisium, tracer study via eAlumni); serta (4) Penelitian dan Pengabdian Masyarakat (Repositori riset eRiset dan KKN daring eKKN). Di sisi lain, aktivitas pendukung meliputi tata pamong dan kepegawaian (eSDM, eKinerja), pengelolaan finansial (eFinansi, ePembayaran UKT), pengelolaan aset BMN (eAset), dan persuratan resmi (PLO) [16].</w:t>
       </w:r>
     </w:p>
     <w:p>
@@ -1112,7 +1210,22 @@
           <w:rFonts w:ascii="Times New Roman" w:hAnsi="Times New Roman"/>
           <w:sz w:val="19"/>
         </w:rPr>
-        <w:t>1. Politik &amp; Legal: Kebijakan Arsitektur SPBE Nasional dan pemberlakuan UU PDP No. 27/2022. Kegagalan melindungi data sivitas akademika berakibat sanksi administratif dan hukum.</w:t>
+        <w:t>Analisis membuktikan bahwa SSO e-Semesta memegang peran ganda: sebagai Access Enabler yang memfasilitasi kelancaran interaksi 45.219 pengguna ke seluruh rantai nilai, sekaligus sebagai Value Safeguard yang melindungi kerahasiaan data nilai mahasiswa, dokumen kepegawaian, dan transaksi finansial dari kebocoran atau perusakan ilegal.</w:t>
+      </w:r>
+    </w:p>
+    <w:p>
+      <w:pPr>
+        <w:spacing w:before="140" w:after="40"/>
+        <w:jc w:val="left"/>
+      </w:pPr>
+      <w:r>
+        <w:rPr>
+          <w:rFonts w:ascii="Times New Roman" w:hAnsi="Times New Roman"/>
+          <w:b/>
+          <w:i/>
+          <w:sz w:val="19"/>
+        </w:rPr>
+        <w:t>C. Analisis Lingkungan Bisnis Eksternal &amp; PESTEL</w:t>
       </w:r>
     </w:p>
     <w:p>
@@ -1126,7 +1239,7 @@
           <w:rFonts w:ascii="Times New Roman" w:hAnsi="Times New Roman"/>
           <w:sz w:val="19"/>
         </w:rPr>
-        <w:t>2. Ekonomi: Penanganan 2.624 tiket manual SMILE menghabiskan jam kerja staf helpdesk. Efisiensi operasional dapat dicapai melalui otomasi pemulihan mandiri.</w:t>
+        <w:t>Analisis PESTEL membedah dinamika makro eksternal yang mendorong urgensi transformasi autentikasi SSO:</w:t>
       </w:r>
     </w:p>
     <w:p>
@@ -1140,22 +1253,7 @@
           <w:rFonts w:ascii="Times New Roman" w:hAnsi="Times New Roman"/>
           <w:sz w:val="19"/>
         </w:rPr>
-        <w:t>3. Sosial &amp; Teknologi: Mahasiswa mengharapkan login yang mulus dan modern di ponsel pintar, didukung ketersediaan algoritma TOTP bawaan pada Keycloak tanpa biaya lisensi tambahan.</w:t>
-      </w:r>
-    </w:p>
-    <w:p>
-      <w:pPr>
-        <w:spacing w:before="120" w:after="40"/>
-        <w:jc w:val="left"/>
-      </w:pPr>
-      <w:r>
-        <w:rPr>
-          <w:rFonts w:ascii="Times New Roman" w:hAnsi="Times New Roman"/>
-          <w:b/>
-          <w:i/>
-          <w:sz w:val="19"/>
-        </w:rPr>
-        <w:t>C. Analisis SWOT dan Isu Strategis Terprioritas</w:t>
+        <w:t>1. Politik: Mandat Perpres No. 95/2018 tentang SPBE dan regulasi Kementerian Agama yang mewajibkan interoperabilitas data nasional dan sistem autentikasi aman.</w:t>
       </w:r>
     </w:p>
     <w:p>
@@ -1169,7 +1267,7 @@
           <w:rFonts w:ascii="Times New Roman" w:hAnsi="Times New Roman"/>
           <w:sz w:val="19"/>
         </w:rPr>
-        <w:t>Matriks TOWS mengonstruksi 4 strategi kunci: (1) SO: Memanfaatkan kapabilitas native TOTP/WebAuthn Keycloak untuk memenuhi standar UU PDP pada 44 klien aplikasi; (2) WO: Mengaktifkan Password Policy dan Verify Email untuk menekan tiket SMILE; (3) ST: Mewajibkan MFA untuk menangkal serangan credential stuffing; dan (4) WT: Menghentikan password NIK dan menerapkan hardware token bagi admin.</w:t>
+        <w:t>2. Ekonomi: Penanganan 2.624 tiket manual di helpdesk SMILE menimbulkan pemborosan jam kerja operasional staf TI. Efisiensi dapat diwujudkan melalui sistem pemulihan mandiri.</w:t>
       </w:r>
     </w:p>
     <w:p>
@@ -1183,22 +1281,7 @@
           <w:rFonts w:ascii="Times New Roman" w:hAnsi="Times New Roman"/>
           <w:sz w:val="19"/>
         </w:rPr>
-        <w:t>Dari analisis tersebut, ditetapkan 4 Isu Strategis Terprioritas: IS-1 (P1-Kritis): Penghapusan Kata Sandi NIK dan Enforce Password Policy; IS-2 (P2-Kritis): Penerapan MFA Bertahap Berbasis Risiko; IS-3 (P3-Tinggi): Sistem Pemulihan Akun Mandiri (Self-Service Recovery); IS-4 (P4-Sedang): Tata Kelola SOP SSO dan Retensi Log 180 Hari.</w:t>
-      </w:r>
-    </w:p>
-    <w:p>
-      <w:pPr>
-        <w:spacing w:before="120" w:after="40"/>
-        <w:jc w:val="left"/>
-      </w:pPr>
-      <w:r>
-        <w:rPr>
-          <w:rFonts w:ascii="Times New Roman" w:hAnsi="Times New Roman"/>
-          <w:b/>
-          <w:i/>
-          <w:sz w:val="19"/>
-        </w:rPr>
-        <w:t>D. Analisis Kesenjangan (Gap Analysis)</w:t>
+        <w:t>3. Sosial: Sivitas akademika generasi digital menghendaki proses login yang cepat, mulus, dan terintegrasi di perangkat mobile tanpa mengorbankan keamanan.</w:t>
       </w:r>
     </w:p>
     <w:p>
@@ -1212,7 +1295,93 @@
           <w:rFonts w:ascii="Times New Roman" w:hAnsi="Times New Roman"/>
           <w:sz w:val="19"/>
         </w:rPr>
-        <w:t>Perbandingan kondisi eksisting (As-Is) terhadap kondisi target (To-Be) dipetakan pada Tabel 2 untuk menjadi dasar perumusan inisiatif aksi.</w:t>
+        <w:t>4. Teknologi: Kematangan algoritma open-source TOTP (RFC 6238) dan standar FIDO2/WebAuthn yang telah didukung penuh oleh Keycloak secara native tanpa biaya lisensi tambahan.</w:t>
+      </w:r>
+    </w:p>
+    <w:p>
+      <w:pPr>
+        <w:spacing w:before="0" w:after="60" w:line="252" w:lineRule="auto"/>
+        <w:ind w:firstLine="259"/>
+        <w:jc w:val="both"/>
+      </w:pPr>
+      <w:r>
+        <w:rPr>
+          <w:rFonts w:ascii="Times New Roman" w:hAnsi="Times New Roman"/>
+          <w:sz w:val="19"/>
+        </w:rPr>
+        <w:t>5. Lingkungan: Digitalisasi persuratan kampus (PLO) dan perkuliahan daring memangkas konsumsi kertas secara signifikan.</w:t>
+      </w:r>
+    </w:p>
+    <w:p>
+      <w:pPr>
+        <w:spacing w:before="0" w:after="60" w:line="252" w:lineRule="auto"/>
+        <w:ind w:firstLine="259"/>
+        <w:jc w:val="both"/>
+      </w:pPr>
+      <w:r>
+        <w:rPr>
+          <w:rFonts w:ascii="Times New Roman" w:hAnsi="Times New Roman"/>
+          <w:sz w:val="19"/>
+        </w:rPr>
+        <w:t>6. Legal: Kepatuhan mutlak terhadap UU No. 27/2022 tentang Pelindungan Data Pribadi (UU PDP). Pasal 35 UU PDP mengancam sanksi berat bagi instansi yang lalai menjaga keamanan pemrosesan data pribadi.</w:t>
+      </w:r>
+    </w:p>
+    <w:p>
+      <w:pPr>
+        <w:spacing w:before="140" w:after="40"/>
+        <w:jc w:val="left"/>
+      </w:pPr>
+      <w:r>
+        <w:rPr>
+          <w:rFonts w:ascii="Times New Roman" w:hAnsi="Times New Roman"/>
+          <w:b/>
+          <w:i/>
+          <w:sz w:val="19"/>
+        </w:rPr>
+        <w:t>D. Analisis Lingkungan SI/TI Internal</w:t>
+      </w:r>
+    </w:p>
+    <w:p>
+      <w:pPr>
+        <w:spacing w:before="0" w:after="60" w:line="252" w:lineRule="auto"/>
+        <w:ind w:firstLine="259"/>
+        <w:jc w:val="both"/>
+      </w:pPr>
+      <w:r>
+        <w:rPr>
+          <w:rFonts w:ascii="Times New Roman" w:hAnsi="Times New Roman"/>
+          <w:sz w:val="19"/>
+        </w:rPr>
+        <w:t>Evaluasi arsitektur internal menunjukkan bahwa Keycloak beroperasi dalam mode klaster berkinerja tinggi. Namun, pengelolaan siklus hidup akun (Identity Lifecycle Management) masih memiliki kelemahan operasional. Mahasiswa yang lulus baru dinonaktifkan akunnya 3 bulan setelah kelulusan (U-09), sementara mahasiswa non-aktif/DO langsung dinonaktifkan seketika. Untuk dosen dan tendik, sinkronisasi berjalan otomatis via esdm-sync-service (U-10). Kelemahan paling mencolok terletak pada ketiadaan SOP keamanan SSO tertulis dan ketergantungan helpdesk SMILE pada verifikasi manual via telepon atau pesan percakapan, yang sangat rentan terhadap manipulasi rekayasa sosial (social engineering).</w:t>
+      </w:r>
+    </w:p>
+    <w:p>
+      <w:pPr>
+        <w:spacing w:before="140" w:after="40"/>
+        <w:jc w:val="left"/>
+      </w:pPr>
+      <w:r>
+        <w:rPr>
+          <w:rFonts w:ascii="Times New Roman" w:hAnsi="Times New Roman"/>
+          <w:b/>
+          <w:i/>
+          <w:sz w:val="19"/>
+        </w:rPr>
+        <w:t>E. Analisis Lingkungan SI/TI Eksternal &amp; Evaluasi Rumpun MFA</w:t>
+      </w:r>
+    </w:p>
+    <w:p>
+      <w:pPr>
+        <w:spacing w:before="0" w:after="60" w:line="252" w:lineRule="auto"/>
+        <w:ind w:firstLine="259"/>
+        <w:jc w:val="both"/>
+      </w:pPr>
+      <w:r>
+        <w:rPr>
+          <w:rFonts w:ascii="Times New Roman" w:hAnsi="Times New Roman"/>
+          <w:sz w:val="19"/>
+        </w:rPr>
+        <w:t>Untuk menentukan teknologi MFA yang paling tepat, dilakukan evaluasi komparatif netral terhadap lima rumpun teknologi autentikasi faktor kedua pada Tabel 2.</w:t>
       </w:r>
     </w:p>
     <w:p>
@@ -1226,7 +1395,7 @@
           <w:b/>
           <w:sz w:val="16"/>
         </w:rPr>
-        <w:t>Table 2. Analisis Kesenjangan As-Is vs To-Be</w:t>
+        <w:t>Table 2. Evaluasi Komparatif 5 Rumpun Teknologi MFA di Perguruan Tinggi</w:t>
       </w:r>
     </w:p>
     <w:tbl>
@@ -1239,7 +1408,918 @@
           <w:bottom w:val="single" w:sz="4" w:space="0" w:color="000000"/>
           <w:left w:val="none"/>
           <w:right w:val="none"/>
-          <w:insideH w:val="single" w:sz="4" w:space="0" w:color="D0D0D0"/>
+          <w:insideH w:val="single" w:sz="4" w:space="0" w:color="D5D5D5"/>
+          <w:insideV w:val="none"/>
+        </w:tblBorders>
+      </w:tblPr>
+      <w:tblGrid>
+        <w:gridCol w:w="2007"/>
+        <w:gridCol w:w="2007"/>
+        <w:gridCol w:w="2007"/>
+        <w:gridCol w:w="2007"/>
+        <w:gridCol w:w="2007"/>
+      </w:tblGrid>
+      <w:tr>
+        <w:tc>
+          <w:tcPr>
+            <w:tcW w:type="dxa" w:w="1152"/>
+            <w:shd w:fill="EAEAEA"/>
+            <w:tcMar>
+              <w:top w:w="40" w:type="dxa"/>
+              <w:bottom w:w="40" w:type="dxa"/>
+              <w:left w:w="40" w:type="dxa"/>
+              <w:right w:w="40" w:type="dxa"/>
+            </w:tcMar>
+          </w:tcPr>
+          <w:p>
+            <w:pPr>
+              <w:spacing w:before="20" w:after="20" w:line="245" w:lineRule="auto"/>
+              <w:jc w:val="center"/>
+            </w:pPr>
+            <w:r>
+              <w:rPr>
+                <w:rFonts w:ascii="Times New Roman" w:hAnsi="Times New Roman"/>
+                <w:b/>
+                <w:i w:val="0"/>
+                <w:color w:val="000000"/>
+                <w:sz w:val="13"/>
+              </w:rPr>
+              <w:t>Rumpun MFA</w:t>
+            </w:r>
+          </w:p>
+        </w:tc>
+        <w:tc>
+          <w:tcPr>
+            <w:tcW w:type="dxa" w:w="1152"/>
+            <w:shd w:fill="EAEAEA"/>
+            <w:tcMar>
+              <w:top w:w="40" w:type="dxa"/>
+              <w:bottom w:w="40" w:type="dxa"/>
+              <w:left w:w="40" w:type="dxa"/>
+              <w:right w:w="40" w:type="dxa"/>
+            </w:tcMar>
+          </w:tcPr>
+          <w:p>
+            <w:pPr>
+              <w:spacing w:before="20" w:after="20" w:line="245" w:lineRule="auto"/>
+              <w:jc w:val="center"/>
+            </w:pPr>
+            <w:r>
+              <w:rPr>
+                <w:rFonts w:ascii="Times New Roman" w:hAnsi="Times New Roman"/>
+                <w:b/>
+                <w:i w:val="0"/>
+                <w:color w:val="000000"/>
+                <w:sz w:val="13"/>
+              </w:rPr>
+              <w:t>Biaya Lisensi / Pesan</w:t>
+            </w:r>
+          </w:p>
+        </w:tc>
+        <w:tc>
+          <w:tcPr>
+            <w:tcW w:type="dxa" w:w="864"/>
+            <w:shd w:fill="EAEAEA"/>
+            <w:tcMar>
+              <w:top w:w="40" w:type="dxa"/>
+              <w:bottom w:w="40" w:type="dxa"/>
+              <w:left w:w="40" w:type="dxa"/>
+              <w:right w:w="40" w:type="dxa"/>
+            </w:tcMar>
+          </w:tcPr>
+          <w:p>
+            <w:pPr>
+              <w:spacing w:before="20" w:after="20" w:line="245" w:lineRule="auto"/>
+              <w:jc w:val="center"/>
+            </w:pPr>
+            <w:r>
+              <w:rPr>
+                <w:rFonts w:ascii="Times New Roman" w:hAnsi="Times New Roman"/>
+                <w:b/>
+                <w:i w:val="0"/>
+                <w:color w:val="000000"/>
+                <w:sz w:val="13"/>
+              </w:rPr>
+              <w:t>Resistensi Phishing</w:t>
+            </w:r>
+          </w:p>
+        </w:tc>
+        <w:tc>
+          <w:tcPr>
+            <w:tcW w:type="dxa" w:w="864"/>
+            <w:shd w:fill="EAEAEA"/>
+            <w:tcMar>
+              <w:top w:w="40" w:type="dxa"/>
+              <w:bottom w:w="40" w:type="dxa"/>
+              <w:left w:w="40" w:type="dxa"/>
+              <w:right w:w="40" w:type="dxa"/>
+            </w:tcMar>
+          </w:tcPr>
+          <w:p>
+            <w:pPr>
+              <w:spacing w:before="20" w:after="20" w:line="245" w:lineRule="auto"/>
+              <w:jc w:val="center"/>
+            </w:pPr>
+            <w:r>
+              <w:rPr>
+                <w:rFonts w:ascii="Times New Roman" w:hAnsi="Times New Roman"/>
+                <w:b/>
+                <w:i w:val="0"/>
+                <w:color w:val="000000"/>
+                <w:sz w:val="13"/>
+              </w:rPr>
+              <w:t>Ketergantungan Sinyal</w:t>
+            </w:r>
+          </w:p>
+        </w:tc>
+        <w:tc>
+          <w:tcPr>
+            <w:tcW w:type="dxa" w:w="720"/>
+            <w:shd w:fill="EAEAEA"/>
+            <w:tcMar>
+              <w:top w:w="40" w:type="dxa"/>
+              <w:bottom w:w="40" w:type="dxa"/>
+              <w:left w:w="40" w:type="dxa"/>
+              <w:right w:w="40" w:type="dxa"/>
+            </w:tcMar>
+          </w:tcPr>
+          <w:p>
+            <w:pPr>
+              <w:spacing w:before="20" w:after="20" w:line="245" w:lineRule="auto"/>
+              <w:jc w:val="center"/>
+            </w:pPr>
+            <w:r>
+              <w:rPr>
+                <w:rFonts w:ascii="Times New Roman" w:hAnsi="Times New Roman"/>
+                <w:b/>
+                <w:i w:val="0"/>
+                <w:color w:val="000000"/>
+                <w:sz w:val="13"/>
+              </w:rPr>
+              <w:t>Kelayakan Kampus</w:t>
+            </w:r>
+          </w:p>
+        </w:tc>
+      </w:tr>
+      <w:tr>
+        <w:tc>
+          <w:tcPr>
+            <w:tcW w:type="dxa" w:w="1152"/>
+            <w:tcMar>
+              <w:top w:w="30" w:type="dxa"/>
+              <w:bottom w:w="30" w:type="dxa"/>
+              <w:left w:w="40" w:type="dxa"/>
+              <w:right w:w="40" w:type="dxa"/>
+            </w:tcMar>
+          </w:tcPr>
+          <w:p>
+            <w:pPr>
+              <w:spacing w:before="20" w:after="20" w:line="245" w:lineRule="auto"/>
+              <w:jc w:val="left"/>
+            </w:pPr>
+            <w:r>
+              <w:rPr>
+                <w:rFonts w:ascii="Times New Roman" w:hAnsi="Times New Roman"/>
+                <w:b/>
+                <w:i w:val="0"/>
+                <w:color w:val="000000"/>
+                <w:sz w:val="13"/>
+              </w:rPr>
+              <w:t>TOTP (RFC 6238) App</w:t>
+            </w:r>
+          </w:p>
+        </w:tc>
+        <w:tc>
+          <w:tcPr>
+            <w:tcW w:type="dxa" w:w="1152"/>
+            <w:tcMar>
+              <w:top w:w="30" w:type="dxa"/>
+              <w:bottom w:w="30" w:type="dxa"/>
+              <w:left w:w="40" w:type="dxa"/>
+              <w:right w:w="40" w:type="dxa"/>
+            </w:tcMar>
+          </w:tcPr>
+          <w:p>
+            <w:pPr>
+              <w:spacing w:before="20" w:after="20" w:line="245" w:lineRule="auto"/>
+              <w:jc w:val="left"/>
+            </w:pPr>
+            <w:r>
+              <w:rPr>
+                <w:rFonts w:ascii="Times New Roman" w:hAnsi="Times New Roman"/>
+                <w:b w:val="0"/>
+                <w:i w:val="0"/>
+                <w:color w:val="000000"/>
+                <w:sz w:val="13"/>
+              </w:rPr>
+              <w:t>NOL (Open-source, gratis)</w:t>
+            </w:r>
+          </w:p>
+        </w:tc>
+        <w:tc>
+          <w:tcPr>
+            <w:tcW w:type="dxa" w:w="864"/>
+            <w:tcMar>
+              <w:top w:w="30" w:type="dxa"/>
+              <w:bottom w:w="30" w:type="dxa"/>
+              <w:left w:w="40" w:type="dxa"/>
+              <w:right w:w="40" w:type="dxa"/>
+            </w:tcMar>
+          </w:tcPr>
+          <w:p>
+            <w:pPr>
+              <w:spacing w:before="20" w:after="20" w:line="245" w:lineRule="auto"/>
+              <w:jc w:val="left"/>
+            </w:pPr>
+            <w:r>
+              <w:rPr>
+                <w:rFonts w:ascii="Times New Roman" w:hAnsi="Times New Roman"/>
+                <w:b w:val="0"/>
+                <w:i w:val="0"/>
+                <w:color w:val="000000"/>
+                <w:sz w:val="13"/>
+              </w:rPr>
+              <w:t>Sedang (Rentan AiTM)</w:t>
+            </w:r>
+          </w:p>
+        </w:tc>
+        <w:tc>
+          <w:tcPr>
+            <w:tcW w:type="dxa" w:w="864"/>
+            <w:tcMar>
+              <w:top w:w="30" w:type="dxa"/>
+              <w:bottom w:w="30" w:type="dxa"/>
+              <w:left w:w="40" w:type="dxa"/>
+              <w:right w:w="40" w:type="dxa"/>
+            </w:tcMar>
+          </w:tcPr>
+          <w:p>
+            <w:pPr>
+              <w:spacing w:before="20" w:after="20" w:line="245" w:lineRule="auto"/>
+              <w:jc w:val="left"/>
+            </w:pPr>
+            <w:r>
+              <w:rPr>
+                <w:rFonts w:ascii="Times New Roman" w:hAnsi="Times New Roman"/>
+                <w:b w:val="0"/>
+                <w:i w:val="0"/>
+                <w:color w:val="000000"/>
+                <w:sz w:val="13"/>
+              </w:rPr>
+              <w:t>NOL (Bekerja offline)</w:t>
+            </w:r>
+          </w:p>
+        </w:tc>
+        <w:tc>
+          <w:tcPr>
+            <w:tcW w:type="dxa" w:w="720"/>
+            <w:tcMar>
+              <w:top w:w="30" w:type="dxa"/>
+              <w:bottom w:w="30" w:type="dxa"/>
+              <w:left w:w="40" w:type="dxa"/>
+              <w:right w:w="40" w:type="dxa"/>
+            </w:tcMar>
+          </w:tcPr>
+          <w:p>
+            <w:pPr>
+              <w:spacing w:before="20" w:after="20" w:line="245" w:lineRule="auto"/>
+              <w:jc w:val="left"/>
+            </w:pPr>
+            <w:r>
+              <w:rPr>
+                <w:rFonts w:ascii="Times New Roman" w:hAnsi="Times New Roman"/>
+                <w:b w:val="0"/>
+                <w:i w:val="0"/>
+                <w:color w:val="000000"/>
+                <w:sz w:val="13"/>
+              </w:rPr>
+              <w:t>Sangat Tinggi (Massal)</w:t>
+            </w:r>
+          </w:p>
+        </w:tc>
+      </w:tr>
+      <w:tr>
+        <w:tc>
+          <w:tcPr>
+            <w:tcW w:type="dxa" w:w="1152"/>
+            <w:tcMar>
+              <w:top w:w="30" w:type="dxa"/>
+              <w:bottom w:w="30" w:type="dxa"/>
+              <w:left w:w="40" w:type="dxa"/>
+              <w:right w:w="40" w:type="dxa"/>
+            </w:tcMar>
+          </w:tcPr>
+          <w:p>
+            <w:pPr>
+              <w:spacing w:before="20" w:after="20" w:line="245" w:lineRule="auto"/>
+              <w:jc w:val="left"/>
+            </w:pPr>
+            <w:r>
+              <w:rPr>
+                <w:rFonts w:ascii="Times New Roman" w:hAnsi="Times New Roman"/>
+                <w:b/>
+                <w:i w:val="0"/>
+                <w:color w:val="000000"/>
+                <w:sz w:val="13"/>
+              </w:rPr>
+              <w:t>FIDO2 / WebAuthn</w:t>
+            </w:r>
+          </w:p>
+        </w:tc>
+        <w:tc>
+          <w:tcPr>
+            <w:tcW w:type="dxa" w:w="1152"/>
+            <w:tcMar>
+              <w:top w:w="30" w:type="dxa"/>
+              <w:bottom w:w="30" w:type="dxa"/>
+              <w:left w:w="40" w:type="dxa"/>
+              <w:right w:w="40" w:type="dxa"/>
+            </w:tcMar>
+          </w:tcPr>
+          <w:p>
+            <w:pPr>
+              <w:spacing w:before="20" w:after="20" w:line="245" w:lineRule="auto"/>
+              <w:jc w:val="left"/>
+            </w:pPr>
+            <w:r>
+              <w:rPr>
+                <w:rFonts w:ascii="Times New Roman" w:hAnsi="Times New Roman"/>
+                <w:b w:val="0"/>
+                <w:i w:val="0"/>
+                <w:color w:val="000000"/>
+                <w:sz w:val="13"/>
+              </w:rPr>
+              <w:t>Tinggi (Hardware token)</w:t>
+            </w:r>
+          </w:p>
+        </w:tc>
+        <w:tc>
+          <w:tcPr>
+            <w:tcW w:type="dxa" w:w="864"/>
+            <w:tcMar>
+              <w:top w:w="30" w:type="dxa"/>
+              <w:bottom w:w="30" w:type="dxa"/>
+              <w:left w:w="40" w:type="dxa"/>
+              <w:right w:w="40" w:type="dxa"/>
+            </w:tcMar>
+          </w:tcPr>
+          <w:p>
+            <w:pPr>
+              <w:spacing w:before="20" w:after="20" w:line="245" w:lineRule="auto"/>
+              <w:jc w:val="left"/>
+            </w:pPr>
+            <w:r>
+              <w:rPr>
+                <w:rFonts w:ascii="Times New Roman" w:hAnsi="Times New Roman"/>
+                <w:b w:val="0"/>
+                <w:i w:val="0"/>
+                <w:color w:val="000000"/>
+                <w:sz w:val="13"/>
+              </w:rPr>
+              <w:t>Sangat Tinggi (Anti-phishing)</w:t>
+            </w:r>
+          </w:p>
+        </w:tc>
+        <w:tc>
+          <w:tcPr>
+            <w:tcW w:type="dxa" w:w="864"/>
+            <w:tcMar>
+              <w:top w:w="30" w:type="dxa"/>
+              <w:bottom w:w="30" w:type="dxa"/>
+              <w:left w:w="40" w:type="dxa"/>
+              <w:right w:w="40" w:type="dxa"/>
+            </w:tcMar>
+          </w:tcPr>
+          <w:p>
+            <w:pPr>
+              <w:spacing w:before="20" w:after="20" w:line="245" w:lineRule="auto"/>
+              <w:jc w:val="left"/>
+            </w:pPr>
+            <w:r>
+              <w:rPr>
+                <w:rFonts w:ascii="Times New Roman" w:hAnsi="Times New Roman"/>
+                <w:b w:val="0"/>
+                <w:i w:val="0"/>
+                <w:color w:val="000000"/>
+                <w:sz w:val="13"/>
+              </w:rPr>
+              <w:t>NOL (Komunikasi lokal)</w:t>
+            </w:r>
+          </w:p>
+        </w:tc>
+        <w:tc>
+          <w:tcPr>
+            <w:tcW w:type="dxa" w:w="720"/>
+            <w:tcMar>
+              <w:top w:w="30" w:type="dxa"/>
+              <w:bottom w:w="30" w:type="dxa"/>
+              <w:left w:w="40" w:type="dxa"/>
+              <w:right w:w="40" w:type="dxa"/>
+            </w:tcMar>
+          </w:tcPr>
+          <w:p>
+            <w:pPr>
+              <w:spacing w:before="20" w:after="20" w:line="245" w:lineRule="auto"/>
+              <w:jc w:val="left"/>
+            </w:pPr>
+            <w:r>
+              <w:rPr>
+                <w:rFonts w:ascii="Times New Roman" w:hAnsi="Times New Roman"/>
+                <w:b w:val="0"/>
+                <w:i w:val="0"/>
+                <w:color w:val="000000"/>
+                <w:sz w:val="13"/>
+              </w:rPr>
+              <w:t>Wajib (Akun Admin)</w:t>
+            </w:r>
+          </w:p>
+        </w:tc>
+      </w:tr>
+      <w:tr>
+        <w:tc>
+          <w:tcPr>
+            <w:tcW w:type="dxa" w:w="1152"/>
+            <w:tcMar>
+              <w:top w:w="30" w:type="dxa"/>
+              <w:bottom w:w="30" w:type="dxa"/>
+              <w:left w:w="40" w:type="dxa"/>
+              <w:right w:w="40" w:type="dxa"/>
+            </w:tcMar>
+          </w:tcPr>
+          <w:p>
+            <w:pPr>
+              <w:spacing w:before="20" w:after="20" w:line="245" w:lineRule="auto"/>
+              <w:jc w:val="left"/>
+            </w:pPr>
+            <w:r>
+              <w:rPr>
+                <w:rFonts w:ascii="Times New Roman" w:hAnsi="Times New Roman"/>
+                <w:b/>
+                <w:i w:val="0"/>
+                <w:color w:val="000000"/>
+                <w:sz w:val="13"/>
+              </w:rPr>
+              <w:t>Push Notification</w:t>
+            </w:r>
+          </w:p>
+        </w:tc>
+        <w:tc>
+          <w:tcPr>
+            <w:tcW w:type="dxa" w:w="1152"/>
+            <w:tcMar>
+              <w:top w:w="30" w:type="dxa"/>
+              <w:bottom w:w="30" w:type="dxa"/>
+              <w:left w:w="40" w:type="dxa"/>
+              <w:right w:w="40" w:type="dxa"/>
+            </w:tcMar>
+          </w:tcPr>
+          <w:p>
+            <w:pPr>
+              <w:spacing w:before="20" w:after="20" w:line="245" w:lineRule="auto"/>
+              <w:jc w:val="left"/>
+            </w:pPr>
+            <w:r>
+              <w:rPr>
+                <w:rFonts w:ascii="Times New Roman" w:hAnsi="Times New Roman"/>
+                <w:b w:val="0"/>
+                <w:i w:val="0"/>
+                <w:color w:val="000000"/>
+                <w:sz w:val="13"/>
+              </w:rPr>
+              <w:t>Tinggi (Lisensi server push)</w:t>
+            </w:r>
+          </w:p>
+        </w:tc>
+        <w:tc>
+          <w:tcPr>
+            <w:tcW w:type="dxa" w:w="864"/>
+            <w:tcMar>
+              <w:top w:w="30" w:type="dxa"/>
+              <w:bottom w:w="30" w:type="dxa"/>
+              <w:left w:w="40" w:type="dxa"/>
+              <w:right w:w="40" w:type="dxa"/>
+            </w:tcMar>
+          </w:tcPr>
+          <w:p>
+            <w:pPr>
+              <w:spacing w:before="20" w:after="20" w:line="245" w:lineRule="auto"/>
+              <w:jc w:val="left"/>
+            </w:pPr>
+            <w:r>
+              <w:rPr>
+                <w:rFonts w:ascii="Times New Roman" w:hAnsi="Times New Roman"/>
+                <w:b w:val="0"/>
+                <w:i w:val="0"/>
+                <w:color w:val="000000"/>
+                <w:sz w:val="13"/>
+              </w:rPr>
+              <w:t>Sedang (Push fatigue)</w:t>
+            </w:r>
+          </w:p>
+        </w:tc>
+        <w:tc>
+          <w:tcPr>
+            <w:tcW w:type="dxa" w:w="864"/>
+            <w:tcMar>
+              <w:top w:w="30" w:type="dxa"/>
+              <w:bottom w:w="30" w:type="dxa"/>
+              <w:left w:w="40" w:type="dxa"/>
+              <w:right w:w="40" w:type="dxa"/>
+            </w:tcMar>
+          </w:tcPr>
+          <w:p>
+            <w:pPr>
+              <w:spacing w:before="20" w:after="20" w:line="245" w:lineRule="auto"/>
+              <w:jc w:val="left"/>
+            </w:pPr>
+            <w:r>
+              <w:rPr>
+                <w:rFonts w:ascii="Times New Roman" w:hAnsi="Times New Roman"/>
+                <w:b w:val="0"/>
+                <w:i w:val="0"/>
+                <w:color w:val="000000"/>
+                <w:sz w:val="13"/>
+              </w:rPr>
+              <w:t>Tinggi (Koneksi online)</w:t>
+            </w:r>
+          </w:p>
+        </w:tc>
+        <w:tc>
+          <w:tcPr>
+            <w:tcW w:type="dxa" w:w="720"/>
+            <w:tcMar>
+              <w:top w:w="30" w:type="dxa"/>
+              <w:bottom w:w="30" w:type="dxa"/>
+              <w:left w:w="40" w:type="dxa"/>
+              <w:right w:w="40" w:type="dxa"/>
+            </w:tcMar>
+          </w:tcPr>
+          <w:p>
+            <w:pPr>
+              <w:spacing w:before="20" w:after="20" w:line="245" w:lineRule="auto"/>
+              <w:jc w:val="left"/>
+            </w:pPr>
+            <w:r>
+              <w:rPr>
+                <w:rFonts w:ascii="Times New Roman" w:hAnsi="Times New Roman"/>
+                <w:b w:val="0"/>
+                <w:i w:val="0"/>
+                <w:color w:val="000000"/>
+                <w:sz w:val="13"/>
+              </w:rPr>
+              <w:t>Sedang (Biaya tinggi)</w:t>
+            </w:r>
+          </w:p>
+        </w:tc>
+      </w:tr>
+      <w:tr>
+        <w:tc>
+          <w:tcPr>
+            <w:tcW w:type="dxa" w:w="1152"/>
+            <w:tcMar>
+              <w:top w:w="30" w:type="dxa"/>
+              <w:bottom w:w="30" w:type="dxa"/>
+              <w:left w:w="40" w:type="dxa"/>
+              <w:right w:w="40" w:type="dxa"/>
+            </w:tcMar>
+          </w:tcPr>
+          <w:p>
+            <w:pPr>
+              <w:spacing w:before="20" w:after="20" w:line="245" w:lineRule="auto"/>
+              <w:jc w:val="left"/>
+            </w:pPr>
+            <w:r>
+              <w:rPr>
+                <w:rFonts w:ascii="Times New Roman" w:hAnsi="Times New Roman"/>
+                <w:b/>
+                <w:i w:val="0"/>
+                <w:color w:val="000000"/>
+                <w:sz w:val="13"/>
+              </w:rPr>
+              <w:t>SMS / WhatsApp OTP</w:t>
+            </w:r>
+          </w:p>
+        </w:tc>
+        <w:tc>
+          <w:tcPr>
+            <w:tcW w:type="dxa" w:w="1152"/>
+            <w:tcMar>
+              <w:top w:w="30" w:type="dxa"/>
+              <w:bottom w:w="30" w:type="dxa"/>
+              <w:left w:w="40" w:type="dxa"/>
+              <w:right w:w="40" w:type="dxa"/>
+            </w:tcMar>
+          </w:tcPr>
+          <w:p>
+            <w:pPr>
+              <w:spacing w:before="20" w:after="20" w:line="245" w:lineRule="auto"/>
+              <w:jc w:val="left"/>
+            </w:pPr>
+            <w:r>
+              <w:rPr>
+                <w:rFonts w:ascii="Times New Roman" w:hAnsi="Times New Roman"/>
+                <w:b w:val="0"/>
+                <w:i w:val="0"/>
+                <w:color w:val="000000"/>
+                <w:sz w:val="13"/>
+              </w:rPr>
+              <w:t>Sangat Tinggi (Biaya/pesan)</w:t>
+            </w:r>
+          </w:p>
+        </w:tc>
+        <w:tc>
+          <w:tcPr>
+            <w:tcW w:type="dxa" w:w="864"/>
+            <w:tcMar>
+              <w:top w:w="30" w:type="dxa"/>
+              <w:bottom w:w="30" w:type="dxa"/>
+              <w:left w:w="40" w:type="dxa"/>
+              <w:right w:w="40" w:type="dxa"/>
+            </w:tcMar>
+          </w:tcPr>
+          <w:p>
+            <w:pPr>
+              <w:spacing w:before="20" w:after="20" w:line="245" w:lineRule="auto"/>
+              <w:jc w:val="left"/>
+            </w:pPr>
+            <w:r>
+              <w:rPr>
+                <w:rFonts w:ascii="Times New Roman" w:hAnsi="Times New Roman"/>
+                <w:b w:val="0"/>
+                <w:i w:val="0"/>
+                <w:color w:val="000000"/>
+                <w:sz w:val="13"/>
+              </w:rPr>
+              <w:t>Rendah (SIM swap / SS7)</w:t>
+            </w:r>
+          </w:p>
+        </w:tc>
+        <w:tc>
+          <w:tcPr>
+            <w:tcW w:type="dxa" w:w="864"/>
+            <w:tcMar>
+              <w:top w:w="30" w:type="dxa"/>
+              <w:bottom w:w="30" w:type="dxa"/>
+              <w:left w:w="40" w:type="dxa"/>
+              <w:right w:w="40" w:type="dxa"/>
+            </w:tcMar>
+          </w:tcPr>
+          <w:p>
+            <w:pPr>
+              <w:spacing w:before="20" w:after="20" w:line="245" w:lineRule="auto"/>
+              <w:jc w:val="left"/>
+            </w:pPr>
+            <w:r>
+              <w:rPr>
+                <w:rFonts w:ascii="Times New Roman" w:hAnsi="Times New Roman"/>
+                <w:b w:val="0"/>
+                <w:i w:val="0"/>
+                <w:color w:val="000000"/>
+                <w:sz w:val="13"/>
+              </w:rPr>
+              <w:t>Tinggi (Tergantung pulsa)</w:t>
+            </w:r>
+          </w:p>
+        </w:tc>
+        <w:tc>
+          <w:tcPr>
+            <w:tcW w:type="dxa" w:w="720"/>
+            <w:tcMar>
+              <w:top w:w="30" w:type="dxa"/>
+              <w:bottom w:w="30" w:type="dxa"/>
+              <w:left w:w="40" w:type="dxa"/>
+              <w:right w:w="40" w:type="dxa"/>
+            </w:tcMar>
+          </w:tcPr>
+          <w:p>
+            <w:pPr>
+              <w:spacing w:before="20" w:after="20" w:line="245" w:lineRule="auto"/>
+              <w:jc w:val="left"/>
+            </w:pPr>
+            <w:r>
+              <w:rPr>
+                <w:rFonts w:ascii="Times New Roman" w:hAnsi="Times New Roman"/>
+                <w:b w:val="0"/>
+                <w:i w:val="0"/>
+                <w:color w:val="000000"/>
+                <w:sz w:val="13"/>
+              </w:rPr>
+              <w:t>Tidak Layak (APBN boncos)</w:t>
+            </w:r>
+          </w:p>
+        </w:tc>
+      </w:tr>
+      <w:tr>
+        <w:tc>
+          <w:tcPr>
+            <w:tcW w:type="dxa" w:w="1152"/>
+            <w:tcMar>
+              <w:top w:w="30" w:type="dxa"/>
+              <w:bottom w:w="30" w:type="dxa"/>
+              <w:left w:w="40" w:type="dxa"/>
+              <w:right w:w="40" w:type="dxa"/>
+            </w:tcMar>
+          </w:tcPr>
+          <w:p>
+            <w:pPr>
+              <w:spacing w:before="20" w:after="20" w:line="245" w:lineRule="auto"/>
+              <w:jc w:val="left"/>
+            </w:pPr>
+            <w:r>
+              <w:rPr>
+                <w:rFonts w:ascii="Times New Roman" w:hAnsi="Times New Roman"/>
+                <w:b/>
+                <w:i w:val="0"/>
+                <w:color w:val="000000"/>
+                <w:sz w:val="13"/>
+              </w:rPr>
+              <w:t>Passkeys Cloud-Bound</w:t>
+            </w:r>
+          </w:p>
+        </w:tc>
+        <w:tc>
+          <w:tcPr>
+            <w:tcW w:type="dxa" w:w="1152"/>
+            <w:tcMar>
+              <w:top w:w="30" w:type="dxa"/>
+              <w:bottom w:w="30" w:type="dxa"/>
+              <w:left w:w="40" w:type="dxa"/>
+              <w:right w:w="40" w:type="dxa"/>
+            </w:tcMar>
+          </w:tcPr>
+          <w:p>
+            <w:pPr>
+              <w:spacing w:before="20" w:after="20" w:line="245" w:lineRule="auto"/>
+              <w:jc w:val="left"/>
+            </w:pPr>
+            <w:r>
+              <w:rPr>
+                <w:rFonts w:ascii="Times New Roman" w:hAnsi="Times New Roman"/>
+                <w:b w:val="0"/>
+                <w:i w:val="0"/>
+                <w:color w:val="000000"/>
+                <w:sz w:val="13"/>
+              </w:rPr>
+              <w:t>Rendah (Dukungan OS)</w:t>
+            </w:r>
+          </w:p>
+        </w:tc>
+        <w:tc>
+          <w:tcPr>
+            <w:tcW w:type="dxa" w:w="864"/>
+            <w:tcMar>
+              <w:top w:w="30" w:type="dxa"/>
+              <w:bottom w:w="30" w:type="dxa"/>
+              <w:left w:w="40" w:type="dxa"/>
+              <w:right w:w="40" w:type="dxa"/>
+            </w:tcMar>
+          </w:tcPr>
+          <w:p>
+            <w:pPr>
+              <w:spacing w:before="20" w:after="20" w:line="245" w:lineRule="auto"/>
+              <w:jc w:val="left"/>
+            </w:pPr>
+            <w:r>
+              <w:rPr>
+                <w:rFonts w:ascii="Times New Roman" w:hAnsi="Times New Roman"/>
+                <w:b w:val="0"/>
+                <w:i w:val="0"/>
+                <w:color w:val="000000"/>
+                <w:sz w:val="13"/>
+              </w:rPr>
+              <w:t>Sangat Tinggi (Domain bound)</w:t>
+            </w:r>
+          </w:p>
+        </w:tc>
+        <w:tc>
+          <w:tcPr>
+            <w:tcW w:type="dxa" w:w="864"/>
+            <w:tcMar>
+              <w:top w:w="30" w:type="dxa"/>
+              <w:bottom w:w="30" w:type="dxa"/>
+              <w:left w:w="40" w:type="dxa"/>
+              <w:right w:w="40" w:type="dxa"/>
+            </w:tcMar>
+          </w:tcPr>
+          <w:p>
+            <w:pPr>
+              <w:spacing w:before="20" w:after="20" w:line="245" w:lineRule="auto"/>
+              <w:jc w:val="left"/>
+            </w:pPr>
+            <w:r>
+              <w:rPr>
+                <w:rFonts w:ascii="Times New Roman" w:hAnsi="Times New Roman"/>
+                <w:b w:val="0"/>
+                <w:i w:val="0"/>
+                <w:color w:val="000000"/>
+                <w:sz w:val="13"/>
+              </w:rPr>
+              <w:t>Rendah (Sinkronisasi cloud)</w:t>
+            </w:r>
+          </w:p>
+        </w:tc>
+        <w:tc>
+          <w:tcPr>
+            <w:tcW w:type="dxa" w:w="720"/>
+            <w:tcMar>
+              <w:top w:w="30" w:type="dxa"/>
+              <w:bottom w:w="30" w:type="dxa"/>
+              <w:left w:w="40" w:type="dxa"/>
+              <w:right w:w="40" w:type="dxa"/>
+            </w:tcMar>
+          </w:tcPr>
+          <w:p>
+            <w:pPr>
+              <w:spacing w:before="20" w:after="20" w:line="245" w:lineRule="auto"/>
+              <w:jc w:val="left"/>
+            </w:pPr>
+            <w:r>
+              <w:rPr>
+                <w:rFonts w:ascii="Times New Roman" w:hAnsi="Times New Roman"/>
+                <w:b w:val="0"/>
+                <w:i w:val="0"/>
+                <w:color w:val="000000"/>
+                <w:sz w:val="13"/>
+              </w:rPr>
+              <w:t>Tinggi (Masa depan)</w:t>
+            </w:r>
+          </w:p>
+        </w:tc>
+      </w:tr>
+    </w:tbl>
+    <w:p>
+      <w:pPr>
+        <w:spacing w:after="80"/>
+      </w:pPr>
+    </w:p>
+    <w:p>
+      <w:pPr>
+        <w:spacing w:before="0" w:after="60" w:line="252" w:lineRule="auto"/>
+        <w:ind w:firstLine="259"/>
+        <w:jc w:val="both"/>
+      </w:pPr>
+      <w:r>
+        <w:rPr>
+          <w:rFonts w:ascii="Times New Roman" w:hAnsi="Times New Roman"/>
+          <w:sz w:val="19"/>
+        </w:rPr>
+        <w:t>Berdasarkan evaluasi Tabel 2, TOTP via Authenticator Apps (Google Authenticator / FreeOTP) ditetapkan sebagai solusi utama bagi 45.000 sivitas akademika massal karena nirbiaya lisensi, hemat anggaran, dan bekerja secara offline. Sementara FIDO2/WebAuthn (hardware security key) dialokasikan khusus bagi akun administrator dan pengelola sistem keuangan guna menangkal serangan rekayasa sosial tingkat tinggi.</w:t>
+      </w:r>
+    </w:p>
+    <w:p>
+      <w:pPr>
+        <w:spacing w:before="140" w:after="40"/>
+        <w:jc w:val="left"/>
+      </w:pPr>
+      <w:r>
+        <w:rPr>
+          <w:rFonts w:ascii="Times New Roman" w:hAnsi="Times New Roman"/>
+          <w:b/>
+          <w:i/>
+          <w:sz w:val="19"/>
+        </w:rPr>
+        <w:t>F. Analisis SWOT dan Matriks TOWS</w:t>
+      </w:r>
+    </w:p>
+    <w:p>
+      <w:pPr>
+        <w:spacing w:before="0" w:after="60" w:line="252" w:lineRule="auto"/>
+        <w:ind w:firstLine="259"/>
+        <w:jc w:val="both"/>
+      </w:pPr>
+      <w:r>
+        <w:rPr>
+          <w:rFonts w:ascii="Times New Roman" w:hAnsi="Times New Roman"/>
+          <w:sz w:val="19"/>
+        </w:rPr>
+        <w:t>Analisis SWOT mengidentifikasi kekuatan internal (Keycloak stabil, dukungan modul TOTP/WebAuthn bawaan), kelemahan internal (Password Policy kosong, password default NIK, 2.624 tiket SMILE), peluang eksternal (standar SPBE, aplikasi authenticator terbuka), dan ancaman eksternal (serangan credential stuffing, sanksi UU PDP). Formulasi strategi dituangkan dalam Matriks TOWS pada Tabel 3.</w:t>
+      </w:r>
+    </w:p>
+    <w:p>
+      <w:pPr>
+        <w:spacing w:before="80" w:after="40"/>
+        <w:jc w:val="center"/>
+      </w:pPr>
+      <w:r>
+        <w:rPr>
+          <w:rFonts w:ascii="Times New Roman" w:hAnsi="Times New Roman"/>
+          <w:b/>
+          <w:sz w:val="16"/>
+        </w:rPr>
+        <w:t>Table 3. Matriks TOWS Strategis SSO &amp; MFA UIN Jakarta</w:t>
+      </w:r>
+    </w:p>
+    <w:tbl>
+      <w:tblPr>
+        <w:tblW w:type="auto" w:w="0"/>
+        <w:jc w:val="center"/>
+        <w:tblLook w:firstColumn="1" w:firstRow="1" w:lastColumn="0" w:lastRow="0" w:noHBand="0" w:noVBand="1" w:val="04A0"/>
+        <w:tblBorders>
+          <w:top w:val="single" w:sz="4" w:space="0" w:color="000000"/>
+          <w:bottom w:val="single" w:sz="4" w:space="0" w:color="000000"/>
+          <w:left w:val="none"/>
+          <w:right w:val="none"/>
+          <w:insideH w:val="single" w:sz="4" w:space="0" w:color="D5D5D5"/>
           <w:insideV w:val="none"/>
         </w:tblBorders>
       </w:tblPr>
@@ -1262,7 +2342,7 @@
           </w:tcPr>
           <w:p>
             <w:pPr>
-              <w:spacing w:before="20" w:after="20" w:line="240" w:lineRule="auto"/>
+              <w:spacing w:before="20" w:after="20" w:line="245" w:lineRule="auto"/>
               <w:jc w:val="center"/>
             </w:pPr>
             <w:r>
@@ -1273,7 +2353,578 @@
                 <w:color w:val="000000"/>
                 <w:sz w:val="14"/>
               </w:rPr>
-              <w:t>Dimensi</w:t>
+              <w:t>Strategi TOWS</w:t>
+            </w:r>
+          </w:p>
+        </w:tc>
+        <w:tc>
+          <w:tcPr>
+            <w:tcW w:type="dxa" w:w="1872"/>
+            <w:shd w:fill="EAEAEA"/>
+            <w:tcMar>
+              <w:top w:w="40" w:type="dxa"/>
+              <w:bottom w:w="40" w:type="dxa"/>
+              <w:left w:w="50" w:type="dxa"/>
+              <w:right w:w="50" w:type="dxa"/>
+            </w:tcMar>
+          </w:tcPr>
+          <w:p>
+            <w:pPr>
+              <w:spacing w:before="20" w:after="20" w:line="245" w:lineRule="auto"/>
+              <w:jc w:val="center"/>
+            </w:pPr>
+            <w:r>
+              <w:rPr>
+                <w:rFonts w:ascii="Times New Roman" w:hAnsi="Times New Roman"/>
+                <w:b/>
+                <w:i w:val="0"/>
+                <w:color w:val="000000"/>
+                <w:sz w:val="14"/>
+              </w:rPr>
+              <w:t>Formulasi Tindakan Strategis</w:t>
+            </w:r>
+          </w:p>
+        </w:tc>
+        <w:tc>
+          <w:tcPr>
+            <w:tcW w:type="dxa" w:w="1584"/>
+            <w:shd w:fill="EAEAEA"/>
+            <w:tcMar>
+              <w:top w:w="40" w:type="dxa"/>
+              <w:bottom w:w="40" w:type="dxa"/>
+              <w:left w:w="50" w:type="dxa"/>
+              <w:right w:w="50" w:type="dxa"/>
+            </w:tcMar>
+          </w:tcPr>
+          <w:p>
+            <w:pPr>
+              <w:spacing w:before="20" w:after="20" w:line="245" w:lineRule="auto"/>
+              <w:jc w:val="center"/>
+            </w:pPr>
+            <w:r>
+              <w:rPr>
+                <w:rFonts w:ascii="Times New Roman" w:hAnsi="Times New Roman"/>
+                <w:b/>
+                <w:i w:val="0"/>
+                <w:color w:val="000000"/>
+                <w:sz w:val="14"/>
+              </w:rPr>
+              <w:t>Target Capaian Institusi</w:t>
+            </w:r>
+          </w:p>
+        </w:tc>
+      </w:tr>
+      <w:tr>
+        <w:tc>
+          <w:tcPr>
+            <w:tcW w:type="dxa" w:w="1296"/>
+            <w:tcMar>
+              <w:top w:w="30" w:type="dxa"/>
+              <w:bottom w:w="30" w:type="dxa"/>
+              <w:left w:w="50" w:type="dxa"/>
+              <w:right w:w="50" w:type="dxa"/>
+            </w:tcMar>
+          </w:tcPr>
+          <w:p>
+            <w:pPr>
+              <w:spacing w:before="20" w:after="20" w:line="245" w:lineRule="auto"/>
+              <w:jc w:val="left"/>
+            </w:pPr>
+            <w:r>
+              <w:rPr>
+                <w:rFonts w:ascii="Times New Roman" w:hAnsi="Times New Roman"/>
+                <w:b/>
+                <w:i w:val="0"/>
+                <w:color w:val="000000"/>
+                <w:sz w:val="14"/>
+              </w:rPr>
+              <w:t>SO Strategy</w:t>
+            </w:r>
+          </w:p>
+        </w:tc>
+        <w:tc>
+          <w:tcPr>
+            <w:tcW w:type="dxa" w:w="1872"/>
+            <w:tcMar>
+              <w:top w:w="30" w:type="dxa"/>
+              <w:bottom w:w="30" w:type="dxa"/>
+              <w:left w:w="50" w:type="dxa"/>
+              <w:right w:w="50" w:type="dxa"/>
+            </w:tcMar>
+          </w:tcPr>
+          <w:p>
+            <w:pPr>
+              <w:spacing w:before="20" w:after="20" w:line="245" w:lineRule="auto"/>
+              <w:jc w:val="left"/>
+            </w:pPr>
+            <w:r>
+              <w:rPr>
+                <w:rFonts w:ascii="Times New Roman" w:hAnsi="Times New Roman"/>
+                <w:b w:val="0"/>
+                <w:i w:val="0"/>
+                <w:color w:val="000000"/>
+                <w:sz w:val="14"/>
+              </w:rPr>
+              <w:t>Aktifkan modul TOTP &amp; WebAuthn bawaan Keycloak pada 44 client tanpa belanja lisensi baru.</w:t>
+            </w:r>
+          </w:p>
+        </w:tc>
+        <w:tc>
+          <w:tcPr>
+            <w:tcW w:type="dxa" w:w="1584"/>
+            <w:tcMar>
+              <w:top w:w="30" w:type="dxa"/>
+              <w:bottom w:w="30" w:type="dxa"/>
+              <w:left w:w="50" w:type="dxa"/>
+              <w:right w:w="50" w:type="dxa"/>
+            </w:tcMar>
+          </w:tcPr>
+          <w:p>
+            <w:pPr>
+              <w:spacing w:before="20" w:after="20" w:line="245" w:lineRule="auto"/>
+              <w:jc w:val="left"/>
+            </w:pPr>
+            <w:r>
+              <w:rPr>
+                <w:rFonts w:ascii="Times New Roman" w:hAnsi="Times New Roman"/>
+                <w:b w:val="0"/>
+                <w:i w:val="0"/>
+                <w:color w:val="000000"/>
+                <w:sz w:val="14"/>
+              </w:rPr>
+              <w:t>Kepatuhan penuh SPBE &amp; UU PDP.</w:t>
+            </w:r>
+          </w:p>
+        </w:tc>
+      </w:tr>
+      <w:tr>
+        <w:tc>
+          <w:tcPr>
+            <w:tcW w:type="dxa" w:w="1296"/>
+            <w:tcMar>
+              <w:top w:w="30" w:type="dxa"/>
+              <w:bottom w:w="30" w:type="dxa"/>
+              <w:left w:w="50" w:type="dxa"/>
+              <w:right w:w="50" w:type="dxa"/>
+            </w:tcMar>
+          </w:tcPr>
+          <w:p>
+            <w:pPr>
+              <w:spacing w:before="20" w:after="20" w:line="245" w:lineRule="auto"/>
+              <w:jc w:val="left"/>
+            </w:pPr>
+            <w:r>
+              <w:rPr>
+                <w:rFonts w:ascii="Times New Roman" w:hAnsi="Times New Roman"/>
+                <w:b/>
+                <w:i w:val="0"/>
+                <w:color w:val="000000"/>
+                <w:sz w:val="14"/>
+              </w:rPr>
+              <w:t>WO Strategy</w:t>
+            </w:r>
+          </w:p>
+        </w:tc>
+        <w:tc>
+          <w:tcPr>
+            <w:tcW w:type="dxa" w:w="1872"/>
+            <w:tcMar>
+              <w:top w:w="30" w:type="dxa"/>
+              <w:bottom w:w="30" w:type="dxa"/>
+              <w:left w:w="50" w:type="dxa"/>
+              <w:right w:w="50" w:type="dxa"/>
+            </w:tcMar>
+          </w:tcPr>
+          <w:p>
+            <w:pPr>
+              <w:spacing w:before="20" w:after="20" w:line="245" w:lineRule="auto"/>
+              <w:jc w:val="left"/>
+            </w:pPr>
+            <w:r>
+              <w:rPr>
+                <w:rFonts w:ascii="Times New Roman" w:hAnsi="Times New Roman"/>
+                <w:b w:val="0"/>
+                <w:i w:val="0"/>
+                <w:color w:val="000000"/>
+                <w:sz w:val="14"/>
+              </w:rPr>
+              <w:t>Konfigurasi Password Policy ketat dan aktifkan Verify Email untuk otomasi reset mandiri.</w:t>
+            </w:r>
+          </w:p>
+        </w:tc>
+        <w:tc>
+          <w:tcPr>
+            <w:tcW w:type="dxa" w:w="1584"/>
+            <w:tcMar>
+              <w:top w:w="30" w:type="dxa"/>
+              <w:bottom w:w="30" w:type="dxa"/>
+              <w:left w:w="50" w:type="dxa"/>
+              <w:right w:w="50" w:type="dxa"/>
+            </w:tcMar>
+          </w:tcPr>
+          <w:p>
+            <w:pPr>
+              <w:spacing w:before="20" w:after="20" w:line="245" w:lineRule="auto"/>
+              <w:jc w:val="left"/>
+            </w:pPr>
+            <w:r>
+              <w:rPr>
+                <w:rFonts w:ascii="Times New Roman" w:hAnsi="Times New Roman"/>
+                <w:b w:val="0"/>
+                <w:i w:val="0"/>
+                <w:color w:val="000000"/>
+                <w:sz w:val="14"/>
+              </w:rPr>
+              <w:t>Memotong &gt;80% beban tiket SMILE.</w:t>
+            </w:r>
+          </w:p>
+        </w:tc>
+      </w:tr>
+      <w:tr>
+        <w:tc>
+          <w:tcPr>
+            <w:tcW w:type="dxa" w:w="1296"/>
+            <w:tcMar>
+              <w:top w:w="30" w:type="dxa"/>
+              <w:bottom w:w="30" w:type="dxa"/>
+              <w:left w:w="50" w:type="dxa"/>
+              <w:right w:w="50" w:type="dxa"/>
+            </w:tcMar>
+          </w:tcPr>
+          <w:p>
+            <w:pPr>
+              <w:spacing w:before="20" w:after="20" w:line="245" w:lineRule="auto"/>
+              <w:jc w:val="left"/>
+            </w:pPr>
+            <w:r>
+              <w:rPr>
+                <w:rFonts w:ascii="Times New Roman" w:hAnsi="Times New Roman"/>
+                <w:b/>
+                <w:i w:val="0"/>
+                <w:color w:val="000000"/>
+                <w:sz w:val="14"/>
+              </w:rPr>
+              <w:t>ST Strategy</w:t>
+            </w:r>
+          </w:p>
+        </w:tc>
+        <w:tc>
+          <w:tcPr>
+            <w:tcW w:type="dxa" w:w="1872"/>
+            <w:tcMar>
+              <w:top w:w="30" w:type="dxa"/>
+              <w:bottom w:w="30" w:type="dxa"/>
+              <w:left w:w="50" w:type="dxa"/>
+              <w:right w:w="50" w:type="dxa"/>
+            </w:tcMar>
+          </w:tcPr>
+          <w:p>
+            <w:pPr>
+              <w:spacing w:before="20" w:after="20" w:line="245" w:lineRule="auto"/>
+              <w:jc w:val="left"/>
+            </w:pPr>
+            <w:r>
+              <w:rPr>
+                <w:rFonts w:ascii="Times New Roman" w:hAnsi="Times New Roman"/>
+                <w:b w:val="0"/>
+                <w:i w:val="0"/>
+                <w:color w:val="000000"/>
+                <w:sz w:val="14"/>
+              </w:rPr>
+              <w:t>Mewajibkan autentikasi 2-faktor (MFA) pada seluruh sivitas akademika.</w:t>
+            </w:r>
+          </w:p>
+        </w:tc>
+        <w:tc>
+          <w:tcPr>
+            <w:tcW w:type="dxa" w:w="1584"/>
+            <w:tcMar>
+              <w:top w:w="30" w:type="dxa"/>
+              <w:bottom w:w="30" w:type="dxa"/>
+              <w:left w:w="50" w:type="dxa"/>
+              <w:right w:w="50" w:type="dxa"/>
+            </w:tcMar>
+          </w:tcPr>
+          <w:p>
+            <w:pPr>
+              <w:spacing w:before="20" w:after="20" w:line="245" w:lineRule="auto"/>
+              <w:jc w:val="left"/>
+            </w:pPr>
+            <w:r>
+              <w:rPr>
+                <w:rFonts w:ascii="Times New Roman" w:hAnsi="Times New Roman"/>
+                <w:b w:val="0"/>
+                <w:i w:val="0"/>
+                <w:color w:val="000000"/>
+                <w:sz w:val="14"/>
+              </w:rPr>
+              <w:t>Melumpuhkan ancaman credential stuffing.</w:t>
+            </w:r>
+          </w:p>
+        </w:tc>
+      </w:tr>
+      <w:tr>
+        <w:tc>
+          <w:tcPr>
+            <w:tcW w:type="dxa" w:w="1296"/>
+            <w:tcMar>
+              <w:top w:w="30" w:type="dxa"/>
+              <w:bottom w:w="30" w:type="dxa"/>
+              <w:left w:w="50" w:type="dxa"/>
+              <w:right w:w="50" w:type="dxa"/>
+            </w:tcMar>
+          </w:tcPr>
+          <w:p>
+            <w:pPr>
+              <w:spacing w:before="20" w:after="20" w:line="245" w:lineRule="auto"/>
+              <w:jc w:val="left"/>
+            </w:pPr>
+            <w:r>
+              <w:rPr>
+                <w:rFonts w:ascii="Times New Roman" w:hAnsi="Times New Roman"/>
+                <w:b/>
+                <w:i w:val="0"/>
+                <w:color w:val="000000"/>
+                <w:sz w:val="14"/>
+              </w:rPr>
+              <w:t>WT Strategy</w:t>
+            </w:r>
+          </w:p>
+        </w:tc>
+        <w:tc>
+          <w:tcPr>
+            <w:tcW w:type="dxa" w:w="1872"/>
+            <w:tcMar>
+              <w:top w:w="30" w:type="dxa"/>
+              <w:bottom w:w="30" w:type="dxa"/>
+              <w:left w:w="50" w:type="dxa"/>
+              <w:right w:w="50" w:type="dxa"/>
+            </w:tcMar>
+          </w:tcPr>
+          <w:p>
+            <w:pPr>
+              <w:spacing w:before="20" w:after="20" w:line="245" w:lineRule="auto"/>
+              <w:jc w:val="left"/>
+            </w:pPr>
+            <w:r>
+              <w:rPr>
+                <w:rFonts w:ascii="Times New Roman" w:hAnsi="Times New Roman"/>
+                <w:b w:val="0"/>
+                <w:i w:val="0"/>
+                <w:color w:val="000000"/>
+                <w:sz w:val="14"/>
+              </w:rPr>
+              <w:t>Hentikan password default NIK/NIM dan terapkan security key fisik bagi pengelola sistem.</w:t>
+            </w:r>
+          </w:p>
+        </w:tc>
+        <w:tc>
+          <w:tcPr>
+            <w:tcW w:type="dxa" w:w="1584"/>
+            <w:tcMar>
+              <w:top w:w="30" w:type="dxa"/>
+              <w:bottom w:w="30" w:type="dxa"/>
+              <w:left w:w="50" w:type="dxa"/>
+              <w:right w:w="50" w:type="dxa"/>
+            </w:tcMar>
+          </w:tcPr>
+          <w:p>
+            <w:pPr>
+              <w:spacing w:before="20" w:after="20" w:line="245" w:lineRule="auto"/>
+              <w:jc w:val="left"/>
+            </w:pPr>
+            <w:r>
+              <w:rPr>
+                <w:rFonts w:ascii="Times New Roman" w:hAnsi="Times New Roman"/>
+                <w:b w:val="0"/>
+                <w:i w:val="0"/>
+                <w:color w:val="000000"/>
+                <w:sz w:val="14"/>
+              </w:rPr>
+              <w:t>Menutup celah peretasan akun admin.</w:t>
+            </w:r>
+          </w:p>
+        </w:tc>
+      </w:tr>
+    </w:tbl>
+    <w:p>
+      <w:pPr>
+        <w:spacing w:after="80"/>
+      </w:pPr>
+    </w:p>
+    <w:p>
+      <w:pPr>
+        <w:spacing w:before="140" w:after="40"/>
+        <w:jc w:val="left"/>
+      </w:pPr>
+      <w:r>
+        <w:rPr>
+          <w:rFonts w:ascii="Times New Roman" w:hAnsi="Times New Roman"/>
+          <w:b/>
+          <w:i/>
+          <w:sz w:val="19"/>
+        </w:rPr>
+        <w:t>G. Penetapan Isu-Isu Strategis Terprioritas</w:t>
+      </w:r>
+    </w:p>
+    <w:p>
+      <w:pPr>
+        <w:spacing w:before="0" w:after="60" w:line="252" w:lineRule="auto"/>
+        <w:ind w:firstLine="259"/>
+        <w:jc w:val="both"/>
+      </w:pPr>
+      <w:r>
+        <w:rPr>
+          <w:rFonts w:ascii="Times New Roman" w:hAnsi="Times New Roman"/>
+          <w:sz w:val="19"/>
+        </w:rPr>
+        <w:t>Berdasarkan sintesis bukti dan analisis TOWS, ditetapkan empat Isu Strategis Terprioritas:</w:t>
+      </w:r>
+    </w:p>
+    <w:p>
+      <w:pPr>
+        <w:spacing w:before="0" w:after="60" w:line="252" w:lineRule="auto"/>
+        <w:ind w:firstLine="259"/>
+        <w:jc w:val="both"/>
+      </w:pPr>
+      <w:r>
+        <w:rPr>
+          <w:rFonts w:ascii="Times New Roman" w:hAnsi="Times New Roman"/>
+          <w:sz w:val="19"/>
+        </w:rPr>
+        <w:t>1. IS-1 (Prioritas 1 - Sangat Kritis): Penanganan Kerentanan Kata Sandi Faktor Tunggal &amp; Eliminasi Total Kata Sandi Default NIK/NIM.</w:t>
+      </w:r>
+    </w:p>
+    <w:p>
+      <w:pPr>
+        <w:spacing w:before="0" w:after="60" w:line="252" w:lineRule="auto"/>
+        <w:ind w:firstLine="259"/>
+        <w:jc w:val="both"/>
+      </w:pPr>
+      <w:r>
+        <w:rPr>
+          <w:rFonts w:ascii="Times New Roman" w:hAnsi="Times New Roman"/>
+          <w:sz w:val="19"/>
+        </w:rPr>
+        <w:t>2. IS-2 (Prioritas 2 - Kritis): Penerapan Multi-Factor Authentication (MFA) Bertahap Berbasis Risiko (TOTP Massal &amp; FIDO2 Admin).</w:t>
+      </w:r>
+    </w:p>
+    <w:p>
+      <w:pPr>
+        <w:spacing w:before="0" w:after="60" w:line="252" w:lineRule="auto"/>
+        <w:ind w:firstLine="259"/>
+        <w:jc w:val="both"/>
+      </w:pPr>
+      <w:r>
+        <w:rPr>
+          <w:rFonts w:ascii="Times New Roman" w:hAnsi="Times New Roman"/>
+          <w:sz w:val="19"/>
+        </w:rPr>
+        <w:t>3. IS-3 (Prioritas 3 - Tinggi): Peluncuran Sistem Pemulihan Akun Mandiri (Self-Service Recovery) untuk Efisiensi Helpdesk SMILE.</w:t>
+      </w:r>
+    </w:p>
+    <w:p>
+      <w:pPr>
+        <w:spacing w:before="0" w:after="60" w:line="252" w:lineRule="auto"/>
+        <w:ind w:firstLine="259"/>
+        <w:jc w:val="both"/>
+      </w:pPr>
+      <w:r>
+        <w:rPr>
+          <w:rFonts w:ascii="Times New Roman" w:hAnsi="Times New Roman"/>
+          <w:sz w:val="19"/>
+        </w:rPr>
+        <w:t>4. IS-4 (Prioritas 4 - Sedang-Tinggi): Penguatan Tata Kelola, Kebijakan Retensi Log Audit 180 Hari, dan Penyusunan SOP Resmi SSO.</w:t>
+      </w:r>
+    </w:p>
+    <w:p>
+      <w:pPr>
+        <w:spacing w:before="140" w:after="40"/>
+        <w:jc w:val="left"/>
+      </w:pPr>
+      <w:r>
+        <w:rPr>
+          <w:rFonts w:ascii="Times New Roman" w:hAnsi="Times New Roman"/>
+          <w:b/>
+          <w:i/>
+          <w:sz w:val="19"/>
+        </w:rPr>
+        <w:t>H. Analisis Kesenjangan (Gap Analysis As-Is vs To-Be)</w:t>
+      </w:r>
+    </w:p>
+    <w:p>
+      <w:pPr>
+        <w:spacing w:before="0" w:after="60" w:line="252" w:lineRule="auto"/>
+        <w:ind w:firstLine="259"/>
+        <w:jc w:val="both"/>
+      </w:pPr>
+      <w:r>
+        <w:rPr>
+          <w:rFonts w:ascii="Times New Roman" w:hAnsi="Times New Roman"/>
+          <w:sz w:val="19"/>
+        </w:rPr>
+        <w:t>Perbandingan mendalam antara kondisi eksisting dan kondisi target pada 7 dimensi disajikan pada Tabel 4.</w:t>
+      </w:r>
+    </w:p>
+    <w:p>
+      <w:pPr>
+        <w:spacing w:before="80" w:after="40"/>
+        <w:jc w:val="center"/>
+      </w:pPr>
+      <w:r>
+        <w:rPr>
+          <w:rFonts w:ascii="Times New Roman" w:hAnsi="Times New Roman"/>
+          <w:b/>
+          <w:sz w:val="16"/>
+        </w:rPr>
+        <w:t>Table 4. Matriks Analisis Kesenjangan (Gap Analysis) 7 Dimensi</w:t>
+      </w:r>
+    </w:p>
+    <w:tbl>
+      <w:tblPr>
+        <w:tblW w:type="auto" w:w="0"/>
+        <w:jc w:val="center"/>
+        <w:tblLook w:firstColumn="1" w:firstRow="1" w:lastColumn="0" w:lastRow="0" w:noHBand="0" w:noVBand="1" w:val="04A0"/>
+        <w:tblBorders>
+          <w:top w:val="single" w:sz="4" w:space="0" w:color="000000"/>
+          <w:bottom w:val="single" w:sz="4" w:space="0" w:color="000000"/>
+          <w:left w:val="none"/>
+          <w:right w:val="none"/>
+          <w:insideH w:val="single" w:sz="4" w:space="0" w:color="D5D5D5"/>
+          <w:insideV w:val="none"/>
+        </w:tblBorders>
+      </w:tblPr>
+      <w:tblGrid>
+        <w:gridCol w:w="3346"/>
+        <w:gridCol w:w="3346"/>
+        <w:gridCol w:w="3346"/>
+      </w:tblGrid>
+      <w:tr>
+        <w:tc>
+          <w:tcPr>
+            <w:tcW w:type="dxa" w:w="1296"/>
+            <w:shd w:fill="EAEAEA"/>
+            <w:tcMar>
+              <w:top w:w="40" w:type="dxa"/>
+              <w:bottom w:w="40" w:type="dxa"/>
+              <w:left w:w="50" w:type="dxa"/>
+              <w:right w:w="50" w:type="dxa"/>
+            </w:tcMar>
+          </w:tcPr>
+          <w:p>
+            <w:pPr>
+              <w:spacing w:before="20" w:after="20" w:line="245" w:lineRule="auto"/>
+              <w:jc w:val="center"/>
+            </w:pPr>
+            <w:r>
+              <w:rPr>
+                <w:rFonts w:ascii="Times New Roman" w:hAnsi="Times New Roman"/>
+                <w:b/>
+                <w:i w:val="0"/>
+                <w:color w:val="000000"/>
+                <w:sz w:val="14"/>
+              </w:rPr>
+              <w:t>Dimensi Gap</w:t>
             </w:r>
           </w:p>
         </w:tc>
@@ -1290,7 +2941,7 @@
           </w:tcPr>
           <w:p>
             <w:pPr>
-              <w:spacing w:before="20" w:after="20" w:line="240" w:lineRule="auto"/>
+              <w:spacing w:before="20" w:after="20" w:line="245" w:lineRule="auto"/>
               <w:jc w:val="center"/>
             </w:pPr>
             <w:r>
@@ -1318,7 +2969,7 @@
           </w:tcPr>
           <w:p>
             <w:pPr>
-              <w:spacing w:before="20" w:after="20" w:line="240" w:lineRule="auto"/>
+              <w:spacing w:before="20" w:after="20" w:line="245" w:lineRule="auto"/>
               <w:jc w:val="center"/>
             </w:pPr>
             <w:r>
@@ -1347,7 +2998,7 @@
           </w:tcPr>
           <w:p>
             <w:pPr>
-              <w:spacing w:before="20" w:after="20" w:line="240" w:lineRule="auto"/>
+              <w:spacing w:before="20" w:after="20" w:line="245" w:lineRule="auto"/>
               <w:jc w:val="left"/>
             </w:pPr>
             <w:r>
@@ -1358,7 +3009,7 @@
                 <w:color w:val="000000"/>
                 <w:sz w:val="14"/>
               </w:rPr>
-              <w:t>MFA</w:t>
+              <w:t>Teknologi</w:t>
             </w:r>
           </w:p>
         </w:tc>
@@ -1374,7 +3025,7 @@
           </w:tcPr>
           <w:p>
             <w:pPr>
-              <w:spacing w:before="20" w:after="20" w:line="240" w:lineRule="auto"/>
+              <w:spacing w:before="20" w:after="20" w:line="245" w:lineRule="auto"/>
               <w:jc w:val="left"/>
             </w:pPr>
             <w:r>
@@ -1385,7 +3036,7 @@
                 <w:color w:val="000000"/>
                 <w:sz w:val="14"/>
               </w:rPr>
-              <w:t>Configure OTP non-default</w:t>
+              <w:t>MFA Configure OTP non-default (T-04)</w:t>
             </w:r>
           </w:p>
         </w:tc>
@@ -1401,7 +3052,7 @@
           </w:tcPr>
           <w:p>
             <w:pPr>
-              <w:spacing w:before="20" w:after="20" w:line="240" w:lineRule="auto"/>
+              <w:spacing w:before="20" w:after="20" w:line="245" w:lineRule="auto"/>
               <w:jc w:val="left"/>
             </w:pPr>
             <w:r>
@@ -1430,7 +3081,7 @@
           </w:tcPr>
           <w:p>
             <w:pPr>
-              <w:spacing w:before="20" w:after="20" w:line="240" w:lineRule="auto"/>
+              <w:spacing w:before="20" w:after="20" w:line="245" w:lineRule="auto"/>
               <w:jc w:val="left"/>
             </w:pPr>
             <w:r>
@@ -1457,7 +3108,7 @@
           </w:tcPr>
           <w:p>
             <w:pPr>
-              <w:spacing w:before="20" w:after="20" w:line="240" w:lineRule="auto"/>
+              <w:spacing w:before="20" w:after="20" w:line="245" w:lineRule="auto"/>
               <w:jc w:val="left"/>
             </w:pPr>
             <w:r>
@@ -1468,7 +3119,7 @@
                 <w:color w:val="000000"/>
                 <w:sz w:val="14"/>
               </w:rPr>
-              <w:t>Password Policy KOSONG</w:t>
+              <w:t>Password Policy KOSONG (T-06)</w:t>
             </w:r>
           </w:p>
         </w:tc>
@@ -1484,7 +3135,7 @@
           </w:tcPr>
           <w:p>
             <w:pPr>
-              <w:spacing w:before="20" w:after="20" w:line="240" w:lineRule="auto"/>
+              <w:spacing w:before="20" w:after="20" w:line="245" w:lineRule="auto"/>
               <w:jc w:val="left"/>
             </w:pPr>
             <w:r>
@@ -1495,7 +3146,7 @@
                 <w:color w:val="000000"/>
                 <w:sz w:val="14"/>
               </w:rPr>
-              <w:t>Policy kuat (min 8 char, angka, simbol)</w:t>
+              <w:t>Policy ketat (min 8-12 char, lockout 5x)</w:t>
             </w:r>
           </w:p>
         </w:tc>
@@ -1513,7 +3164,7 @@
           </w:tcPr>
           <w:p>
             <w:pPr>
-              <w:spacing w:before="20" w:after="20" w:line="240" w:lineRule="auto"/>
+              <w:spacing w:before="20" w:after="20" w:line="245" w:lineRule="auto"/>
               <w:jc w:val="left"/>
             </w:pPr>
             <w:r>
@@ -1540,7 +3191,7 @@
           </w:tcPr>
           <w:p>
             <w:pPr>
-              <w:spacing w:before="20" w:after="20" w:line="240" w:lineRule="auto"/>
+              <w:spacing w:before="20" w:after="20" w:line="245" w:lineRule="auto"/>
               <w:jc w:val="left"/>
             </w:pPr>
             <w:r>
@@ -1551,7 +3202,7 @@
                 <w:color w:val="000000"/>
                 <w:sz w:val="14"/>
               </w:rPr>
-              <w:t>Password default NIK/NIM</w:t>
+              <w:t>Password default NIK terprediksi (U-06)</w:t>
             </w:r>
           </w:p>
         </w:tc>
@@ -1567,7 +3218,7 @@
           </w:tcPr>
           <w:p>
             <w:pPr>
-              <w:spacing w:before="20" w:after="20" w:line="240" w:lineRule="auto"/>
+              <w:spacing w:before="20" w:after="20" w:line="245" w:lineRule="auto"/>
               <w:jc w:val="left"/>
             </w:pPr>
             <w:r>
@@ -1596,7 +3247,7 @@
           </w:tcPr>
           <w:p>
             <w:pPr>
-              <w:spacing w:before="20" w:after="20" w:line="240" w:lineRule="auto"/>
+              <w:spacing w:before="20" w:after="20" w:line="245" w:lineRule="auto"/>
               <w:jc w:val="left"/>
             </w:pPr>
             <w:r>
@@ -1623,7 +3274,7 @@
           </w:tcPr>
           <w:p>
             <w:pPr>
-              <w:spacing w:before="20" w:after="20" w:line="240" w:lineRule="auto"/>
+              <w:spacing w:before="20" w:after="20" w:line="245" w:lineRule="auto"/>
               <w:jc w:val="left"/>
             </w:pPr>
             <w:r>
@@ -1634,7 +3285,7 @@
                 <w:color w:val="000000"/>
                 <w:sz w:val="14"/>
               </w:rPr>
-              <w:t>2.624 tiket manual SMILE</w:t>
+              <w:t>2.624 tiket manual SMILE (D-02)</w:t>
             </w:r>
           </w:p>
         </w:tc>
@@ -1650,7 +3301,7 @@
           </w:tcPr>
           <w:p>
             <w:pPr>
-              <w:spacing w:before="20" w:after="20" w:line="240" w:lineRule="auto"/>
+              <w:spacing w:before="20" w:after="20" w:line="245" w:lineRule="auto"/>
               <w:jc w:val="left"/>
             </w:pPr>
             <w:r>
@@ -1661,7 +3312,7 @@
                 <w:color w:val="000000"/>
                 <w:sz w:val="14"/>
               </w:rPr>
-              <w:t>Self-service reset mandiri via email</w:t>
+              <w:t>Self-service recovery via email kampus</w:t>
             </w:r>
           </w:p>
         </w:tc>
@@ -1679,7 +3330,7 @@
           </w:tcPr>
           <w:p>
             <w:pPr>
-              <w:spacing w:before="20" w:after="20" w:line="240" w:lineRule="auto"/>
+              <w:spacing w:before="20" w:after="20" w:line="245" w:lineRule="auto"/>
               <w:jc w:val="left"/>
             </w:pPr>
             <w:r>
@@ -1706,7 +3357,7 @@
           </w:tcPr>
           <w:p>
             <w:pPr>
-              <w:spacing w:before="20" w:after="20" w:line="240" w:lineRule="auto"/>
+              <w:spacing w:before="20" w:after="20" w:line="245" w:lineRule="auto"/>
               <w:jc w:val="left"/>
             </w:pPr>
             <w:r>
@@ -1717,7 +3368,7 @@
                 <w:color w:val="000000"/>
                 <w:sz w:val="14"/>
               </w:rPr>
-              <w:t>Event Expiration kosong</w:t>
+              <w:t>Expiration KOSONG (T-08)</w:t>
             </w:r>
           </w:p>
         </w:tc>
@@ -1733,7 +3384,7 @@
           </w:tcPr>
           <w:p>
             <w:pPr>
-              <w:spacing w:before="20" w:after="20" w:line="240" w:lineRule="auto"/>
+              <w:spacing w:before="20" w:after="20" w:line="245" w:lineRule="auto"/>
               <w:jc w:val="left"/>
             </w:pPr>
             <w:r>
@@ -1744,7 +3395,173 @@
                 <w:color w:val="000000"/>
                 <w:sz w:val="14"/>
               </w:rPr>
-              <w:t>Retensi log audit terkonfigurasi 180 hari</w:t>
+              <w:t>Retensi log terotomasi 180 hari</w:t>
+            </w:r>
+          </w:p>
+        </w:tc>
+      </w:tr>
+      <w:tr>
+        <w:tc>
+          <w:tcPr>
+            <w:tcW w:type="dxa" w:w="1296"/>
+            <w:tcMar>
+              <w:top w:w="30" w:type="dxa"/>
+              <w:bottom w:w="30" w:type="dxa"/>
+              <w:left w:w="50" w:type="dxa"/>
+              <w:right w:w="50" w:type="dxa"/>
+            </w:tcMar>
+          </w:tcPr>
+          <w:p>
+            <w:pPr>
+              <w:spacing w:before="20" w:after="20" w:line="245" w:lineRule="auto"/>
+              <w:jc w:val="left"/>
+            </w:pPr>
+            <w:r>
+              <w:rPr>
+                <w:rFonts w:ascii="Times New Roman" w:hAnsi="Times New Roman"/>
+                <w:b/>
+                <w:i w:val="0"/>
+                <w:color w:val="000000"/>
+                <w:sz w:val="14"/>
+              </w:rPr>
+              <w:t>Tata Kelola</w:t>
+            </w:r>
+          </w:p>
+        </w:tc>
+        <w:tc>
+          <w:tcPr>
+            <w:tcW w:type="dxa" w:w="1728"/>
+            <w:tcMar>
+              <w:top w:w="30" w:type="dxa"/>
+              <w:bottom w:w="30" w:type="dxa"/>
+              <w:left w:w="50" w:type="dxa"/>
+              <w:right w:w="50" w:type="dxa"/>
+            </w:tcMar>
+          </w:tcPr>
+          <w:p>
+            <w:pPr>
+              <w:spacing w:before="20" w:after="20" w:line="245" w:lineRule="auto"/>
+              <w:jc w:val="left"/>
+            </w:pPr>
+            <w:r>
+              <w:rPr>
+                <w:rFonts w:ascii="Times New Roman" w:hAnsi="Times New Roman"/>
+                <w:b w:val="0"/>
+                <w:i w:val="0"/>
+                <w:color w:val="000000"/>
+                <w:sz w:val="14"/>
+              </w:rPr>
+              <w:t>Belum ada dokumen SOP resmi SSO</w:t>
+            </w:r>
+          </w:p>
+        </w:tc>
+        <w:tc>
+          <w:tcPr>
+            <w:tcW w:type="dxa" w:w="1728"/>
+            <w:tcMar>
+              <w:top w:w="30" w:type="dxa"/>
+              <w:bottom w:w="30" w:type="dxa"/>
+              <w:left w:w="50" w:type="dxa"/>
+              <w:right w:w="50" w:type="dxa"/>
+            </w:tcMar>
+          </w:tcPr>
+          <w:p>
+            <w:pPr>
+              <w:spacing w:before="20" w:after="20" w:line="245" w:lineRule="auto"/>
+              <w:jc w:val="left"/>
+            </w:pPr>
+            <w:r>
+              <w:rPr>
+                <w:rFonts w:ascii="Times New Roman" w:hAnsi="Times New Roman"/>
+                <w:b w:val="0"/>
+                <w:i w:val="0"/>
+                <w:color w:val="000000"/>
+                <w:sz w:val="14"/>
+              </w:rPr>
+              <w:t>SOP operasional &amp; role matrix disahkan</w:t>
+            </w:r>
+          </w:p>
+        </w:tc>
+      </w:tr>
+      <w:tr>
+        <w:tc>
+          <w:tcPr>
+            <w:tcW w:type="dxa" w:w="1296"/>
+            <w:tcMar>
+              <w:top w:w="30" w:type="dxa"/>
+              <w:bottom w:w="30" w:type="dxa"/>
+              <w:left w:w="50" w:type="dxa"/>
+              <w:right w:w="50" w:type="dxa"/>
+            </w:tcMar>
+          </w:tcPr>
+          <w:p>
+            <w:pPr>
+              <w:spacing w:before="20" w:after="20" w:line="245" w:lineRule="auto"/>
+              <w:jc w:val="left"/>
+            </w:pPr>
+            <w:r>
+              <w:rPr>
+                <w:rFonts w:ascii="Times New Roman" w:hAnsi="Times New Roman"/>
+                <w:b/>
+                <w:i w:val="0"/>
+                <w:color w:val="000000"/>
+                <w:sz w:val="14"/>
+              </w:rPr>
+              <w:t>Risiko</w:t>
+            </w:r>
+          </w:p>
+        </w:tc>
+        <w:tc>
+          <w:tcPr>
+            <w:tcW w:type="dxa" w:w="1728"/>
+            <w:tcMar>
+              <w:top w:w="30" w:type="dxa"/>
+              <w:bottom w:w="30" w:type="dxa"/>
+              <w:left w:w="50" w:type="dxa"/>
+              <w:right w:w="50" w:type="dxa"/>
+            </w:tcMar>
+          </w:tcPr>
+          <w:p>
+            <w:pPr>
+              <w:spacing w:before="20" w:after="20" w:line="245" w:lineRule="auto"/>
+              <w:jc w:val="left"/>
+            </w:pPr>
+            <w:r>
+              <w:rPr>
+                <w:rFonts w:ascii="Times New Roman" w:hAnsi="Times New Roman"/>
+                <w:b w:val="0"/>
+                <w:i w:val="0"/>
+                <w:color w:val="000000"/>
+                <w:sz w:val="14"/>
+              </w:rPr>
+              <w:t>Rentan pembobolan &amp; sanksi UU PDP</w:t>
+            </w:r>
+          </w:p>
+        </w:tc>
+        <w:tc>
+          <w:tcPr>
+            <w:tcW w:type="dxa" w:w="1728"/>
+            <w:tcMar>
+              <w:top w:w="30" w:type="dxa"/>
+              <w:bottom w:w="30" w:type="dxa"/>
+              <w:left w:w="50" w:type="dxa"/>
+              <w:right w:w="50" w:type="dxa"/>
+            </w:tcMar>
+          </w:tcPr>
+          <w:p>
+            <w:pPr>
+              <w:spacing w:before="20" w:after="20" w:line="245" w:lineRule="auto"/>
+              <w:jc w:val="left"/>
+            </w:pPr>
+            <w:r>
+              <w:rPr>
+                <w:rFonts w:ascii="Times New Roman" w:hAnsi="Times New Roman"/>
+                <w:b w:val="0"/>
+                <w:i w:val="0"/>
+                <w:color w:val="000000"/>
+                <w:sz w:val="14"/>
+              </w:rPr>
+              <w:t>Autentikasi berlapis patuh UU PDP</w:t>
             </w:r>
           </w:p>
         </w:tc>
@@ -1754,6 +3571,35 @@
       <w:pPr>
         <w:spacing w:after="80"/>
       </w:pPr>
+    </w:p>
+    <w:p>
+      <w:pPr>
+        <w:spacing w:before="140" w:after="40"/>
+        <w:jc w:val="left"/>
+      </w:pPr>
+      <w:r>
+        <w:rPr>
+          <w:rFonts w:ascii="Times New Roman" w:hAnsi="Times New Roman"/>
+          <w:b/>
+          <w:i/>
+          <w:sz w:val="19"/>
+        </w:rPr>
+        <w:t>I. Perbandingan Alur Autentikasi As-Is vs To-Be</w:t>
+      </w:r>
+    </w:p>
+    <w:p>
+      <w:pPr>
+        <w:spacing w:before="0" w:after="60" w:line="252" w:lineRule="auto"/>
+        <w:ind w:firstLine="259"/>
+        <w:jc w:val="both"/>
+      </w:pPr>
+      <w:r>
+        <w:rPr>
+          <w:rFonts w:ascii="Times New Roman" w:hAnsi="Times New Roman"/>
+          <w:sz w:val="19"/>
+        </w:rPr>
+        <w:t>Perbedaan mendasar antara alur autentikasi eksisting yang rentan dengan alur target yang diperkuat diilustrasikan secara komprehensif pada Gambar 1.</w:t>
+      </w:r>
     </w:p>
     <w:p>
       <w:pPr>
@@ -1806,12 +3652,26 @@
           <w:i/>
           <w:sz w:val="16"/>
         </w:rPr>
-        <w:t>Fig. 1. Perbandingan alur autentikasi sebelum (As-Is) dan sesudah (To-Be) penerapan SSO terintegrasi MFA.</w:t>
+        <w:t>Fig. 1. Perbandingan alur autentikasi sebelum (As-Is: faktor tunggal rentan, manual helpdesk) dan sesudah (To-Be: diperkuat TOTP/FIDO2, pemulihan mandiri).</w:t>
       </w:r>
     </w:p>
     <w:p>
       <w:pPr>
-        <w:spacing w:before="120" w:after="40"/>
+        <w:spacing w:before="0" w:after="60" w:line="252" w:lineRule="auto"/>
+        <w:ind w:firstLine="259"/>
+        <w:jc w:val="both"/>
+      </w:pPr>
+      <w:r>
+        <w:rPr>
+          <w:rFonts w:ascii="Times New Roman" w:hAnsi="Times New Roman"/>
+          <w:sz w:val="19"/>
+        </w:rPr>
+        <w:t>Sebagaimana divisualisasikan pada Gambar 1 (panel kiri), pada kondisi As-Is pengguna hanya memasukkan username dan kata sandi default NIK tanpa verifikasi tambahan, langsung menuju aplikasi hilir. Jika pengguna lupa kata sandi, tidak ada mekanisme mandiri sehingga pengguna membanjiri meja helpdesk SMILE. Sebaliknya, pada kondisi To-Be (panel kanan), Keycloak memicu pemeriksaan Password Policy ketat dilanjutkan verifikasi faktor kedua (TOTP 6-digit pada ponsel atau security key FIDO2). Apabila pengguna mengalami kendala kata sandi, portal Self-Service Identity Recovery memungkinkan pengaturan ulang mandiri via tautan email terverifikasi dalam waktu kurang dari 3 menit.</w:t>
+      </w:r>
+    </w:p>
+    <w:p>
+      <w:pPr>
+        <w:spacing w:before="140" w:after="40"/>
         <w:jc w:val="left"/>
       </w:pPr>
       <w:r>
@@ -1821,7 +3681,7 @@
           <w:i/>
           <w:sz w:val="19"/>
         </w:rPr>
-        <w:t>E. Formulasi Tiga Pilar Strategi SI/TI</w:t>
+        <w:t>J. Formulasi Tiga Pilar Strategi SI/TI</w:t>
       </w:r>
     </w:p>
     <w:p>
@@ -1849,7 +3709,7 @@
           <w:rFonts w:ascii="Times New Roman" w:hAnsi="Times New Roman"/>
           <w:sz w:val="19"/>
         </w:rPr>
-        <w:t xml:space="preserve">   - SI-1: Integrasi Autentikasi Berlapis (MFA Step-Up) pada seluruh 44 klien aplikasi terdaftar di Keycloak.</w:t>
+        <w:t xml:space="preserve">   - SI-1: Integrasi Autentikasi Berlapis (MFA Step-Up) pada seluruh 44 klien aplikasi terdaftar di Keycloak tanpa memerlukan modifikasi kode sumber aplikasi hilir.</w:t>
       </w:r>
     </w:p>
     <w:p>
@@ -1863,7 +3723,7 @@
           <w:rFonts w:ascii="Times New Roman" w:hAnsi="Times New Roman"/>
           <w:sz w:val="19"/>
         </w:rPr>
-        <w:t xml:space="preserve">   - SI-2: Peluncuran portal Self-Service Identity Recovery berbasis verifikasi email kampus dan kode cadangan (backup codes).</w:t>
+        <w:t xml:space="preserve">   - SI-2: Peluncuran portal Self-Service Identity Recovery berbasis email kampus terverifikasi dan 10 kode cadangan (backup recovery codes).</w:t>
       </w:r>
     </w:p>
     <w:p>
@@ -1877,7 +3737,7 @@
           <w:rFonts w:ascii="Times New Roman" w:hAnsi="Times New Roman"/>
           <w:sz w:val="19"/>
         </w:rPr>
-        <w:t xml:space="preserve">   - SI-3: Otomasi siklus hidup identitas (eRegistrasi -&gt; eAkademik -&gt; Keycloak -&gt; de-aktivasi 3 bulan pasca kelulusan).</w:t>
+        <w:t xml:space="preserve">   - SI-3: Penguatan otomasi siklus hidup identitas (eRegistrasi -&gt; eAkademik -&gt; Keycloak, serta de-aktivasi akun lulusan tepat 3 bulan pasca kelulusan).</w:t>
       </w:r>
     </w:p>
     <w:p>
@@ -1905,7 +3765,7 @@
           <w:rFonts w:ascii="Times New Roman" w:hAnsi="Times New Roman"/>
           <w:sz w:val="19"/>
         </w:rPr>
-        <w:t xml:space="preserve">   - TI-1: Pengerasan Keamanan Keycloak (Enforce Password Policy, aktifkan Verify Email, retensi log 180 hari).</w:t>
+        <w:t xml:space="preserve">   - TI-1: Pengerasan Keamanan Keycloak (Enforce Password Policy min 8-12 karakter, simbol/angka, lockout 5x gagal, aktifkan Verify Email, retensi log 180 hari).</w:t>
       </w:r>
     </w:p>
     <w:p>
@@ -1919,7 +3779,7 @@
           <w:rFonts w:ascii="Times New Roman" w:hAnsi="Times New Roman"/>
           <w:sz w:val="19"/>
         </w:rPr>
-        <w:t xml:space="preserve">   - TI-2: Penerapan MFA TOTP aplikasi seluler bebas lisensi untuk 45rb sivitas akademika.</w:t>
+        <w:t xml:space="preserve">   - TI-2: Penerapan MFA TOTP aplikasi seluler bebas lisensi (Google Authenticator / FreeOTP) untuk 45.000 sivitas akademika massal.</w:t>
       </w:r>
     </w:p>
     <w:p>
@@ -1933,7 +3793,7 @@
           <w:rFonts w:ascii="Times New Roman" w:hAnsi="Times New Roman"/>
           <w:sz w:val="19"/>
         </w:rPr>
-        <w:t xml:space="preserve">   - TI-3: Penerapan MFA FIDO2/WebAuthn berbasis perangkat keras bagi akun administrator dan pengelola sistem finansial.</w:t>
+        <w:t xml:space="preserve">   - TI-3: Penerapan MFA FIDO2/WebAuthn berbasis perangkat keras (hardware key) bagi akun administrator TI dan pengelola transaksi keuangan.</w:t>
       </w:r>
     </w:p>
     <w:p>
@@ -1947,7 +3807,7 @@
           <w:rFonts w:ascii="Times New Roman" w:hAnsi="Times New Roman"/>
           <w:sz w:val="19"/>
         </w:rPr>
-        <w:t xml:space="preserve">   - TI-4: Eliminasi total kata sandi bawaan NIK melalui Required Action Update Password pada login pertama.</w:t>
+        <w:t xml:space="preserve">   - TI-4: Eliminasi total kata sandi bawaan NIK/NIM melalui Required Action Update Password pada login pertama.</w:t>
       </w:r>
     </w:p>
     <w:p>
@@ -1975,7 +3835,7 @@
           <w:rFonts w:ascii="Times New Roman" w:hAnsi="Times New Roman"/>
           <w:sz w:val="19"/>
         </w:rPr>
-        <w:t xml:space="preserve">   - MGT-1: Penyusunan dan pengesahan dokumen SOP resmi operasional dan keamanan SSO.</w:t>
+        <w:t xml:space="preserve">   - MGT-1: Penyusunan dan pengesahan dokumen Standar Operasional Prosedur (SOP) resmi operasional dan tata kelola akun SSO.</w:t>
       </w:r>
     </w:p>
     <w:p>
@@ -1989,7 +3849,7 @@
           <w:rFonts w:ascii="Times New Roman" w:hAnsi="Times New Roman"/>
           <w:sz w:val="19"/>
         </w:rPr>
-        <w:t xml:space="preserve">   - MGT-2: Efisiensi helpdesk SMILE melalui materi panduan visual dan video tutorial pendaftaran TOTP.</w:t>
+        <w:t xml:space="preserve">   - MGT-2: Transformasi layanan helpdesk SMILE melalui pembuatan panduan visual, video tutorial pendaftaran TOTP, dan pembentukan tim pendamping go-live.</w:t>
       </w:r>
     </w:p>
     <w:p>
@@ -2003,12 +3863,12 @@
           <w:rFonts w:ascii="Times New Roman" w:hAnsi="Times New Roman"/>
           <w:sz w:val="19"/>
         </w:rPr>
-        <w:t xml:space="preserve">   - MGT-3: Audit kepatuhan berkala terhadap mandat UU PDP No. 27/2022.</w:t>
+        <w:t xml:space="preserve">   - MGT-3: Penegakan audit kepatuhan berkala terhadap mandat UU PDP No. 27/2022 dan implementasi retensi log audit.</w:t>
       </w:r>
     </w:p>
     <w:p>
       <w:pPr>
-        <w:spacing w:before="120" w:after="40"/>
+        <w:spacing w:before="140" w:after="40"/>
         <w:jc w:val="left"/>
       </w:pPr>
       <w:r>
@@ -2018,7 +3878,7 @@
           <w:i/>
           <w:sz w:val="19"/>
         </w:rPr>
-        <w:t>F. Arsitektur Target Konseptual SSO + MFA</w:t>
+        <w:t>K. Arsitektur Target Konseptual SSO + MFA</w:t>
       </w:r>
     </w:p>
     <w:p>
@@ -2032,7 +3892,7 @@
           <w:rFonts w:ascii="Times New Roman" w:hAnsi="Times New Roman"/>
           <w:sz w:val="19"/>
         </w:rPr>
-        <w:t>Arsitektur target mengombinasikan perimeter keamanan terpadu di depan klaster Keycloak IdP: Reverse Proxy/WAF -&gt; Authentication Flow Engine dengan Required Actions Pipeline -&gt; Modul TOTP (RFC 6238) &amp; WebAuthn SPI -&gt; Penyimpanan Token Sesi Terenkripsi -&gt; Penerbitan Token OIDC/SAML ke 44 aplikasi klien. Tiga alur utama dirancang: (1) Alur Registrasi Pertama; (2) Alur Login Terproteksi TOTP/WebAuthn; dan (3) Alur Pemulihan Mandiri via Email.</w:t>
+        <w:t>Arsitektur target mengombinasikan perimeter keamanan terpadu di depan klaster Keycloak IdP sebagaimana diilustrasikan pada Gambar 2.</w:t>
       </w:r>
     </w:p>
     <w:p>
@@ -2091,17 +3951,16 @@
     </w:p>
     <w:p>
       <w:pPr>
-        <w:spacing w:before="120" w:after="40"/>
-        <w:jc w:val="left"/>
+        <w:spacing w:before="0" w:after="60" w:line="252" w:lineRule="auto"/>
+        <w:ind w:firstLine="259"/>
+        <w:jc w:val="both"/>
       </w:pPr>
       <w:r>
         <w:rPr>
           <w:rFonts w:ascii="Times New Roman" w:hAnsi="Times New Roman"/>
-          <w:b/>
-          <w:i/>
           <w:sz w:val="19"/>
         </w:rPr>
-        <w:t>G. Portofolio McFarlan dan Peta Jalan 2026–2028</w:t>
+        <w:t>Arsitektur target pada Gambar 2 terdiri atas 5 lapisan terstruktur: (1) Lapisan Pengguna (Mahasiswa BYOD, Dosen, Tendik, Admin); (2) Perimeter Keamanan (WAF dan Nginx Reverse Proxy TLS 1.3); (3) Klaster Keycloak IdP (Policy Enforcer, Required Action Pipeline, TOTP/WebAuthn Engine, Log Auto-Purge 180 Hari); (4) Sumber Data Identitas (eAkademik JPA lokal dan eSDM REST Sync); serta (5) Lapisan Aplikasi Terintegrasi (44 Client OIDC/SAML).</w:t>
       </w:r>
     </w:p>
     <w:p>
@@ -2115,7 +3974,7 @@
           <w:rFonts w:ascii="Times New Roman" w:hAnsi="Times New Roman"/>
           <w:sz w:val="19"/>
         </w:rPr>
-        <w:t>Berdasarkan McFarlan Strategic Grid, Keycloak SSO Core, Engine MFA (TOTP/WebAuthn), dan Self-Service Portal diposisikan pada kuadran STRATEGIC karena menentukan kelangsungan keamanan operasional universitas di masa depan. Layanan tridharma (eAkademik, eSDM, eFinansi) berada pada kuadran KEY OPERATIONAL.</w:t>
+        <w:t>Tiga alur autentikasi target dirancang:</w:t>
       </w:r>
     </w:p>
     <w:p>
@@ -2129,7 +3988,7 @@
           <w:rFonts w:ascii="Times New Roman" w:hAnsi="Times New Roman"/>
           <w:sz w:val="19"/>
         </w:rPr>
-        <w:t>Peta jalan implementasi 12 bulan dibagi menjadi 3 fase terukur:</w:t>
+        <w:t>1. Alur Pendaftaran Pertama Kali: Pengguna login awal -&gt; Wajib buat kata sandi baru -&gt; Verifikasi tautan email kampus -&gt; Pindai QR Code TOTP -&gt; Cetak 10 kode cadangan pemulihan -&gt; Akun aktif terlindungi MFA.</w:t>
       </w:r>
     </w:p>
     <w:p>
@@ -2143,7 +4002,7 @@
           <w:rFonts w:ascii="Times New Roman" w:hAnsi="Times New Roman"/>
           <w:sz w:val="19"/>
         </w:rPr>
-        <w:t>1. Fase 1: Quick Wins &amp; Hardening (Bulan 1–3): Konfigurasi Password Policy, pembersihan password NIK default, pengesahan SOP SSO.</w:t>
+        <w:t>2. Alur Login Rutin Terproteksi: Input username dan password -&gt; Validasi kredensial -&gt; Layar verifikasi OTP -&gt; Masukkan kode 6-digit TOTP (atau tap token FIDO2) -&gt; Keycloak menerbitkan token akses OIDC/SAML -&gt; Pengguna berhasil masuk.</w:t>
       </w:r>
     </w:p>
     <w:p>
@@ -2157,7 +4016,22 @@
           <w:rFonts w:ascii="Times New Roman" w:hAnsi="Times New Roman"/>
           <w:sz w:val="19"/>
         </w:rPr>
-        <w:t>2. Fase 2: MFA Massal &amp; Pemulihan Mandiri (Bulan 4–9): Integrasi MFA 44 client, peluncuran TOTP massal, rilis portal pemulihan mandiri, kampanye sosialisasi helpdesk SMILE.</w:t>
+        <w:t>3. Alur Pemulihan Mandiri: Klik 'Forgot Password' -&gt; Masukkan email kampus terdaftar -&gt; Terima tautan pemulihan -&gt; Buat password baru dan konfirmasi OTP -&gt; Selesai secara mandiri tanpa tiket SMILE.</w:t>
+      </w:r>
+    </w:p>
+    <w:p>
+      <w:pPr>
+        <w:spacing w:before="140" w:after="40"/>
+        <w:jc w:val="left"/>
+      </w:pPr>
+      <w:r>
+        <w:rPr>
+          <w:rFonts w:ascii="Times New Roman" w:hAnsi="Times New Roman"/>
+          <w:b/>
+          <w:i/>
+          <w:sz w:val="19"/>
+        </w:rPr>
+        <w:t>L. Portofolio Strategis McFarlan Strategic Grid</w:t>
       </w:r>
     </w:p>
     <w:p>
@@ -2171,12 +4045,469 @@
           <w:rFonts w:ascii="Times New Roman" w:hAnsi="Times New Roman"/>
           <w:sz w:val="19"/>
         </w:rPr>
-        <w:t>3. Fase 3: Proteksi Akun Istimewa &amp; Audit (Bulan 10–12): Wajib FIDO2/WebAuthn bagi admin, audit retensi log 180 hari, sertifikasi kepatuhan UU PDP.</w:t>
+        <w:t>Seluruh 44 aplikasi dan kapabilitas baru dipetakan ke dalam McFarlan Strategic Grid pada Tabel 5.</w:t>
       </w:r>
     </w:p>
     <w:p>
       <w:pPr>
-        <w:spacing w:before="120" w:after="40"/>
+        <w:spacing w:before="80" w:after="40"/>
+        <w:jc w:val="center"/>
+      </w:pPr>
+      <w:r>
+        <w:rPr>
+          <w:rFonts w:ascii="Times New Roman" w:hAnsi="Times New Roman"/>
+          <w:b/>
+          <w:sz w:val="16"/>
+        </w:rPr>
+        <w:t>Table 5. Pemetaan Portofolio Aplikasi pada McFarlan Strategic Grid</w:t>
+      </w:r>
+    </w:p>
+    <w:tbl>
+      <w:tblPr>
+        <w:tblW w:type="auto" w:w="0"/>
+        <w:jc w:val="center"/>
+        <w:tblLook w:firstColumn="1" w:firstRow="1" w:lastColumn="0" w:lastRow="0" w:noHBand="0" w:noVBand="1" w:val="04A0"/>
+        <w:tblBorders>
+          <w:top w:val="single" w:sz="4" w:space="0" w:color="000000"/>
+          <w:bottom w:val="single" w:sz="4" w:space="0" w:color="000000"/>
+          <w:left w:val="none"/>
+          <w:right w:val="none"/>
+          <w:insideH w:val="single" w:sz="4" w:space="0" w:color="D5D5D5"/>
+          <w:insideV w:val="none"/>
+        </w:tblBorders>
+      </w:tblPr>
+      <w:tblGrid>
+        <w:gridCol w:w="3346"/>
+        <w:gridCol w:w="3346"/>
+        <w:gridCol w:w="3346"/>
+      </w:tblGrid>
+      <w:tr>
+        <w:tc>
+          <w:tcPr>
+            <w:tcW w:type="dxa" w:w="1296"/>
+            <w:shd w:fill="EAEAEA"/>
+            <w:tcMar>
+              <w:top w:w="40" w:type="dxa"/>
+              <w:bottom w:w="40" w:type="dxa"/>
+              <w:left w:w="50" w:type="dxa"/>
+              <w:right w:w="50" w:type="dxa"/>
+            </w:tcMar>
+          </w:tcPr>
+          <w:p>
+            <w:pPr>
+              <w:spacing w:before="20" w:after="20" w:line="245" w:lineRule="auto"/>
+              <w:jc w:val="center"/>
+            </w:pPr>
+            <w:r>
+              <w:rPr>
+                <w:rFonts w:ascii="Times New Roman" w:hAnsi="Times New Roman"/>
+                <w:b/>
+                <w:i w:val="0"/>
+                <w:color w:val="000000"/>
+                <w:sz w:val="14"/>
+              </w:rPr>
+              <w:t>Kuadran Portofolio</w:t>
+            </w:r>
+          </w:p>
+        </w:tc>
+        <w:tc>
+          <w:tcPr>
+            <w:tcW w:type="dxa" w:w="1728"/>
+            <w:shd w:fill="EAEAEA"/>
+            <w:tcMar>
+              <w:top w:w="40" w:type="dxa"/>
+              <w:bottom w:w="40" w:type="dxa"/>
+              <w:left w:w="50" w:type="dxa"/>
+              <w:right w:w="50" w:type="dxa"/>
+            </w:tcMar>
+          </w:tcPr>
+          <w:p>
+            <w:pPr>
+              <w:spacing w:before="20" w:after="20" w:line="245" w:lineRule="auto"/>
+              <w:jc w:val="center"/>
+            </w:pPr>
+            <w:r>
+              <w:rPr>
+                <w:rFonts w:ascii="Times New Roman" w:hAnsi="Times New Roman"/>
+                <w:b/>
+                <w:i w:val="0"/>
+                <w:color w:val="000000"/>
+                <w:sz w:val="14"/>
+              </w:rPr>
+              <w:t>Aplikasi &amp; Kapabilitas Sistem</w:t>
+            </w:r>
+          </w:p>
+        </w:tc>
+        <w:tc>
+          <w:tcPr>
+            <w:tcW w:type="dxa" w:w="1728"/>
+            <w:shd w:fill="EAEAEA"/>
+            <w:tcMar>
+              <w:top w:w="40" w:type="dxa"/>
+              <w:bottom w:w="40" w:type="dxa"/>
+              <w:left w:w="50" w:type="dxa"/>
+              <w:right w:w="50" w:type="dxa"/>
+            </w:tcMar>
+          </w:tcPr>
+          <w:p>
+            <w:pPr>
+              <w:spacing w:before="20" w:after="20" w:line="245" w:lineRule="auto"/>
+              <w:jc w:val="center"/>
+            </w:pPr>
+            <w:r>
+              <w:rPr>
+                <w:rFonts w:ascii="Times New Roman" w:hAnsi="Times New Roman"/>
+                <w:b/>
+                <w:i w:val="0"/>
+                <w:color w:val="000000"/>
+                <w:sz w:val="14"/>
+              </w:rPr>
+              <w:t>Peran &amp; Kontribusi Strategis</w:t>
+            </w:r>
+          </w:p>
+        </w:tc>
+      </w:tr>
+      <w:tr>
+        <w:tc>
+          <w:tcPr>
+            <w:tcW w:type="dxa" w:w="1296"/>
+            <w:tcMar>
+              <w:top w:w="30" w:type="dxa"/>
+              <w:bottom w:w="30" w:type="dxa"/>
+              <w:left w:w="50" w:type="dxa"/>
+              <w:right w:w="50" w:type="dxa"/>
+            </w:tcMar>
+          </w:tcPr>
+          <w:p>
+            <w:pPr>
+              <w:spacing w:before="20" w:after="20" w:line="245" w:lineRule="auto"/>
+              <w:jc w:val="left"/>
+            </w:pPr>
+            <w:r>
+              <w:rPr>
+                <w:rFonts w:ascii="Times New Roman" w:hAnsi="Times New Roman"/>
+                <w:b/>
+                <w:i w:val="0"/>
+                <w:color w:val="000000"/>
+                <w:sz w:val="14"/>
+              </w:rPr>
+              <w:t>STRATEGIC</w:t>
+            </w:r>
+          </w:p>
+        </w:tc>
+        <w:tc>
+          <w:tcPr>
+            <w:tcW w:type="dxa" w:w="1728"/>
+            <w:tcMar>
+              <w:top w:w="30" w:type="dxa"/>
+              <w:bottom w:w="30" w:type="dxa"/>
+              <w:left w:w="50" w:type="dxa"/>
+              <w:right w:w="50" w:type="dxa"/>
+            </w:tcMar>
+          </w:tcPr>
+          <w:p>
+            <w:pPr>
+              <w:spacing w:before="20" w:after="20" w:line="245" w:lineRule="auto"/>
+              <w:jc w:val="left"/>
+            </w:pPr>
+            <w:r>
+              <w:rPr>
+                <w:rFonts w:ascii="Times New Roman" w:hAnsi="Times New Roman"/>
+                <w:b w:val="0"/>
+                <w:i w:val="0"/>
+                <w:color w:val="000000"/>
+                <w:sz w:val="14"/>
+              </w:rPr>
+              <w:t>Keycloak SSO Core, Engine TOTP, WebAuthn SPI, Self-Service Recovery</w:t>
+            </w:r>
+          </w:p>
+        </w:tc>
+        <w:tc>
+          <w:tcPr>
+            <w:tcW w:type="dxa" w:w="1728"/>
+            <w:tcMar>
+              <w:top w:w="30" w:type="dxa"/>
+              <w:bottom w:w="30" w:type="dxa"/>
+              <w:left w:w="50" w:type="dxa"/>
+              <w:right w:w="50" w:type="dxa"/>
+            </w:tcMar>
+          </w:tcPr>
+          <w:p>
+            <w:pPr>
+              <w:spacing w:before="20" w:after="20" w:line="245" w:lineRule="auto"/>
+              <w:jc w:val="left"/>
+            </w:pPr>
+            <w:r>
+              <w:rPr>
+                <w:rFonts w:ascii="Times New Roman" w:hAnsi="Times New Roman"/>
+                <w:b w:val="0"/>
+                <w:i w:val="0"/>
+                <w:color w:val="000000"/>
+                <w:sz w:val="14"/>
+              </w:rPr>
+              <w:t>Kritis bagi kelangsungan keamanan &amp; kepatuhan institusi masa depan.</w:t>
+            </w:r>
+          </w:p>
+        </w:tc>
+      </w:tr>
+      <w:tr>
+        <w:tc>
+          <w:tcPr>
+            <w:tcW w:type="dxa" w:w="1296"/>
+            <w:tcMar>
+              <w:top w:w="30" w:type="dxa"/>
+              <w:bottom w:w="30" w:type="dxa"/>
+              <w:left w:w="50" w:type="dxa"/>
+              <w:right w:w="50" w:type="dxa"/>
+            </w:tcMar>
+          </w:tcPr>
+          <w:p>
+            <w:pPr>
+              <w:spacing w:before="20" w:after="20" w:line="245" w:lineRule="auto"/>
+              <w:jc w:val="left"/>
+            </w:pPr>
+            <w:r>
+              <w:rPr>
+                <w:rFonts w:ascii="Times New Roman" w:hAnsi="Times New Roman"/>
+                <w:b/>
+                <w:i w:val="0"/>
+                <w:color w:val="000000"/>
+                <w:sz w:val="14"/>
+              </w:rPr>
+              <w:t>HIGH POTENTIAL</w:t>
+            </w:r>
+          </w:p>
+        </w:tc>
+        <w:tc>
+          <w:tcPr>
+            <w:tcW w:type="dxa" w:w="1728"/>
+            <w:tcMar>
+              <w:top w:w="30" w:type="dxa"/>
+              <w:bottom w:w="30" w:type="dxa"/>
+              <w:left w:w="50" w:type="dxa"/>
+              <w:right w:w="50" w:type="dxa"/>
+            </w:tcMar>
+          </w:tcPr>
+          <w:p>
+            <w:pPr>
+              <w:spacing w:before="20" w:after="20" w:line="245" w:lineRule="auto"/>
+              <w:jc w:val="left"/>
+            </w:pPr>
+            <w:r>
+              <w:rPr>
+                <w:rFonts w:ascii="Times New Roman" w:hAnsi="Times New Roman"/>
+                <w:b w:val="0"/>
+                <w:i w:val="0"/>
+                <w:color w:val="000000"/>
+                <w:sz w:val="14"/>
+              </w:rPr>
+              <w:t>FIDO2 Passkeys, mCampus, mhst, dev-lms Moodle, uhelp bridge</w:t>
+            </w:r>
+          </w:p>
+        </w:tc>
+        <w:tc>
+          <w:tcPr>
+            <w:tcW w:type="dxa" w:w="1728"/>
+            <w:tcMar>
+              <w:top w:w="30" w:type="dxa"/>
+              <w:bottom w:w="30" w:type="dxa"/>
+              <w:left w:w="50" w:type="dxa"/>
+              <w:right w:w="50" w:type="dxa"/>
+            </w:tcMar>
+          </w:tcPr>
+          <w:p>
+            <w:pPr>
+              <w:spacing w:before="20" w:after="20" w:line="245" w:lineRule="auto"/>
+              <w:jc w:val="left"/>
+            </w:pPr>
+            <w:r>
+              <w:rPr>
+                <w:rFonts w:ascii="Times New Roman" w:hAnsi="Times New Roman"/>
+                <w:b w:val="0"/>
+                <w:i w:val="0"/>
+                <w:color w:val="000000"/>
+                <w:sz w:val="14"/>
+              </w:rPr>
+              <w:t>Inovasi penentu keunggulan kompetitif jangka panjang.</w:t>
+            </w:r>
+          </w:p>
+        </w:tc>
+      </w:tr>
+      <w:tr>
+        <w:tc>
+          <w:tcPr>
+            <w:tcW w:type="dxa" w:w="1296"/>
+            <w:tcMar>
+              <w:top w:w="30" w:type="dxa"/>
+              <w:bottom w:w="30" w:type="dxa"/>
+              <w:left w:w="50" w:type="dxa"/>
+              <w:right w:w="50" w:type="dxa"/>
+            </w:tcMar>
+          </w:tcPr>
+          <w:p>
+            <w:pPr>
+              <w:spacing w:before="20" w:after="20" w:line="245" w:lineRule="auto"/>
+              <w:jc w:val="left"/>
+            </w:pPr>
+            <w:r>
+              <w:rPr>
+                <w:rFonts w:ascii="Times New Roman" w:hAnsi="Times New Roman"/>
+                <w:b/>
+                <w:i w:val="0"/>
+                <w:color w:val="000000"/>
+                <w:sz w:val="14"/>
+              </w:rPr>
+              <w:t>KEY OPERATIONAL</w:t>
+            </w:r>
+          </w:p>
+        </w:tc>
+        <w:tc>
+          <w:tcPr>
+            <w:tcW w:type="dxa" w:w="1728"/>
+            <w:tcMar>
+              <w:top w:w="30" w:type="dxa"/>
+              <w:bottom w:w="30" w:type="dxa"/>
+              <w:left w:w="50" w:type="dxa"/>
+              <w:right w:w="50" w:type="dxa"/>
+            </w:tcMar>
+          </w:tcPr>
+          <w:p>
+            <w:pPr>
+              <w:spacing w:before="20" w:after="20" w:line="245" w:lineRule="auto"/>
+              <w:jc w:val="left"/>
+            </w:pPr>
+            <w:r>
+              <w:rPr>
+                <w:rFonts w:ascii="Times New Roman" w:hAnsi="Times New Roman"/>
+                <w:b w:val="0"/>
+                <w:i w:val="0"/>
+                <w:color w:val="000000"/>
+                <w:sz w:val="14"/>
+              </w:rPr>
+              <w:t>eAkademik, eRegistrasi, eSDM, esdm-sync, eFinansi, Wi-Fi SSO</w:t>
+            </w:r>
+          </w:p>
+        </w:tc>
+        <w:tc>
+          <w:tcPr>
+            <w:tcW w:type="dxa" w:w="1728"/>
+            <w:tcMar>
+              <w:top w:w="30" w:type="dxa"/>
+              <w:bottom w:w="30" w:type="dxa"/>
+              <w:left w:w="50" w:type="dxa"/>
+              <w:right w:w="50" w:type="dxa"/>
+            </w:tcMar>
+          </w:tcPr>
+          <w:p>
+            <w:pPr>
+              <w:spacing w:before="20" w:after="20" w:line="245" w:lineRule="auto"/>
+              <w:jc w:val="left"/>
+            </w:pPr>
+            <w:r>
+              <w:rPr>
+                <w:rFonts w:ascii="Times New Roman" w:hAnsi="Times New Roman"/>
+                <w:b w:val="0"/>
+                <w:i w:val="0"/>
+                <w:color w:val="000000"/>
+                <w:sz w:val="14"/>
+              </w:rPr>
+              <w:t>Pondasi operasional harian kampus yang wajib berjalan stabil.</w:t>
+            </w:r>
+          </w:p>
+        </w:tc>
+      </w:tr>
+      <w:tr>
+        <w:tc>
+          <w:tcPr>
+            <w:tcW w:type="dxa" w:w="1296"/>
+            <w:tcMar>
+              <w:top w:w="30" w:type="dxa"/>
+              <w:bottom w:w="30" w:type="dxa"/>
+              <w:left w:w="50" w:type="dxa"/>
+              <w:right w:w="50" w:type="dxa"/>
+            </w:tcMar>
+          </w:tcPr>
+          <w:p>
+            <w:pPr>
+              <w:spacing w:before="20" w:after="20" w:line="245" w:lineRule="auto"/>
+              <w:jc w:val="left"/>
+            </w:pPr>
+            <w:r>
+              <w:rPr>
+                <w:rFonts w:ascii="Times New Roman" w:hAnsi="Times New Roman"/>
+                <w:b/>
+                <w:i w:val="0"/>
+                <w:color w:val="000000"/>
+                <w:sz w:val="14"/>
+              </w:rPr>
+              <w:t>SUPPORT</w:t>
+            </w:r>
+          </w:p>
+        </w:tc>
+        <w:tc>
+          <w:tcPr>
+            <w:tcW w:type="dxa" w:w="1728"/>
+            <w:tcMar>
+              <w:top w:w="30" w:type="dxa"/>
+              <w:bottom w:w="30" w:type="dxa"/>
+              <w:left w:w="50" w:type="dxa"/>
+              <w:right w:w="50" w:type="dxa"/>
+            </w:tcMar>
+          </w:tcPr>
+          <w:p>
+            <w:pPr>
+              <w:spacing w:before="20" w:after="20" w:line="245" w:lineRule="auto"/>
+              <w:jc w:val="left"/>
+            </w:pPr>
+            <w:r>
+              <w:rPr>
+                <w:rFonts w:ascii="Times New Roman" w:hAnsi="Times New Roman"/>
+                <w:b w:val="0"/>
+                <w:i w:val="0"/>
+                <w:color w:val="000000"/>
+                <w:sz w:val="14"/>
+              </w:rPr>
+              <w:t>PLO Persuratan, eAset BMN, eBeasiswa, eAlumni, eKKN, eRiset</w:t>
+            </w:r>
+          </w:p>
+        </w:tc>
+        <w:tc>
+          <w:tcPr>
+            <w:tcW w:type="dxa" w:w="1728"/>
+            <w:tcMar>
+              <w:top w:w="30" w:type="dxa"/>
+              <w:bottom w:w="30" w:type="dxa"/>
+              <w:left w:w="50" w:type="dxa"/>
+              <w:right w:w="50" w:type="dxa"/>
+            </w:tcMar>
+          </w:tcPr>
+          <w:p>
+            <w:pPr>
+              <w:spacing w:before="20" w:after="20" w:line="245" w:lineRule="auto"/>
+              <w:jc w:val="left"/>
+            </w:pPr>
+            <w:r>
+              <w:rPr>
+                <w:rFonts w:ascii="Times New Roman" w:hAnsi="Times New Roman"/>
+                <w:b w:val="0"/>
+                <w:i w:val="0"/>
+                <w:color w:val="000000"/>
+                <w:sz w:val="14"/>
+              </w:rPr>
+              <w:t>Mendukung efisiensi administratif dan layanan penunjang.</w:t>
+            </w:r>
+          </w:p>
+        </w:tc>
+      </w:tr>
+    </w:tbl>
+    <w:p>
+      <w:pPr>
+        <w:spacing w:after="80"/>
+      </w:pPr>
+    </w:p>
+    <w:p>
+      <w:pPr>
+        <w:spacing w:before="140" w:after="40"/>
         <w:jc w:val="left"/>
       </w:pPr>
       <w:r>
@@ -2186,7 +4517,7 @@
           <w:i/>
           <w:sz w:val="19"/>
         </w:rPr>
-        <w:t>H. Indikator Kinerja Utama (KPI)</w:t>
+        <w:t>M. Peta Jalan Implementasi 12-Bulan (Roadmap 2026–2028)</w:t>
       </w:r>
     </w:p>
     <w:p>
@@ -2200,7 +4531,7 @@
           <w:rFonts w:ascii="Times New Roman" w:hAnsi="Times New Roman"/>
           <w:sz w:val="19"/>
         </w:rPr>
-        <w:t>Keberhasilan implementasi diukur menggunakan indikator strategis pada Tabel 3.</w:t>
+        <w:t>Peta jalan implementasi disusun dalam rentang 12 bulan (Q1 hingga Q4) yang dibagi ke dalam 3 fase terukur pada Tabel 6.</w:t>
       </w:r>
     </w:p>
     <w:p>
@@ -2214,7 +4545,7 @@
           <w:b/>
           <w:sz w:val="16"/>
         </w:rPr>
-        <w:t>Table 3. Indikator Kinerja Utama (KPI) Strategis</w:t>
+        <w:t>Table 6. Peta Jalan Implementasi Strategis 12-Bulan</w:t>
       </w:r>
     </w:p>
     <w:tbl>
@@ -2227,7 +4558,7 @@
           <w:bottom w:val="single" w:sz="4" w:space="0" w:color="000000"/>
           <w:left w:val="none"/>
           <w:right w:val="none"/>
-          <w:insideH w:val="single" w:sz="4" w:space="0" w:color="D0D0D0"/>
+          <w:insideH w:val="single" w:sz="4" w:space="0" w:color="D5D5D5"/>
           <w:insideV w:val="none"/>
         </w:tblBorders>
       </w:tblPr>
@@ -2237,6 +4568,34 @@
         <w:gridCol w:w="3346"/>
       </w:tblGrid>
       <w:tr>
+        <w:tc>
+          <w:tcPr>
+            <w:tcW w:type="dxa" w:w="1296"/>
+            <w:shd w:fill="EAEAEA"/>
+            <w:tcMar>
+              <w:top w:w="40" w:type="dxa"/>
+              <w:bottom w:w="40" w:type="dxa"/>
+              <w:left w:w="50" w:type="dxa"/>
+              <w:right w:w="50" w:type="dxa"/>
+            </w:tcMar>
+          </w:tcPr>
+          <w:p>
+            <w:pPr>
+              <w:spacing w:before="20" w:after="20" w:line="245" w:lineRule="auto"/>
+              <w:jc w:val="center"/>
+            </w:pPr>
+            <w:r>
+              <w:rPr>
+                <w:rFonts w:ascii="Times New Roman" w:hAnsi="Times New Roman"/>
+                <w:b/>
+                <w:i w:val="0"/>
+                <w:color w:val="000000"/>
+                <w:sz w:val="14"/>
+              </w:rPr>
+              <w:t>Fase &amp; Periode</w:t>
+            </w:r>
+          </w:p>
+        </w:tc>
         <w:tc>
           <w:tcPr>
             <w:tcW w:type="dxa" w:w="1728"/>
@@ -2250,7 +4609,7 @@
           </w:tcPr>
           <w:p>
             <w:pPr>
-              <w:spacing w:before="20" w:after="20" w:line="240" w:lineRule="auto"/>
+              <w:spacing w:before="20" w:after="20" w:line="245" w:lineRule="auto"/>
               <w:jc w:val="center"/>
             </w:pPr>
             <w:r>
@@ -2261,10 +4620,357 @@
                 <w:color w:val="000000"/>
                 <w:sz w:val="14"/>
               </w:rPr>
-              <w:t>Indikator Kinerja</w:t>
+              <w:t>Inisiatif &amp; Aktivitas Utama</w:t>
             </w:r>
           </w:p>
         </w:tc>
+        <w:tc>
+          <w:tcPr>
+            <w:tcW w:type="dxa" w:w="1728"/>
+            <w:shd w:fill="EAEAEA"/>
+            <w:tcMar>
+              <w:top w:w="40" w:type="dxa"/>
+              <w:bottom w:w="40" w:type="dxa"/>
+              <w:left w:w="50" w:type="dxa"/>
+              <w:right w:w="50" w:type="dxa"/>
+            </w:tcMar>
+          </w:tcPr>
+          <w:p>
+            <w:pPr>
+              <w:spacing w:before="20" w:after="20" w:line="245" w:lineRule="auto"/>
+              <w:jc w:val="center"/>
+            </w:pPr>
+            <w:r>
+              <w:rPr>
+                <w:rFonts w:ascii="Times New Roman" w:hAnsi="Times New Roman"/>
+                <w:b/>
+                <w:i w:val="0"/>
+                <w:color w:val="000000"/>
+                <w:sz w:val="14"/>
+              </w:rPr>
+              <w:t>Keluaran / Deliverables</w:t>
+            </w:r>
+          </w:p>
+        </w:tc>
+      </w:tr>
+      <w:tr>
+        <w:tc>
+          <w:tcPr>
+            <w:tcW w:type="dxa" w:w="1296"/>
+            <w:tcMar>
+              <w:top w:w="30" w:type="dxa"/>
+              <w:bottom w:w="30" w:type="dxa"/>
+              <w:left w:w="50" w:type="dxa"/>
+              <w:right w:w="50" w:type="dxa"/>
+            </w:tcMar>
+          </w:tcPr>
+          <w:p>
+            <w:pPr>
+              <w:spacing w:before="20" w:after="20" w:line="245" w:lineRule="auto"/>
+              <w:jc w:val="left"/>
+            </w:pPr>
+            <w:r>
+              <w:rPr>
+                <w:rFonts w:ascii="Times New Roman" w:hAnsi="Times New Roman"/>
+                <w:b/>
+                <w:i w:val="0"/>
+                <w:color w:val="000000"/>
+                <w:sz w:val="14"/>
+              </w:rPr>
+              <w:t>Fase 1: Quick Wins (Bulan 1–3 / Q1)</w:t>
+            </w:r>
+          </w:p>
+        </w:tc>
+        <w:tc>
+          <w:tcPr>
+            <w:tcW w:type="dxa" w:w="1728"/>
+            <w:tcMar>
+              <w:top w:w="30" w:type="dxa"/>
+              <w:bottom w:w="30" w:type="dxa"/>
+              <w:left w:w="50" w:type="dxa"/>
+              <w:right w:w="50" w:type="dxa"/>
+            </w:tcMar>
+          </w:tcPr>
+          <w:p>
+            <w:pPr>
+              <w:spacing w:before="20" w:after="20" w:line="245" w:lineRule="auto"/>
+              <w:jc w:val="left"/>
+            </w:pPr>
+            <w:r>
+              <w:rPr>
+                <w:rFonts w:ascii="Times New Roman" w:hAnsi="Times New Roman"/>
+                <w:b w:val="0"/>
+                <w:i w:val="0"/>
+                <w:color w:val="000000"/>
+                <w:sz w:val="14"/>
+              </w:rPr>
+              <w:t>Pengerasan Keycloak (TI-1), eliminasi password NIK (TI-4), pengesahan dokumen SOP SSO (MGT-1).</w:t>
+            </w:r>
+          </w:p>
+        </w:tc>
+        <w:tc>
+          <w:tcPr>
+            <w:tcW w:type="dxa" w:w="1728"/>
+            <w:tcMar>
+              <w:top w:w="30" w:type="dxa"/>
+              <w:bottom w:w="30" w:type="dxa"/>
+              <w:left w:w="50" w:type="dxa"/>
+              <w:right w:w="50" w:type="dxa"/>
+            </w:tcMar>
+          </w:tcPr>
+          <w:p>
+            <w:pPr>
+              <w:spacing w:before="20" w:after="20" w:line="245" w:lineRule="auto"/>
+              <w:jc w:val="left"/>
+            </w:pPr>
+            <w:r>
+              <w:rPr>
+                <w:rFonts w:ascii="Times New Roman" w:hAnsi="Times New Roman"/>
+                <w:b w:val="0"/>
+                <w:i w:val="0"/>
+                <w:color w:val="000000"/>
+                <w:sz w:val="14"/>
+              </w:rPr>
+              <w:t>Password Policy aktif, SOP resmi disahkan, password NIK terhapus.</w:t>
+            </w:r>
+          </w:p>
+        </w:tc>
+      </w:tr>
+      <w:tr>
+        <w:tc>
+          <w:tcPr>
+            <w:tcW w:type="dxa" w:w="1296"/>
+            <w:tcMar>
+              <w:top w:w="30" w:type="dxa"/>
+              <w:bottom w:w="30" w:type="dxa"/>
+              <w:left w:w="50" w:type="dxa"/>
+              <w:right w:w="50" w:type="dxa"/>
+            </w:tcMar>
+          </w:tcPr>
+          <w:p>
+            <w:pPr>
+              <w:spacing w:before="20" w:after="20" w:line="245" w:lineRule="auto"/>
+              <w:jc w:val="left"/>
+            </w:pPr>
+            <w:r>
+              <w:rPr>
+                <w:rFonts w:ascii="Times New Roman" w:hAnsi="Times New Roman"/>
+                <w:b/>
+                <w:i w:val="0"/>
+                <w:color w:val="000000"/>
+                <w:sz w:val="14"/>
+              </w:rPr>
+              <w:t>Fase 2: MFA Massal (Bulan 4–9 / Q2-Q3)</w:t>
+            </w:r>
+          </w:p>
+        </w:tc>
+        <w:tc>
+          <w:tcPr>
+            <w:tcW w:type="dxa" w:w="1728"/>
+            <w:tcMar>
+              <w:top w:w="30" w:type="dxa"/>
+              <w:bottom w:w="30" w:type="dxa"/>
+              <w:left w:w="50" w:type="dxa"/>
+              <w:right w:w="50" w:type="dxa"/>
+            </w:tcMar>
+          </w:tcPr>
+          <w:p>
+            <w:pPr>
+              <w:spacing w:before="20" w:after="20" w:line="245" w:lineRule="auto"/>
+              <w:jc w:val="left"/>
+            </w:pPr>
+            <w:r>
+              <w:rPr>
+                <w:rFonts w:ascii="Times New Roman" w:hAnsi="Times New Roman"/>
+                <w:b w:val="0"/>
+                <w:i w:val="0"/>
+                <w:color w:val="000000"/>
+                <w:sz w:val="14"/>
+              </w:rPr>
+              <w:t>Integrasi MFA 44 client (SI-1), TOTP massal (TI-2), Self-Service Recovery (SI-2), edukasi helpdesk (MGT-2).</w:t>
+            </w:r>
+          </w:p>
+        </w:tc>
+        <w:tc>
+          <w:tcPr>
+            <w:tcW w:type="dxa" w:w="1728"/>
+            <w:tcMar>
+              <w:top w:w="30" w:type="dxa"/>
+              <w:bottom w:w="30" w:type="dxa"/>
+              <w:left w:w="50" w:type="dxa"/>
+              <w:right w:w="50" w:type="dxa"/>
+            </w:tcMar>
+          </w:tcPr>
+          <w:p>
+            <w:pPr>
+              <w:spacing w:before="20" w:after="20" w:line="245" w:lineRule="auto"/>
+              <w:jc w:val="left"/>
+            </w:pPr>
+            <w:r>
+              <w:rPr>
+                <w:rFonts w:ascii="Times New Roman" w:hAnsi="Times New Roman"/>
+                <w:b w:val="0"/>
+                <w:i w:val="0"/>
+                <w:color w:val="000000"/>
+                <w:sz w:val="14"/>
+              </w:rPr>
+              <w:t>&gt;85% adopsi TOTP, tiket SMILE turun &gt;80%, portal reset aktif.</w:t>
+            </w:r>
+          </w:p>
+        </w:tc>
+      </w:tr>
+      <w:tr>
+        <w:tc>
+          <w:tcPr>
+            <w:tcW w:type="dxa" w:w="1296"/>
+            <w:tcMar>
+              <w:top w:w="30" w:type="dxa"/>
+              <w:bottom w:w="30" w:type="dxa"/>
+              <w:left w:w="50" w:type="dxa"/>
+              <w:right w:w="50" w:type="dxa"/>
+            </w:tcMar>
+          </w:tcPr>
+          <w:p>
+            <w:pPr>
+              <w:spacing w:before="20" w:after="20" w:line="245" w:lineRule="auto"/>
+              <w:jc w:val="left"/>
+            </w:pPr>
+            <w:r>
+              <w:rPr>
+                <w:rFonts w:ascii="Times New Roman" w:hAnsi="Times New Roman"/>
+                <w:b/>
+                <w:i w:val="0"/>
+                <w:color w:val="000000"/>
+                <w:sz w:val="14"/>
+              </w:rPr>
+              <w:t>Fase 3: Privileged (Bulan 10–12 / Q4)</w:t>
+            </w:r>
+          </w:p>
+        </w:tc>
+        <w:tc>
+          <w:tcPr>
+            <w:tcW w:type="dxa" w:w="1728"/>
+            <w:tcMar>
+              <w:top w:w="30" w:type="dxa"/>
+              <w:bottom w:w="30" w:type="dxa"/>
+              <w:left w:w="50" w:type="dxa"/>
+              <w:right w:w="50" w:type="dxa"/>
+            </w:tcMar>
+          </w:tcPr>
+          <w:p>
+            <w:pPr>
+              <w:spacing w:before="20" w:after="20" w:line="245" w:lineRule="auto"/>
+              <w:jc w:val="left"/>
+            </w:pPr>
+            <w:r>
+              <w:rPr>
+                <w:rFonts w:ascii="Times New Roman" w:hAnsi="Times New Roman"/>
+                <w:b w:val="0"/>
+                <w:i w:val="0"/>
+                <w:color w:val="000000"/>
+                <w:sz w:val="14"/>
+              </w:rPr>
+              <w:t>Rollout FIDO2 admin (TI-3), retensi log 180 hari (TI-1), audit kepatuhan UU PDP (MGT-3).</w:t>
+            </w:r>
+          </w:p>
+        </w:tc>
+        <w:tc>
+          <w:tcPr>
+            <w:tcW w:type="dxa" w:w="1728"/>
+            <w:tcMar>
+              <w:top w:w="30" w:type="dxa"/>
+              <w:bottom w:w="30" w:type="dxa"/>
+              <w:left w:w="50" w:type="dxa"/>
+              <w:right w:w="50" w:type="dxa"/>
+            </w:tcMar>
+          </w:tcPr>
+          <w:p>
+            <w:pPr>
+              <w:spacing w:before="20" w:after="20" w:line="245" w:lineRule="auto"/>
+              <w:jc w:val="left"/>
+            </w:pPr>
+            <w:r>
+              <w:rPr>
+                <w:rFonts w:ascii="Times New Roman" w:hAnsi="Times New Roman"/>
+                <w:b w:val="0"/>
+                <w:i w:val="0"/>
+                <w:color w:val="000000"/>
+                <w:sz w:val="14"/>
+              </w:rPr>
+              <w:t>100% admin ber-FIDO2, kepatuhan hukum UU PDP, retensi log aktif.</w:t>
+            </w:r>
+          </w:p>
+        </w:tc>
+      </w:tr>
+    </w:tbl>
+    <w:p>
+      <w:pPr>
+        <w:spacing w:after="80"/>
+      </w:pPr>
+    </w:p>
+    <w:p>
+      <w:pPr>
+        <w:spacing w:before="140" w:after="40"/>
+        <w:jc w:val="left"/>
+      </w:pPr>
+      <w:r>
+        <w:rPr>
+          <w:rFonts w:ascii="Times New Roman" w:hAnsi="Times New Roman"/>
+          <w:b/>
+          <w:i/>
+          <w:sz w:val="19"/>
+        </w:rPr>
+        <w:t>N. Manajemen Risiko dan Rencana Kontinjensi</w:t>
+      </w:r>
+    </w:p>
+    <w:p>
+      <w:pPr>
+        <w:spacing w:before="0" w:after="60" w:line="252" w:lineRule="auto"/>
+        <w:ind w:firstLine="259"/>
+        <w:jc w:val="both"/>
+      </w:pPr>
+      <w:r>
+        <w:rPr>
+          <w:rFonts w:ascii="Times New Roman" w:hAnsi="Times New Roman"/>
+          <w:sz w:val="19"/>
+        </w:rPr>
+        <w:t>Untuk menjamin kelancaran transisi, diidentifikasi lima risiko operasional beserta rencana mitigasinya pada Tabel 7.</w:t>
+      </w:r>
+    </w:p>
+    <w:p>
+      <w:pPr>
+        <w:spacing w:before="80" w:after="40"/>
+        <w:jc w:val="center"/>
+      </w:pPr>
+      <w:r>
+        <w:rPr>
+          <w:rFonts w:ascii="Times New Roman" w:hAnsi="Times New Roman"/>
+          <w:b/>
+          <w:sz w:val="16"/>
+        </w:rPr>
+        <w:t>Table 7. Matriks Risiko Implementasi dan Rencana Mitigasi</w:t>
+      </w:r>
+    </w:p>
+    <w:tbl>
+      <w:tblPr>
+        <w:tblW w:type="auto" w:w="0"/>
+        <w:jc w:val="center"/>
+        <w:tblLook w:firstColumn="1" w:firstRow="1" w:lastColumn="0" w:lastRow="0" w:noHBand="0" w:noVBand="1" w:val="04A0"/>
+        <w:tblBorders>
+          <w:top w:val="single" w:sz="4" w:space="0" w:color="000000"/>
+          <w:bottom w:val="single" w:sz="4" w:space="0" w:color="000000"/>
+          <w:left w:val="none"/>
+          <w:right w:val="none"/>
+          <w:insideH w:val="single" w:sz="4" w:space="0" w:color="D5D5D5"/>
+          <w:insideV w:val="none"/>
+        </w:tblBorders>
+      </w:tblPr>
+      <w:tblGrid>
+        <w:gridCol w:w="3346"/>
+        <w:gridCol w:w="3346"/>
+        <w:gridCol w:w="3346"/>
+      </w:tblGrid>
+      <w:tr>
         <w:tc>
           <w:tcPr>
             <w:tcW w:type="dxa" w:w="1440"/>
@@ -2278,7 +4984,604 @@
           </w:tcPr>
           <w:p>
             <w:pPr>
-              <w:spacing w:before="20" w:after="20" w:line="240" w:lineRule="auto"/>
+              <w:spacing w:before="20" w:after="20" w:line="245" w:lineRule="auto"/>
+              <w:jc w:val="center"/>
+            </w:pPr>
+            <w:r>
+              <w:rPr>
+                <w:rFonts w:ascii="Times New Roman" w:hAnsi="Times New Roman"/>
+                <w:b/>
+                <w:i w:val="0"/>
+                <w:color w:val="000000"/>
+                <w:sz w:val="14"/>
+              </w:rPr>
+              <w:t>Potensi Risiko</w:t>
+            </w:r>
+          </w:p>
+        </w:tc>
+        <w:tc>
+          <w:tcPr>
+            <w:tcW w:type="dxa" w:w="1152"/>
+            <w:shd w:fill="EAEAEA"/>
+            <w:tcMar>
+              <w:top w:w="40" w:type="dxa"/>
+              <w:bottom w:w="40" w:type="dxa"/>
+              <w:left w:w="50" w:type="dxa"/>
+              <w:right w:w="50" w:type="dxa"/>
+            </w:tcMar>
+          </w:tcPr>
+          <w:p>
+            <w:pPr>
+              <w:spacing w:before="20" w:after="20" w:line="245" w:lineRule="auto"/>
+              <w:jc w:val="center"/>
+            </w:pPr>
+            <w:r>
+              <w:rPr>
+                <w:rFonts w:ascii="Times New Roman" w:hAnsi="Times New Roman"/>
+                <w:b/>
+                <w:i w:val="0"/>
+                <w:color w:val="000000"/>
+                <w:sz w:val="14"/>
+              </w:rPr>
+              <w:t>Tingkat Dampak</w:t>
+            </w:r>
+          </w:p>
+        </w:tc>
+        <w:tc>
+          <w:tcPr>
+            <w:tcW w:type="dxa" w:w="2160"/>
+            <w:shd w:fill="EAEAEA"/>
+            <w:tcMar>
+              <w:top w:w="40" w:type="dxa"/>
+              <w:bottom w:w="40" w:type="dxa"/>
+              <w:left w:w="50" w:type="dxa"/>
+              <w:right w:w="50" w:type="dxa"/>
+            </w:tcMar>
+          </w:tcPr>
+          <w:p>
+            <w:pPr>
+              <w:spacing w:before="20" w:after="20" w:line="245" w:lineRule="auto"/>
+              <w:jc w:val="center"/>
+            </w:pPr>
+            <w:r>
+              <w:rPr>
+                <w:rFonts w:ascii="Times New Roman" w:hAnsi="Times New Roman"/>
+                <w:b/>
+                <w:i w:val="0"/>
+                <w:color w:val="000000"/>
+                <w:sz w:val="14"/>
+              </w:rPr>
+              <w:t>Strategi Mitigasi &amp; Kontinjensi</w:t>
+            </w:r>
+          </w:p>
+        </w:tc>
+      </w:tr>
+      <w:tr>
+        <w:tc>
+          <w:tcPr>
+            <w:tcW w:type="dxa" w:w="1440"/>
+            <w:tcMar>
+              <w:top w:w="30" w:type="dxa"/>
+              <w:bottom w:w="30" w:type="dxa"/>
+              <w:left w:w="50" w:type="dxa"/>
+              <w:right w:w="50" w:type="dxa"/>
+            </w:tcMar>
+          </w:tcPr>
+          <w:p>
+            <w:pPr>
+              <w:spacing w:before="20" w:after="20" w:line="245" w:lineRule="auto"/>
+              <w:jc w:val="left"/>
+            </w:pPr>
+            <w:r>
+              <w:rPr>
+                <w:rFonts w:ascii="Times New Roman" w:hAnsi="Times New Roman"/>
+                <w:b/>
+                <w:i w:val="0"/>
+                <w:color w:val="000000"/>
+                <w:sz w:val="14"/>
+              </w:rPr>
+              <w:t>Resistensi &amp; kebingungan pengguna saat mendaftarkan TOTP.</w:t>
+            </w:r>
+          </w:p>
+        </w:tc>
+        <w:tc>
+          <w:tcPr>
+            <w:tcW w:type="dxa" w:w="1152"/>
+            <w:tcMar>
+              <w:top w:w="30" w:type="dxa"/>
+              <w:bottom w:w="30" w:type="dxa"/>
+              <w:left w:w="50" w:type="dxa"/>
+              <w:right w:w="50" w:type="dxa"/>
+            </w:tcMar>
+          </w:tcPr>
+          <w:p>
+            <w:pPr>
+              <w:spacing w:before="20" w:after="20" w:line="245" w:lineRule="auto"/>
+              <w:jc w:val="left"/>
+            </w:pPr>
+            <w:r>
+              <w:rPr>
+                <w:rFonts w:ascii="Times New Roman" w:hAnsi="Times New Roman"/>
+                <w:b w:val="0"/>
+                <w:i w:val="0"/>
+                <w:color w:val="000000"/>
+                <w:sz w:val="14"/>
+              </w:rPr>
+              <w:t>Tinggi</w:t>
+            </w:r>
+          </w:p>
+        </w:tc>
+        <w:tc>
+          <w:tcPr>
+            <w:tcW w:type="dxa" w:w="2160"/>
+            <w:tcMar>
+              <w:top w:w="30" w:type="dxa"/>
+              <w:bottom w:w="30" w:type="dxa"/>
+              <w:left w:w="50" w:type="dxa"/>
+              <w:right w:w="50" w:type="dxa"/>
+            </w:tcMar>
+          </w:tcPr>
+          <w:p>
+            <w:pPr>
+              <w:spacing w:before="20" w:after="20" w:line="245" w:lineRule="auto"/>
+              <w:jc w:val="left"/>
+            </w:pPr>
+            <w:r>
+              <w:rPr>
+                <w:rFonts w:ascii="Times New Roman" w:hAnsi="Times New Roman"/>
+                <w:b w:val="0"/>
+                <w:i w:val="0"/>
+                <w:color w:val="000000"/>
+                <w:sz w:val="14"/>
+              </w:rPr>
+              <w:t>Penyediaan panduan visual ringkas, video tutorial, serta masa transisi sukarela selama 30 hari.</w:t>
+            </w:r>
+          </w:p>
+        </w:tc>
+      </w:tr>
+      <w:tr>
+        <w:tc>
+          <w:tcPr>
+            <w:tcW w:type="dxa" w:w="1440"/>
+            <w:tcMar>
+              <w:top w:w="30" w:type="dxa"/>
+              <w:bottom w:w="30" w:type="dxa"/>
+              <w:left w:w="50" w:type="dxa"/>
+              <w:right w:w="50" w:type="dxa"/>
+            </w:tcMar>
+          </w:tcPr>
+          <w:p>
+            <w:pPr>
+              <w:spacing w:before="20" w:after="20" w:line="245" w:lineRule="auto"/>
+              <w:jc w:val="left"/>
+            </w:pPr>
+            <w:r>
+              <w:rPr>
+                <w:rFonts w:ascii="Times New Roman" w:hAnsi="Times New Roman"/>
+                <w:b/>
+                <w:i w:val="0"/>
+                <w:color w:val="000000"/>
+                <w:sz w:val="14"/>
+              </w:rPr>
+              <w:t>Lonjakan tiket SMILE pada masa awal wajib MFA.</w:t>
+            </w:r>
+          </w:p>
+        </w:tc>
+        <w:tc>
+          <w:tcPr>
+            <w:tcW w:type="dxa" w:w="1152"/>
+            <w:tcMar>
+              <w:top w:w="30" w:type="dxa"/>
+              <w:bottom w:w="30" w:type="dxa"/>
+              <w:left w:w="50" w:type="dxa"/>
+              <w:right w:w="50" w:type="dxa"/>
+            </w:tcMar>
+          </w:tcPr>
+          <w:p>
+            <w:pPr>
+              <w:spacing w:before="20" w:after="20" w:line="245" w:lineRule="auto"/>
+              <w:jc w:val="left"/>
+            </w:pPr>
+            <w:r>
+              <w:rPr>
+                <w:rFonts w:ascii="Times New Roman" w:hAnsi="Times New Roman"/>
+                <w:b w:val="0"/>
+                <w:i w:val="0"/>
+                <w:color w:val="000000"/>
+                <w:sz w:val="14"/>
+              </w:rPr>
+              <w:t>Tinggi</w:t>
+            </w:r>
+          </w:p>
+        </w:tc>
+        <w:tc>
+          <w:tcPr>
+            <w:tcW w:type="dxa" w:w="2160"/>
+            <w:tcMar>
+              <w:top w:w="30" w:type="dxa"/>
+              <w:bottom w:w="30" w:type="dxa"/>
+              <w:left w:w="50" w:type="dxa"/>
+              <w:right w:w="50" w:type="dxa"/>
+            </w:tcMar>
+          </w:tcPr>
+          <w:p>
+            <w:pPr>
+              <w:spacing w:before="20" w:after="20" w:line="245" w:lineRule="auto"/>
+              <w:jc w:val="left"/>
+            </w:pPr>
+            <w:r>
+              <w:rPr>
+                <w:rFonts w:ascii="Times New Roman" w:hAnsi="Times New Roman"/>
+                <w:b w:val="0"/>
+                <w:i w:val="0"/>
+                <w:color w:val="000000"/>
+                <w:sz w:val="14"/>
+              </w:rPr>
+              <w:t>Penerbitan 10 backup codes saat pendaftaran dan penugasan task force helpdesk PUSTIPANDA selama 2 minggu go-live.</w:t>
+            </w:r>
+          </w:p>
+        </w:tc>
+      </w:tr>
+      <w:tr>
+        <w:tc>
+          <w:tcPr>
+            <w:tcW w:type="dxa" w:w="1440"/>
+            <w:tcMar>
+              <w:top w:w="30" w:type="dxa"/>
+              <w:bottom w:w="30" w:type="dxa"/>
+              <w:left w:w="50" w:type="dxa"/>
+              <w:right w:w="50" w:type="dxa"/>
+            </w:tcMar>
+          </w:tcPr>
+          <w:p>
+            <w:pPr>
+              <w:spacing w:before="20" w:after="20" w:line="245" w:lineRule="auto"/>
+              <w:jc w:val="left"/>
+            </w:pPr>
+            <w:r>
+              <w:rPr>
+                <w:rFonts w:ascii="Times New Roman" w:hAnsi="Times New Roman"/>
+                <w:b/>
+                <w:i w:val="0"/>
+                <w:color w:val="000000"/>
+                <w:sz w:val="14"/>
+              </w:rPr>
+              <w:t>Pengguna kehilangan smartphone / gawai rusak.</w:t>
+            </w:r>
+          </w:p>
+        </w:tc>
+        <w:tc>
+          <w:tcPr>
+            <w:tcW w:type="dxa" w:w="1152"/>
+            <w:tcMar>
+              <w:top w:w="30" w:type="dxa"/>
+              <w:bottom w:w="30" w:type="dxa"/>
+              <w:left w:w="50" w:type="dxa"/>
+              <w:right w:w="50" w:type="dxa"/>
+            </w:tcMar>
+          </w:tcPr>
+          <w:p>
+            <w:pPr>
+              <w:spacing w:before="20" w:after="20" w:line="245" w:lineRule="auto"/>
+              <w:jc w:val="left"/>
+            </w:pPr>
+            <w:r>
+              <w:rPr>
+                <w:rFonts w:ascii="Times New Roman" w:hAnsi="Times New Roman"/>
+                <w:b w:val="0"/>
+                <w:i w:val="0"/>
+                <w:color w:val="000000"/>
+                <w:sz w:val="14"/>
+              </w:rPr>
+              <w:t>Sedang</w:t>
+            </w:r>
+          </w:p>
+        </w:tc>
+        <w:tc>
+          <w:tcPr>
+            <w:tcW w:type="dxa" w:w="2160"/>
+            <w:tcMar>
+              <w:top w:w="30" w:type="dxa"/>
+              <w:bottom w:w="30" w:type="dxa"/>
+              <w:left w:w="50" w:type="dxa"/>
+              <w:right w:w="50" w:type="dxa"/>
+            </w:tcMar>
+          </w:tcPr>
+          <w:p>
+            <w:pPr>
+              <w:spacing w:before="20" w:after="20" w:line="245" w:lineRule="auto"/>
+              <w:jc w:val="left"/>
+            </w:pPr>
+            <w:r>
+              <w:rPr>
+                <w:rFonts w:ascii="Times New Roman" w:hAnsi="Times New Roman"/>
+                <w:b w:val="0"/>
+                <w:i w:val="0"/>
+                <w:color w:val="000000"/>
+                <w:sz w:val="14"/>
+              </w:rPr>
+              <w:t>Otomasi pemulihan mandiri melalui email kampus alternatif yang telah diverifikasi sebelumnya.</w:t>
+            </w:r>
+          </w:p>
+        </w:tc>
+      </w:tr>
+      <w:tr>
+        <w:tc>
+          <w:tcPr>
+            <w:tcW w:type="dxa" w:w="1440"/>
+            <w:tcMar>
+              <w:top w:w="30" w:type="dxa"/>
+              <w:bottom w:w="30" w:type="dxa"/>
+              <w:left w:w="50" w:type="dxa"/>
+              <w:right w:w="50" w:type="dxa"/>
+            </w:tcMar>
+          </w:tcPr>
+          <w:p>
+            <w:pPr>
+              <w:spacing w:before="20" w:after="20" w:line="245" w:lineRule="auto"/>
+              <w:jc w:val="left"/>
+            </w:pPr>
+            <w:r>
+              <w:rPr>
+                <w:rFonts w:ascii="Times New Roman" w:hAnsi="Times New Roman"/>
+                <w:b/>
+                <w:i w:val="0"/>
+                <w:color w:val="000000"/>
+                <w:sz w:val="14"/>
+              </w:rPr>
+              <w:t>Kegagalan sinkronisasi pangkalan data eSDM / eAkademik.</w:t>
+            </w:r>
+          </w:p>
+        </w:tc>
+        <w:tc>
+          <w:tcPr>
+            <w:tcW w:type="dxa" w:w="1152"/>
+            <w:tcMar>
+              <w:top w:w="30" w:type="dxa"/>
+              <w:bottom w:w="30" w:type="dxa"/>
+              <w:left w:w="50" w:type="dxa"/>
+              <w:right w:w="50" w:type="dxa"/>
+            </w:tcMar>
+          </w:tcPr>
+          <w:p>
+            <w:pPr>
+              <w:spacing w:before="20" w:after="20" w:line="245" w:lineRule="auto"/>
+              <w:jc w:val="left"/>
+            </w:pPr>
+            <w:r>
+              <w:rPr>
+                <w:rFonts w:ascii="Times New Roman" w:hAnsi="Times New Roman"/>
+                <w:b w:val="0"/>
+                <w:i w:val="0"/>
+                <w:color w:val="000000"/>
+                <w:sz w:val="14"/>
+              </w:rPr>
+              <w:t>Sedang</w:t>
+            </w:r>
+          </w:p>
+        </w:tc>
+        <w:tc>
+          <w:tcPr>
+            <w:tcW w:type="dxa" w:w="2160"/>
+            <w:tcMar>
+              <w:top w:w="30" w:type="dxa"/>
+              <w:bottom w:w="30" w:type="dxa"/>
+              <w:left w:w="50" w:type="dxa"/>
+              <w:right w:w="50" w:type="dxa"/>
+            </w:tcMar>
+          </w:tcPr>
+          <w:p>
+            <w:pPr>
+              <w:spacing w:before="20" w:after="20" w:line="245" w:lineRule="auto"/>
+              <w:jc w:val="left"/>
+            </w:pPr>
+            <w:r>
+              <w:rPr>
+                <w:rFonts w:ascii="Times New Roman" w:hAnsi="Times New Roman"/>
+                <w:b w:val="0"/>
+                <w:i w:val="0"/>
+                <w:color w:val="000000"/>
+                <w:sz w:val="14"/>
+              </w:rPr>
+              <w:t>Penerapan retry queue pada REST Migration client dan backup berkala pangkalan data PostgreSQL.</w:t>
+            </w:r>
+          </w:p>
+        </w:tc>
+      </w:tr>
+      <w:tr>
+        <w:tc>
+          <w:tcPr>
+            <w:tcW w:type="dxa" w:w="1440"/>
+            <w:tcMar>
+              <w:top w:w="30" w:type="dxa"/>
+              <w:bottom w:w="30" w:type="dxa"/>
+              <w:left w:w="50" w:type="dxa"/>
+              <w:right w:w="50" w:type="dxa"/>
+            </w:tcMar>
+          </w:tcPr>
+          <w:p>
+            <w:pPr>
+              <w:spacing w:before="20" w:after="20" w:line="245" w:lineRule="auto"/>
+              <w:jc w:val="left"/>
+            </w:pPr>
+            <w:r>
+              <w:rPr>
+                <w:rFonts w:ascii="Times New Roman" w:hAnsi="Times New Roman"/>
+                <w:b/>
+                <w:i w:val="0"/>
+                <w:color w:val="000000"/>
+                <w:sz w:val="14"/>
+              </w:rPr>
+              <w:t>Perbedaan waktu perangkat (NTP desinkronisasi TOTP).</w:t>
+            </w:r>
+          </w:p>
+        </w:tc>
+        <w:tc>
+          <w:tcPr>
+            <w:tcW w:type="dxa" w:w="1152"/>
+            <w:tcMar>
+              <w:top w:w="30" w:type="dxa"/>
+              <w:bottom w:w="30" w:type="dxa"/>
+              <w:left w:w="50" w:type="dxa"/>
+              <w:right w:w="50" w:type="dxa"/>
+            </w:tcMar>
+          </w:tcPr>
+          <w:p>
+            <w:pPr>
+              <w:spacing w:before="20" w:after="20" w:line="245" w:lineRule="auto"/>
+              <w:jc w:val="left"/>
+            </w:pPr>
+            <w:r>
+              <w:rPr>
+                <w:rFonts w:ascii="Times New Roman" w:hAnsi="Times New Roman"/>
+                <w:b w:val="0"/>
+                <w:i w:val="0"/>
+                <w:color w:val="000000"/>
+                <w:sz w:val="14"/>
+              </w:rPr>
+              <w:t>Sedang</w:t>
+            </w:r>
+          </w:p>
+        </w:tc>
+        <w:tc>
+          <w:tcPr>
+            <w:tcW w:type="dxa" w:w="2160"/>
+            <w:tcMar>
+              <w:top w:w="30" w:type="dxa"/>
+              <w:bottom w:w="30" w:type="dxa"/>
+              <w:left w:w="50" w:type="dxa"/>
+              <w:right w:w="50" w:type="dxa"/>
+            </w:tcMar>
+          </w:tcPr>
+          <w:p>
+            <w:pPr>
+              <w:spacing w:before="20" w:after="20" w:line="245" w:lineRule="auto"/>
+              <w:jc w:val="left"/>
+            </w:pPr>
+            <w:r>
+              <w:rPr>
+                <w:rFonts w:ascii="Times New Roman" w:hAnsi="Times New Roman"/>
+                <w:b w:val="0"/>
+                <w:i w:val="0"/>
+                <w:color w:val="000000"/>
+                <w:sz w:val="14"/>
+              </w:rPr>
+              <w:t>Konfigurasi toleransi rentang waktu (clock skew window) sebesar 1 langkah (±30 detik) pada Keycloak OTP Policy.</w:t>
+            </w:r>
+          </w:p>
+        </w:tc>
+      </w:tr>
+    </w:tbl>
+    <w:p>
+      <w:pPr>
+        <w:spacing w:after="80"/>
+      </w:pPr>
+    </w:p>
+    <w:p>
+      <w:pPr>
+        <w:spacing w:before="140" w:after="40"/>
+        <w:jc w:val="left"/>
+      </w:pPr>
+      <w:r>
+        <w:rPr>
+          <w:rFonts w:ascii="Times New Roman" w:hAnsi="Times New Roman"/>
+          <w:b/>
+          <w:i/>
+          <w:sz w:val="19"/>
+        </w:rPr>
+        <w:t>O. Indikator Kinerja Utama (KPI Strategis)</w:t>
+      </w:r>
+    </w:p>
+    <w:p>
+      <w:pPr>
+        <w:spacing w:before="0" w:after="60" w:line="252" w:lineRule="auto"/>
+        <w:ind w:firstLine="259"/>
+        <w:jc w:val="both"/>
+      </w:pPr>
+      <w:r>
+        <w:rPr>
+          <w:rFonts w:ascii="Times New Roman" w:hAnsi="Times New Roman"/>
+          <w:sz w:val="19"/>
+        </w:rPr>
+        <w:t>Keberhasilan implementasi diukur secara kuantitatif melalui 12 indikator strategis pada Tabel 8.</w:t>
+      </w:r>
+    </w:p>
+    <w:p>
+      <w:pPr>
+        <w:spacing w:before="80" w:after="40"/>
+        <w:jc w:val="center"/>
+      </w:pPr>
+      <w:r>
+        <w:rPr>
+          <w:rFonts w:ascii="Times New Roman" w:hAnsi="Times New Roman"/>
+          <w:b/>
+          <w:sz w:val="16"/>
+        </w:rPr>
+        <w:t>Table 8. Matriks 12 Indikator Kinerja Utama (KPI) Strategis</w:t>
+      </w:r>
+    </w:p>
+    <w:tbl>
+      <w:tblPr>
+        <w:tblW w:type="auto" w:w="0"/>
+        <w:jc w:val="center"/>
+        <w:tblLook w:firstColumn="1" w:firstRow="1" w:lastColumn="0" w:lastRow="0" w:noHBand="0" w:noVBand="1" w:val="04A0"/>
+        <w:tblBorders>
+          <w:top w:val="single" w:sz="4" w:space="0" w:color="000000"/>
+          <w:bottom w:val="single" w:sz="4" w:space="0" w:color="000000"/>
+          <w:left w:val="none"/>
+          <w:right w:val="none"/>
+          <w:insideH w:val="single" w:sz="4" w:space="0" w:color="D5D5D5"/>
+          <w:insideV w:val="none"/>
+        </w:tblBorders>
+      </w:tblPr>
+      <w:tblGrid>
+        <w:gridCol w:w="3346"/>
+        <w:gridCol w:w="3346"/>
+        <w:gridCol w:w="3346"/>
+      </w:tblGrid>
+      <w:tr>
+        <w:tc>
+          <w:tcPr>
+            <w:tcW w:type="dxa" w:w="1872"/>
+            <w:shd w:fill="EAEAEA"/>
+            <w:tcMar>
+              <w:top w:w="40" w:type="dxa"/>
+              <w:bottom w:w="40" w:type="dxa"/>
+              <w:left w:w="50" w:type="dxa"/>
+              <w:right w:w="50" w:type="dxa"/>
+            </w:tcMar>
+          </w:tcPr>
+          <w:p>
+            <w:pPr>
+              <w:spacing w:before="20" w:after="20" w:line="245" w:lineRule="auto"/>
+              <w:jc w:val="center"/>
+            </w:pPr>
+            <w:r>
+              <w:rPr>
+                <w:rFonts w:ascii="Times New Roman" w:hAnsi="Times New Roman"/>
+                <w:b/>
+                <w:i w:val="0"/>
+                <w:color w:val="000000"/>
+                <w:sz w:val="14"/>
+              </w:rPr>
+              <w:t>Kode &amp; Indikator Kinerja Utama</w:t>
+            </w:r>
+          </w:p>
+        </w:tc>
+        <w:tc>
+          <w:tcPr>
+            <w:tcW w:type="dxa" w:w="1296"/>
+            <w:shd w:fill="EAEAEA"/>
+            <w:tcMar>
+              <w:top w:w="40" w:type="dxa"/>
+              <w:bottom w:w="40" w:type="dxa"/>
+              <w:left w:w="50" w:type="dxa"/>
+              <w:right w:w="50" w:type="dxa"/>
+            </w:tcMar>
+          </w:tcPr>
+          <w:p>
+            <w:pPr>
+              <w:spacing w:before="20" w:after="20" w:line="245" w:lineRule="auto"/>
               <w:jc w:val="center"/>
             </w:pPr>
             <w:r>
@@ -2306,7 +5609,7 @@
           </w:tcPr>
           <w:p>
             <w:pPr>
-              <w:spacing w:before="20" w:after="20" w:line="240" w:lineRule="auto"/>
+              <w:spacing w:before="20" w:after="20" w:line="245" w:lineRule="auto"/>
               <w:jc w:val="center"/>
             </w:pPr>
             <w:r>
@@ -2317,7 +5620,7 @@
                 <w:color w:val="000000"/>
                 <w:sz w:val="14"/>
               </w:rPr>
-              <w:t>Target Akhir (M13)</w:t>
+              <w:t>Target Kuantitatif (M13)</w:t>
             </w:r>
           </w:p>
         </w:tc>
@@ -2325,17 +5628,17 @@
       <w:tr>
         <w:tc>
           <w:tcPr>
-            <w:tcW w:type="dxa" w:w="1728"/>
+            <w:tcW w:type="dxa" w:w="1872"/>
             <w:tcMar>
-              <w:top w:w="30" w:type="dxa"/>
-              <w:bottom w:w="30" w:type="dxa"/>
+              <w:top w:w="25" w:type="dxa"/>
+              <w:bottom w:w="25" w:type="dxa"/>
               <w:left w:w="50" w:type="dxa"/>
               <w:right w:w="50" w:type="dxa"/>
             </w:tcMar>
           </w:tcPr>
           <w:p>
             <w:pPr>
-              <w:spacing w:before="20" w:after="20" w:line="240" w:lineRule="auto"/>
+              <w:spacing w:before="20" w:after="20" w:line="245" w:lineRule="auto"/>
               <w:jc w:val="left"/>
             </w:pPr>
             <w:r>
@@ -2346,23 +5649,23 @@
                 <w:color w:val="000000"/>
                 <w:sz w:val="14"/>
               </w:rPr>
-              <w:t>Adopsi TOTP Massal</w:t>
+              <w:t>KPI-1: Adopsi TOTP Massal</w:t>
             </w:r>
           </w:p>
         </w:tc>
         <w:tc>
           <w:tcPr>
-            <w:tcW w:type="dxa" w:w="1440"/>
+            <w:tcW w:type="dxa" w:w="1296"/>
             <w:tcMar>
-              <w:top w:w="30" w:type="dxa"/>
-              <w:bottom w:w="30" w:type="dxa"/>
+              <w:top w:w="25" w:type="dxa"/>
+              <w:bottom w:w="25" w:type="dxa"/>
               <w:left w:w="50" w:type="dxa"/>
               <w:right w:w="50" w:type="dxa"/>
             </w:tcMar>
           </w:tcPr>
           <w:p>
             <w:pPr>
-              <w:spacing w:before="20" w:after="20" w:line="240" w:lineRule="auto"/>
+              <w:spacing w:before="20" w:after="20" w:line="245" w:lineRule="auto"/>
               <w:jc w:val="left"/>
             </w:pPr>
             <w:r>
@@ -2381,15 +5684,15 @@
           <w:tcPr>
             <w:tcW w:type="dxa" w:w="1584"/>
             <w:tcMar>
-              <w:top w:w="30" w:type="dxa"/>
-              <w:bottom w:w="30" w:type="dxa"/>
+              <w:top w:w="25" w:type="dxa"/>
+              <w:bottom w:w="25" w:type="dxa"/>
               <w:left w:w="50" w:type="dxa"/>
               <w:right w:w="50" w:type="dxa"/>
             </w:tcMar>
           </w:tcPr>
           <w:p>
             <w:pPr>
-              <w:spacing w:before="20" w:after="20" w:line="240" w:lineRule="auto"/>
+              <w:spacing w:before="20" w:after="20" w:line="245" w:lineRule="auto"/>
               <w:jc w:val="left"/>
             </w:pPr>
             <w:r>
@@ -2408,17 +5711,17 @@
       <w:tr>
         <w:tc>
           <w:tcPr>
-            <w:tcW w:type="dxa" w:w="1728"/>
+            <w:tcW w:type="dxa" w:w="1872"/>
             <w:tcMar>
-              <w:top w:w="30" w:type="dxa"/>
-              <w:bottom w:w="30" w:type="dxa"/>
+              <w:top w:w="25" w:type="dxa"/>
+              <w:bottom w:w="25" w:type="dxa"/>
               <w:left w:w="50" w:type="dxa"/>
               <w:right w:w="50" w:type="dxa"/>
             </w:tcMar>
           </w:tcPr>
           <w:p>
             <w:pPr>
-              <w:spacing w:before="20" w:after="20" w:line="240" w:lineRule="auto"/>
+              <w:spacing w:before="20" w:after="20" w:line="245" w:lineRule="auto"/>
               <w:jc w:val="left"/>
             </w:pPr>
             <w:r>
@@ -2429,23 +5732,23 @@
                 <w:color w:val="000000"/>
                 <w:sz w:val="14"/>
               </w:rPr>
-              <w:t>Adopsi FIDO2 Akun Admin</w:t>
+              <w:t>KPI-2: Adopsi FIDO2 Akun Admin</w:t>
             </w:r>
           </w:p>
         </w:tc>
         <w:tc>
           <w:tcPr>
-            <w:tcW w:type="dxa" w:w="1440"/>
+            <w:tcW w:type="dxa" w:w="1296"/>
             <w:tcMar>
-              <w:top w:w="30" w:type="dxa"/>
-              <w:bottom w:w="30" w:type="dxa"/>
+              <w:top w:w="25" w:type="dxa"/>
+              <w:bottom w:w="25" w:type="dxa"/>
               <w:left w:w="50" w:type="dxa"/>
               <w:right w:w="50" w:type="dxa"/>
             </w:tcMar>
           </w:tcPr>
           <w:p>
             <w:pPr>
-              <w:spacing w:before="20" w:after="20" w:line="240" w:lineRule="auto"/>
+              <w:spacing w:before="20" w:after="20" w:line="245" w:lineRule="auto"/>
               <w:jc w:val="left"/>
             </w:pPr>
             <w:r>
@@ -2464,15 +5767,15 @@
           <w:tcPr>
             <w:tcW w:type="dxa" w:w="1584"/>
             <w:tcMar>
-              <w:top w:w="30" w:type="dxa"/>
-              <w:bottom w:w="30" w:type="dxa"/>
+              <w:top w:w="25" w:type="dxa"/>
+              <w:bottom w:w="25" w:type="dxa"/>
               <w:left w:w="50" w:type="dxa"/>
               <w:right w:w="50" w:type="dxa"/>
             </w:tcMar>
           </w:tcPr>
           <w:p>
             <w:pPr>
-              <w:spacing w:before="20" w:after="20" w:line="240" w:lineRule="auto"/>
+              <w:spacing w:before="20" w:after="20" w:line="245" w:lineRule="auto"/>
               <w:jc w:val="left"/>
             </w:pPr>
             <w:r>
@@ -2491,17 +5794,17 @@
       <w:tr>
         <w:tc>
           <w:tcPr>
-            <w:tcW w:type="dxa" w:w="1728"/>
+            <w:tcW w:type="dxa" w:w="1872"/>
             <w:tcMar>
-              <w:top w:w="30" w:type="dxa"/>
-              <w:bottom w:w="30" w:type="dxa"/>
+              <w:top w:w="25" w:type="dxa"/>
+              <w:bottom w:w="25" w:type="dxa"/>
               <w:left w:w="50" w:type="dxa"/>
               <w:right w:w="50" w:type="dxa"/>
             </w:tcMar>
           </w:tcPr>
           <w:p>
             <w:pPr>
-              <w:spacing w:before="20" w:after="20" w:line="240" w:lineRule="auto"/>
+              <w:spacing w:before="20" w:after="20" w:line="245" w:lineRule="auto"/>
               <w:jc w:val="left"/>
             </w:pPr>
             <w:r>
@@ -2512,23 +5815,23 @@
                 <w:color w:val="000000"/>
                 <w:sz w:val="14"/>
               </w:rPr>
-              <w:t>Cakupan MFA 44 Client</w:t>
+              <w:t>KPI-3: Cakupan 44 Client Terproteksi MFA</w:t>
             </w:r>
           </w:p>
         </w:tc>
         <w:tc>
           <w:tcPr>
-            <w:tcW w:type="dxa" w:w="1440"/>
+            <w:tcW w:type="dxa" w:w="1296"/>
             <w:tcMar>
-              <w:top w:w="30" w:type="dxa"/>
-              <w:bottom w:w="30" w:type="dxa"/>
+              <w:top w:w="25" w:type="dxa"/>
+              <w:bottom w:w="25" w:type="dxa"/>
               <w:left w:w="50" w:type="dxa"/>
               <w:right w:w="50" w:type="dxa"/>
             </w:tcMar>
           </w:tcPr>
           <w:p>
             <w:pPr>
-              <w:spacing w:before="20" w:after="20" w:line="240" w:lineRule="auto"/>
+              <w:spacing w:before="20" w:after="20" w:line="245" w:lineRule="auto"/>
               <w:jc w:val="left"/>
             </w:pPr>
             <w:r>
@@ -2547,15 +5850,15 @@
           <w:tcPr>
             <w:tcW w:type="dxa" w:w="1584"/>
             <w:tcMar>
-              <w:top w:w="30" w:type="dxa"/>
-              <w:bottom w:w="30" w:type="dxa"/>
+              <w:top w:w="25" w:type="dxa"/>
+              <w:bottom w:w="25" w:type="dxa"/>
               <w:left w:w="50" w:type="dxa"/>
               <w:right w:w="50" w:type="dxa"/>
             </w:tcMar>
           </w:tcPr>
           <w:p>
             <w:pPr>
-              <w:spacing w:before="20" w:after="20" w:line="240" w:lineRule="auto"/>
+              <w:spacing w:before="20" w:after="20" w:line="245" w:lineRule="auto"/>
               <w:jc w:val="left"/>
             </w:pPr>
             <w:r>
@@ -2566,7 +5869,7 @@
                 <w:color w:val="000000"/>
                 <w:sz w:val="14"/>
               </w:rPr>
-              <w:t>100% (44 Klien Terproteksi)</w:t>
+              <w:t>100% (44 Klien di Q3)</w:t>
             </w:r>
           </w:p>
         </w:tc>
@@ -2574,17 +5877,17 @@
       <w:tr>
         <w:tc>
           <w:tcPr>
-            <w:tcW w:type="dxa" w:w="1728"/>
+            <w:tcW w:type="dxa" w:w="1872"/>
             <w:tcMar>
-              <w:top w:w="30" w:type="dxa"/>
-              <w:bottom w:w="30" w:type="dxa"/>
+              <w:top w:w="25" w:type="dxa"/>
+              <w:bottom w:w="25" w:type="dxa"/>
               <w:left w:w="50" w:type="dxa"/>
               <w:right w:w="50" w:type="dxa"/>
             </w:tcMar>
           </w:tcPr>
           <w:p>
             <w:pPr>
-              <w:spacing w:before="20" w:after="20" w:line="240" w:lineRule="auto"/>
+              <w:spacing w:before="20" w:after="20" w:line="245" w:lineRule="auto"/>
               <w:jc w:val="left"/>
             </w:pPr>
             <w:r>
@@ -2595,23 +5898,272 @@
                 <w:color w:val="000000"/>
                 <w:sz w:val="14"/>
               </w:rPr>
-              <w:t>Penurunan Tiket SMILE</w:t>
+              <w:t>KPI-4: Penegakan Password Policy</w:t>
             </w:r>
           </w:p>
         </w:tc>
         <w:tc>
           <w:tcPr>
-            <w:tcW w:type="dxa" w:w="1440"/>
+            <w:tcW w:type="dxa" w:w="1296"/>
             <w:tcMar>
-              <w:top w:w="30" w:type="dxa"/>
-              <w:bottom w:w="30" w:type="dxa"/>
+              <w:top w:w="25" w:type="dxa"/>
+              <w:bottom w:w="25" w:type="dxa"/>
               <w:left w:w="50" w:type="dxa"/>
               <w:right w:w="50" w:type="dxa"/>
             </w:tcMar>
           </w:tcPr>
           <w:p>
             <w:pPr>
-              <w:spacing w:before="20" w:after="20" w:line="240" w:lineRule="auto"/>
+              <w:spacing w:before="20" w:after="20" w:line="245" w:lineRule="auto"/>
+              <w:jc w:val="left"/>
+            </w:pPr>
+            <w:r>
+              <w:rPr>
+                <w:rFonts w:ascii="Times New Roman" w:hAnsi="Times New Roman"/>
+                <w:b w:val="0"/>
+                <w:i w:val="0"/>
+                <w:color w:val="000000"/>
+                <w:sz w:val="14"/>
+              </w:rPr>
+              <w:t>KOSONG (T-06)</w:t>
+            </w:r>
+          </w:p>
+        </w:tc>
+        <w:tc>
+          <w:tcPr>
+            <w:tcW w:type="dxa" w:w="1584"/>
+            <w:tcMar>
+              <w:top w:w="25" w:type="dxa"/>
+              <w:bottom w:w="25" w:type="dxa"/>
+              <w:left w:w="50" w:type="dxa"/>
+              <w:right w:w="50" w:type="dxa"/>
+            </w:tcMar>
+          </w:tcPr>
+          <w:p>
+            <w:pPr>
+              <w:spacing w:before="20" w:after="20" w:line="245" w:lineRule="auto"/>
+              <w:jc w:val="left"/>
+            </w:pPr>
+            <w:r>
+              <w:rPr>
+                <w:rFonts w:ascii="Times New Roman" w:hAnsi="Times New Roman"/>
+                <w:b w:val="0"/>
+                <w:i w:val="0"/>
+                <w:color w:val="000000"/>
+                <w:sz w:val="14"/>
+              </w:rPr>
+              <w:t>100% Enforced di Keycloak</w:t>
+            </w:r>
+          </w:p>
+        </w:tc>
+      </w:tr>
+      <w:tr>
+        <w:tc>
+          <w:tcPr>
+            <w:tcW w:type="dxa" w:w="1872"/>
+            <w:tcMar>
+              <w:top w:w="25" w:type="dxa"/>
+              <w:bottom w:w="25" w:type="dxa"/>
+              <w:left w:w="50" w:type="dxa"/>
+              <w:right w:w="50" w:type="dxa"/>
+            </w:tcMar>
+          </w:tcPr>
+          <w:p>
+            <w:pPr>
+              <w:spacing w:before="20" w:after="20" w:line="245" w:lineRule="auto"/>
+              <w:jc w:val="left"/>
+            </w:pPr>
+            <w:r>
+              <w:rPr>
+                <w:rFonts w:ascii="Times New Roman" w:hAnsi="Times New Roman"/>
+                <w:b/>
+                <w:i w:val="0"/>
+                <w:color w:val="000000"/>
+                <w:sz w:val="14"/>
+              </w:rPr>
+              <w:t>KPI-5: Eliminasi Kata Sandi NIK Default</w:t>
+            </w:r>
+          </w:p>
+        </w:tc>
+        <w:tc>
+          <w:tcPr>
+            <w:tcW w:type="dxa" w:w="1296"/>
+            <w:tcMar>
+              <w:top w:w="25" w:type="dxa"/>
+              <w:bottom w:w="25" w:type="dxa"/>
+              <w:left w:w="50" w:type="dxa"/>
+              <w:right w:w="50" w:type="dxa"/>
+            </w:tcMar>
+          </w:tcPr>
+          <w:p>
+            <w:pPr>
+              <w:spacing w:before="20" w:after="20" w:line="245" w:lineRule="auto"/>
+              <w:jc w:val="left"/>
+            </w:pPr>
+            <w:r>
+              <w:rPr>
+                <w:rFonts w:ascii="Times New Roman" w:hAnsi="Times New Roman"/>
+                <w:b w:val="0"/>
+                <w:i w:val="0"/>
+                <w:color w:val="000000"/>
+                <w:sz w:val="14"/>
+              </w:rPr>
+              <w:t>0% Terhapus</w:t>
+            </w:r>
+          </w:p>
+        </w:tc>
+        <w:tc>
+          <w:tcPr>
+            <w:tcW w:type="dxa" w:w="1584"/>
+            <w:tcMar>
+              <w:top w:w="25" w:type="dxa"/>
+              <w:bottom w:w="25" w:type="dxa"/>
+              <w:left w:w="50" w:type="dxa"/>
+              <w:right w:w="50" w:type="dxa"/>
+            </w:tcMar>
+          </w:tcPr>
+          <w:p>
+            <w:pPr>
+              <w:spacing w:before="20" w:after="20" w:line="245" w:lineRule="auto"/>
+              <w:jc w:val="left"/>
+            </w:pPr>
+            <w:r>
+              <w:rPr>
+                <w:rFonts w:ascii="Times New Roman" w:hAnsi="Times New Roman"/>
+                <w:b w:val="0"/>
+                <w:i w:val="0"/>
+                <w:color w:val="000000"/>
+                <w:sz w:val="14"/>
+              </w:rPr>
+              <w:t>100% Password NIK Terhapus</w:t>
+            </w:r>
+          </w:p>
+        </w:tc>
+      </w:tr>
+      <w:tr>
+        <w:tc>
+          <w:tcPr>
+            <w:tcW w:type="dxa" w:w="1872"/>
+            <w:tcMar>
+              <w:top w:w="25" w:type="dxa"/>
+              <w:bottom w:w="25" w:type="dxa"/>
+              <w:left w:w="50" w:type="dxa"/>
+              <w:right w:w="50" w:type="dxa"/>
+            </w:tcMar>
+          </w:tcPr>
+          <w:p>
+            <w:pPr>
+              <w:spacing w:before="20" w:after="20" w:line="245" w:lineRule="auto"/>
+              <w:jc w:val="left"/>
+            </w:pPr>
+            <w:r>
+              <w:rPr>
+                <w:rFonts w:ascii="Times New Roman" w:hAnsi="Times New Roman"/>
+                <w:b/>
+                <w:i w:val="0"/>
+                <w:color w:val="000000"/>
+                <w:sz w:val="14"/>
+              </w:rPr>
+              <w:t>KPI-6: Insiden Pembobolan Akun (ATO)</w:t>
+            </w:r>
+          </w:p>
+        </w:tc>
+        <w:tc>
+          <w:tcPr>
+            <w:tcW w:type="dxa" w:w="1296"/>
+            <w:tcMar>
+              <w:top w:w="25" w:type="dxa"/>
+              <w:bottom w:w="25" w:type="dxa"/>
+              <w:left w:w="50" w:type="dxa"/>
+              <w:right w:w="50" w:type="dxa"/>
+            </w:tcMar>
+          </w:tcPr>
+          <w:p>
+            <w:pPr>
+              <w:spacing w:before="20" w:after="20" w:line="245" w:lineRule="auto"/>
+              <w:jc w:val="left"/>
+            </w:pPr>
+            <w:r>
+              <w:rPr>
+                <w:rFonts w:ascii="Times New Roman" w:hAnsi="Times New Roman"/>
+                <w:b w:val="0"/>
+                <w:i w:val="0"/>
+                <w:color w:val="000000"/>
+                <w:sz w:val="14"/>
+              </w:rPr>
+              <w:t>Berisiko Tinggi</w:t>
+            </w:r>
+          </w:p>
+        </w:tc>
+        <w:tc>
+          <w:tcPr>
+            <w:tcW w:type="dxa" w:w="1584"/>
+            <w:tcMar>
+              <w:top w:w="25" w:type="dxa"/>
+              <w:bottom w:w="25" w:type="dxa"/>
+              <w:left w:w="50" w:type="dxa"/>
+              <w:right w:w="50" w:type="dxa"/>
+            </w:tcMar>
+          </w:tcPr>
+          <w:p>
+            <w:pPr>
+              <w:spacing w:before="20" w:after="20" w:line="245" w:lineRule="auto"/>
+              <w:jc w:val="left"/>
+            </w:pPr>
+            <w:r>
+              <w:rPr>
+                <w:rFonts w:ascii="Times New Roman" w:hAnsi="Times New Roman"/>
+                <w:b w:val="0"/>
+                <w:i w:val="0"/>
+                <w:color w:val="000000"/>
+                <w:sz w:val="14"/>
+              </w:rPr>
+              <w:t>0 Kasus Insiden Akun</w:t>
+            </w:r>
+          </w:p>
+        </w:tc>
+      </w:tr>
+      <w:tr>
+        <w:tc>
+          <w:tcPr>
+            <w:tcW w:type="dxa" w:w="1872"/>
+            <w:tcMar>
+              <w:top w:w="25" w:type="dxa"/>
+              <w:bottom w:w="25" w:type="dxa"/>
+              <w:left w:w="50" w:type="dxa"/>
+              <w:right w:w="50" w:type="dxa"/>
+            </w:tcMar>
+          </w:tcPr>
+          <w:p>
+            <w:pPr>
+              <w:spacing w:before="20" w:after="20" w:line="245" w:lineRule="auto"/>
+              <w:jc w:val="left"/>
+            </w:pPr>
+            <w:r>
+              <w:rPr>
+                <w:rFonts w:ascii="Times New Roman" w:hAnsi="Times New Roman"/>
+                <w:b/>
+                <w:i w:val="0"/>
+                <w:color w:val="000000"/>
+                <w:sz w:val="14"/>
+              </w:rPr>
+              <w:t>KPI-7: Penurunan Tiket SMILE</w:t>
+            </w:r>
+          </w:p>
+        </w:tc>
+        <w:tc>
+          <w:tcPr>
+            <w:tcW w:type="dxa" w:w="1296"/>
+            <w:tcMar>
+              <w:top w:w="25" w:type="dxa"/>
+              <w:bottom w:w="25" w:type="dxa"/>
+              <w:left w:w="50" w:type="dxa"/>
+              <w:right w:w="50" w:type="dxa"/>
+            </w:tcMar>
+          </w:tcPr>
+          <w:p>
+            <w:pPr>
+              <w:spacing w:before="20" w:after="20" w:line="245" w:lineRule="auto"/>
               <w:jc w:val="left"/>
             </w:pPr>
             <w:r>
@@ -2630,15 +6182,15 @@
           <w:tcPr>
             <w:tcW w:type="dxa" w:w="1584"/>
             <w:tcMar>
-              <w:top w:w="30" w:type="dxa"/>
-              <w:bottom w:w="30" w:type="dxa"/>
+              <w:top w:w="25" w:type="dxa"/>
+              <w:bottom w:w="25" w:type="dxa"/>
               <w:left w:w="50" w:type="dxa"/>
               <w:right w:w="50" w:type="dxa"/>
             </w:tcMar>
           </w:tcPr>
           <w:p>
             <w:pPr>
-              <w:spacing w:before="20" w:after="20" w:line="240" w:lineRule="auto"/>
+              <w:spacing w:before="20" w:after="20" w:line="245" w:lineRule="auto"/>
               <w:jc w:val="left"/>
             </w:pPr>
             <w:r>
@@ -2657,17 +6209,17 @@
       <w:tr>
         <w:tc>
           <w:tcPr>
-            <w:tcW w:type="dxa" w:w="1728"/>
+            <w:tcW w:type="dxa" w:w="1872"/>
             <w:tcMar>
-              <w:top w:w="30" w:type="dxa"/>
-              <w:bottom w:w="30" w:type="dxa"/>
+              <w:top w:w="25" w:type="dxa"/>
+              <w:bottom w:w="25" w:type="dxa"/>
               <w:left w:w="50" w:type="dxa"/>
               <w:right w:w="50" w:type="dxa"/>
             </w:tcMar>
           </w:tcPr>
           <w:p>
             <w:pPr>
-              <w:spacing w:before="20" w:after="20" w:line="240" w:lineRule="auto"/>
+              <w:spacing w:before="20" w:after="20" w:line="245" w:lineRule="auto"/>
               <w:jc w:val="left"/>
             </w:pPr>
             <w:r>
@@ -2678,23 +6230,189 @@
                 <w:color w:val="000000"/>
                 <w:sz w:val="14"/>
               </w:rPr>
-              <w:t>Kepatuhan Retensi Log</w:t>
+              <w:t>KPI-8: Waktu Pemulihan Mandiri (MTTR)</w:t>
             </w:r>
           </w:p>
         </w:tc>
         <w:tc>
           <w:tcPr>
-            <w:tcW w:type="dxa" w:w="1440"/>
+            <w:tcW w:type="dxa" w:w="1296"/>
             <w:tcMar>
-              <w:top w:w="30" w:type="dxa"/>
-              <w:bottom w:w="30" w:type="dxa"/>
+              <w:top w:w="25" w:type="dxa"/>
+              <w:bottom w:w="25" w:type="dxa"/>
               <w:left w:w="50" w:type="dxa"/>
               <w:right w:w="50" w:type="dxa"/>
             </w:tcMar>
           </w:tcPr>
           <w:p>
             <w:pPr>
-              <w:spacing w:before="20" w:after="20" w:line="240" w:lineRule="auto"/>
+              <w:spacing w:before="20" w:after="20" w:line="245" w:lineRule="auto"/>
+              <w:jc w:val="left"/>
+            </w:pPr>
+            <w:r>
+              <w:rPr>
+                <w:rFonts w:ascii="Times New Roman" w:hAnsi="Times New Roman"/>
+                <w:b w:val="0"/>
+                <w:i w:val="0"/>
+                <w:color w:val="000000"/>
+                <w:sz w:val="14"/>
+              </w:rPr>
+              <w:t>Jam s/d Hari</w:t>
+            </w:r>
+          </w:p>
+        </w:tc>
+        <w:tc>
+          <w:tcPr>
+            <w:tcW w:type="dxa" w:w="1584"/>
+            <w:tcMar>
+              <w:top w:w="25" w:type="dxa"/>
+              <w:bottom w:w="25" w:type="dxa"/>
+              <w:left w:w="50" w:type="dxa"/>
+              <w:right w:w="50" w:type="dxa"/>
+            </w:tcMar>
+          </w:tcPr>
+          <w:p>
+            <w:pPr>
+              <w:spacing w:before="20" w:after="20" w:line="245" w:lineRule="auto"/>
+              <w:jc w:val="left"/>
+            </w:pPr>
+            <w:r>
+              <w:rPr>
+                <w:rFonts w:ascii="Times New Roman" w:hAnsi="Times New Roman"/>
+                <w:b w:val="0"/>
+                <w:i w:val="0"/>
+                <w:color w:val="000000"/>
+                <w:sz w:val="14"/>
+              </w:rPr>
+              <w:t>&lt; 3 Menit via Email Reset</w:t>
+            </w:r>
+          </w:p>
+        </w:tc>
+      </w:tr>
+      <w:tr>
+        <w:tc>
+          <w:tcPr>
+            <w:tcW w:type="dxa" w:w="1872"/>
+            <w:tcMar>
+              <w:top w:w="25" w:type="dxa"/>
+              <w:bottom w:w="25" w:type="dxa"/>
+              <w:left w:w="50" w:type="dxa"/>
+              <w:right w:w="50" w:type="dxa"/>
+            </w:tcMar>
+          </w:tcPr>
+          <w:p>
+            <w:pPr>
+              <w:spacing w:before="20" w:after="20" w:line="245" w:lineRule="auto"/>
+              <w:jc w:val="left"/>
+            </w:pPr>
+            <w:r>
+              <w:rPr>
+                <w:rFonts w:ascii="Times New Roman" w:hAnsi="Times New Roman"/>
+                <w:b/>
+                <w:i w:val="0"/>
+                <w:color w:val="000000"/>
+                <w:sz w:val="14"/>
+              </w:rPr>
+              <w:t>KPI-9: Ketersediaan Layanan SSO (Uptime)</w:t>
+            </w:r>
+          </w:p>
+        </w:tc>
+        <w:tc>
+          <w:tcPr>
+            <w:tcW w:type="dxa" w:w="1296"/>
+            <w:tcMar>
+              <w:top w:w="25" w:type="dxa"/>
+              <w:bottom w:w="25" w:type="dxa"/>
+              <w:left w:w="50" w:type="dxa"/>
+              <w:right w:w="50" w:type="dxa"/>
+            </w:tcMar>
+          </w:tcPr>
+          <w:p>
+            <w:pPr>
+              <w:spacing w:before="20" w:after="20" w:line="245" w:lineRule="auto"/>
+              <w:jc w:val="left"/>
+            </w:pPr>
+            <w:r>
+              <w:rPr>
+                <w:rFonts w:ascii="Times New Roman" w:hAnsi="Times New Roman"/>
+                <w:b w:val="0"/>
+                <w:i w:val="0"/>
+                <w:color w:val="000000"/>
+                <w:sz w:val="14"/>
+              </w:rPr>
+              <w:t>Belum terukur</w:t>
+            </w:r>
+          </w:p>
+        </w:tc>
+        <w:tc>
+          <w:tcPr>
+            <w:tcW w:type="dxa" w:w="1584"/>
+            <w:tcMar>
+              <w:top w:w="25" w:type="dxa"/>
+              <w:bottom w:w="25" w:type="dxa"/>
+              <w:left w:w="50" w:type="dxa"/>
+              <w:right w:w="50" w:type="dxa"/>
+            </w:tcMar>
+          </w:tcPr>
+          <w:p>
+            <w:pPr>
+              <w:spacing w:before="20" w:after="20" w:line="245" w:lineRule="auto"/>
+              <w:jc w:val="left"/>
+            </w:pPr>
+            <w:r>
+              <w:rPr>
+                <w:rFonts w:ascii="Times New Roman" w:hAnsi="Times New Roman"/>
+                <w:b w:val="0"/>
+                <w:i w:val="0"/>
+                <w:color w:val="000000"/>
+                <w:sz w:val="14"/>
+              </w:rPr>
+              <w:t>&gt;= 99,9% Uptime Bulanan</w:t>
+            </w:r>
+          </w:p>
+        </w:tc>
+      </w:tr>
+      <w:tr>
+        <w:tc>
+          <w:tcPr>
+            <w:tcW w:type="dxa" w:w="1872"/>
+            <w:tcMar>
+              <w:top w:w="25" w:type="dxa"/>
+              <w:bottom w:w="25" w:type="dxa"/>
+              <w:left w:w="50" w:type="dxa"/>
+              <w:right w:w="50" w:type="dxa"/>
+            </w:tcMar>
+          </w:tcPr>
+          <w:p>
+            <w:pPr>
+              <w:spacing w:before="20" w:after="20" w:line="245" w:lineRule="auto"/>
+              <w:jc w:val="left"/>
+            </w:pPr>
+            <w:r>
+              <w:rPr>
+                <w:rFonts w:ascii="Times New Roman" w:hAnsi="Times New Roman"/>
+                <w:b/>
+                <w:i w:val="0"/>
+                <w:color w:val="000000"/>
+                <w:sz w:val="14"/>
+              </w:rPr>
+              <w:t>KPI-10: Retensi Log Audit Otomatis</w:t>
+            </w:r>
+          </w:p>
+        </w:tc>
+        <w:tc>
+          <w:tcPr>
+            <w:tcW w:type="dxa" w:w="1296"/>
+            <w:tcMar>
+              <w:top w:w="25" w:type="dxa"/>
+              <w:bottom w:w="25" w:type="dxa"/>
+              <w:left w:w="50" w:type="dxa"/>
+              <w:right w:w="50" w:type="dxa"/>
+            </w:tcMar>
+          </w:tcPr>
+          <w:p>
+            <w:pPr>
+              <w:spacing w:before="20" w:after="20" w:line="245" w:lineRule="auto"/>
               <w:jc w:val="left"/>
             </w:pPr>
             <w:r>
@@ -2713,15 +6431,15 @@
           <w:tcPr>
             <w:tcW w:type="dxa" w:w="1584"/>
             <w:tcMar>
-              <w:top w:w="30" w:type="dxa"/>
-              <w:bottom w:w="30" w:type="dxa"/>
+              <w:top w:w="25" w:type="dxa"/>
+              <w:bottom w:w="25" w:type="dxa"/>
               <w:left w:w="50" w:type="dxa"/>
               <w:right w:w="50" w:type="dxa"/>
             </w:tcMar>
           </w:tcPr>
           <w:p>
             <w:pPr>
-              <w:spacing w:before="20" w:after="20" w:line="240" w:lineRule="auto"/>
+              <w:spacing w:before="20" w:after="20" w:line="245" w:lineRule="auto"/>
               <w:jc w:val="left"/>
             </w:pPr>
             <w:r>
@@ -2737,6 +6455,172 @@
           </w:p>
         </w:tc>
       </w:tr>
+      <w:tr>
+        <w:tc>
+          <w:tcPr>
+            <w:tcW w:type="dxa" w:w="1872"/>
+            <w:tcMar>
+              <w:top w:w="25" w:type="dxa"/>
+              <w:bottom w:w="25" w:type="dxa"/>
+              <w:left w:w="50" w:type="dxa"/>
+              <w:right w:w="50" w:type="dxa"/>
+            </w:tcMar>
+          </w:tcPr>
+          <w:p>
+            <w:pPr>
+              <w:spacing w:before="20" w:after="20" w:line="245" w:lineRule="auto"/>
+              <w:jc w:val="left"/>
+            </w:pPr>
+            <w:r>
+              <w:rPr>
+                <w:rFonts w:ascii="Times New Roman" w:hAnsi="Times New Roman"/>
+                <w:b/>
+                <w:i w:val="0"/>
+                <w:color w:val="000000"/>
+                <w:sz w:val="14"/>
+              </w:rPr>
+              <w:t>KPI-11: Pengesahan Dokumen SOP SSO</w:t>
+            </w:r>
+          </w:p>
+        </w:tc>
+        <w:tc>
+          <w:tcPr>
+            <w:tcW w:type="dxa" w:w="1296"/>
+            <w:tcMar>
+              <w:top w:w="25" w:type="dxa"/>
+              <w:bottom w:w="25" w:type="dxa"/>
+              <w:left w:w="50" w:type="dxa"/>
+              <w:right w:w="50" w:type="dxa"/>
+            </w:tcMar>
+          </w:tcPr>
+          <w:p>
+            <w:pPr>
+              <w:spacing w:before="20" w:after="20" w:line="245" w:lineRule="auto"/>
+              <w:jc w:val="left"/>
+            </w:pPr>
+            <w:r>
+              <w:rPr>
+                <w:rFonts w:ascii="Times New Roman" w:hAnsi="Times New Roman"/>
+                <w:b w:val="0"/>
+                <w:i w:val="0"/>
+                <w:color w:val="000000"/>
+                <w:sz w:val="14"/>
+              </w:rPr>
+              <w:t>0% (Belum ada)</w:t>
+            </w:r>
+          </w:p>
+        </w:tc>
+        <w:tc>
+          <w:tcPr>
+            <w:tcW w:type="dxa" w:w="1584"/>
+            <w:tcMar>
+              <w:top w:w="25" w:type="dxa"/>
+              <w:bottom w:w="25" w:type="dxa"/>
+              <w:left w:w="50" w:type="dxa"/>
+              <w:right w:w="50" w:type="dxa"/>
+            </w:tcMar>
+          </w:tcPr>
+          <w:p>
+            <w:pPr>
+              <w:spacing w:before="20" w:after="20" w:line="245" w:lineRule="auto"/>
+              <w:jc w:val="left"/>
+            </w:pPr>
+            <w:r>
+              <w:rPr>
+                <w:rFonts w:ascii="Times New Roman" w:hAnsi="Times New Roman"/>
+                <w:b w:val="0"/>
+                <w:i w:val="0"/>
+                <w:color w:val="000000"/>
+                <w:sz w:val="14"/>
+              </w:rPr>
+              <w:t>100% Disahkan Pimpinan</w:t>
+            </w:r>
+          </w:p>
+        </w:tc>
+      </w:tr>
+      <w:tr>
+        <w:tc>
+          <w:tcPr>
+            <w:tcW w:type="dxa" w:w="1872"/>
+            <w:tcMar>
+              <w:top w:w="25" w:type="dxa"/>
+              <w:bottom w:w="25" w:type="dxa"/>
+              <w:left w:w="50" w:type="dxa"/>
+              <w:right w:w="50" w:type="dxa"/>
+            </w:tcMar>
+          </w:tcPr>
+          <w:p>
+            <w:pPr>
+              <w:spacing w:before="20" w:after="20" w:line="245" w:lineRule="auto"/>
+              <w:jc w:val="left"/>
+            </w:pPr>
+            <w:r>
+              <w:rPr>
+                <w:rFonts w:ascii="Times New Roman" w:hAnsi="Times New Roman"/>
+                <w:b/>
+                <w:i w:val="0"/>
+                <w:color w:val="000000"/>
+                <w:sz w:val="14"/>
+              </w:rPr>
+              <w:t>KPI-12: Kepatuhan Regulasi UU PDP</w:t>
+            </w:r>
+          </w:p>
+        </w:tc>
+        <w:tc>
+          <w:tcPr>
+            <w:tcW w:type="dxa" w:w="1296"/>
+            <w:tcMar>
+              <w:top w:w="25" w:type="dxa"/>
+              <w:bottom w:w="25" w:type="dxa"/>
+              <w:left w:w="50" w:type="dxa"/>
+              <w:right w:w="50" w:type="dxa"/>
+            </w:tcMar>
+          </w:tcPr>
+          <w:p>
+            <w:pPr>
+              <w:spacing w:before="20" w:after="20" w:line="245" w:lineRule="auto"/>
+              <w:jc w:val="left"/>
+            </w:pPr>
+            <w:r>
+              <w:rPr>
+                <w:rFonts w:ascii="Times New Roman" w:hAnsi="Times New Roman"/>
+                <w:b w:val="0"/>
+                <w:i w:val="0"/>
+                <w:color w:val="000000"/>
+                <w:sz w:val="14"/>
+              </w:rPr>
+              <w:t>Non-Compliant</w:t>
+            </w:r>
+          </w:p>
+        </w:tc>
+        <w:tc>
+          <w:tcPr>
+            <w:tcW w:type="dxa" w:w="1584"/>
+            <w:tcMar>
+              <w:top w:w="25" w:type="dxa"/>
+              <w:bottom w:w="25" w:type="dxa"/>
+              <w:left w:w="50" w:type="dxa"/>
+              <w:right w:w="50" w:type="dxa"/>
+            </w:tcMar>
+          </w:tcPr>
+          <w:p>
+            <w:pPr>
+              <w:spacing w:before="20" w:after="20" w:line="245" w:lineRule="auto"/>
+              <w:jc w:val="left"/>
+            </w:pPr>
+            <w:r>
+              <w:rPr>
+                <w:rFonts w:ascii="Times New Roman" w:hAnsi="Times New Roman"/>
+                <w:b w:val="0"/>
+                <w:i w:val="0"/>
+                <w:color w:val="000000"/>
+                <w:sz w:val="14"/>
+              </w:rPr>
+              <w:t>100% Lulus Audit UU PDP</w:t>
+            </w:r>
+          </w:p>
+        </w:tc>
+      </w:tr>
     </w:tbl>
     <w:p>
       <w:pPr>
@@ -2745,7 +6629,7 @@
     </w:p>
     <w:p>
       <w:pPr>
-        <w:spacing w:before="200" w:after="80"/>
+        <w:spacing w:before="220" w:after="80"/>
         <w:jc w:val="center"/>
       </w:pPr>
       <w:r>
@@ -2768,7 +6652,7 @@
           <w:rFonts w:ascii="Times New Roman" w:hAnsi="Times New Roman"/>
           <w:sz w:val="19"/>
         </w:rPr>
-        <w:t>Perencanaan strategis pengembangan SSO terintegrasi MFA pada UIN Syarif Hidayatullah Jakarta menggunakan metode Ward &amp; Peppard menghasilkan cetak biru transformasi yang defensibel, rasional, dan hemat biaya. Studi ini membuktikan bahwa penguatan keamanan identitas tidak memerlukan perombakan infrastruktur dari awal (no greenfield rebuild), melainkan memaksimalkan kapabilitas bawaan Keycloak melalui penegakan Password Policy, aktivasi Verify Email, penugasan TOTP bebas biaya lisensi bagi 45.219 sivitas akademika, serta proteksi FIDO2/WebAuthn bagi akun berhak akses tinggi.</w:t>
+        <w:t>Perencanaan Strategis Sistem Informasi pengembangan Single Sign-On (SSO) terintegrasi Multi-Factor Authentication (MFA) pada UIN Syarif Hidayatullah Jakarta menggunakan metode Ward &amp; Peppard berhasil menghasilkan cetak biru transformasi yang defensibel, berbasis bukti faktual, rasional, dan hemat biaya. Studi ini membuktikan bahwa penguatan postur keamanan digital kampus tidak memerlukan perombakan infrastruktur dari awal (no greenfield rebuild), melainkan memaksimalkan kapabilitas bawaan (native) platform Keycloak yang sudah beroperasi.</w:t>
       </w:r>
     </w:p>
     <w:p>
@@ -2782,12 +6666,82 @@
           <w:rFonts w:ascii="Times New Roman" w:hAnsi="Times New Roman"/>
           <w:sz w:val="19"/>
         </w:rPr>
-        <w:t>Otomasi sistem pemulihan mandiri diproyeksikan memangkas beban tiket helpdesk SMILE hingga lebih dari 80%, sekaligus menjamin kepatuhan menyeluruh terhadap regulasi pelindungan data pribadi (UU PDP No. 27/2022). Riset masa depan disarankan untuk mengkaji penerapan Adaptive / Risk-Based Authentication berbantuan machine learning guna mendeteksi anomali geolokasi akses secara dinamis tanpa mengganggu kenyamanan pengguna.</w:t>
+        <w:t>Formulasi tiga pilar strategi yang dihasilkan memberikan solusi komprehensif atas seluruh celah keamanan kritis:</w:t>
       </w:r>
     </w:p>
     <w:p>
       <w:pPr>
-        <w:spacing w:before="200" w:after="80"/>
+        <w:spacing w:before="0" w:after="60" w:line="252" w:lineRule="auto"/>
+        <w:ind w:firstLine="259"/>
+        <w:jc w:val="both"/>
+      </w:pPr>
+      <w:r>
+        <w:rPr>
+          <w:rFonts w:ascii="Times New Roman" w:hAnsi="Times New Roman"/>
+          <w:sz w:val="19"/>
+        </w:rPr>
+        <w:t>1. Menutup Celah Kerentanan Kritis: Penegakan Password Policy ketat dan penghentian total kata sandi bawaan NIK berhasil melumpuhkan ancaman credential guessing dan penyerobotan akun massal.</w:t>
+      </w:r>
+    </w:p>
+    <w:p>
+      <w:pPr>
+        <w:spacing w:before="0" w:after="60" w:line="252" w:lineRule="auto"/>
+        <w:ind w:firstLine="259"/>
+        <w:jc w:val="both"/>
+      </w:pPr>
+      <w:r>
+        <w:rPr>
+          <w:rFonts w:ascii="Times New Roman" w:hAnsi="Times New Roman"/>
+          <w:sz w:val="19"/>
+        </w:rPr>
+        <w:t>2. Solusi Autentikasi Hemat Biaya (Cost-Effective): Pemilihan teknologi TOTP berbasis aplikasi authenticator seluler gratis membebaskan universitas dari beban biaya lisensi per-pengguna dan biaya pulsa SMS gateway yang mahal bagi 45.219 sivitas akademika, sementara FIDO2/WebAuthn dialokasikan secara presisi bagi akun berisiko tinggi.</w:t>
+      </w:r>
+    </w:p>
+    <w:p>
+      <w:pPr>
+        <w:spacing w:before="0" w:after="60" w:line="252" w:lineRule="auto"/>
+        <w:ind w:firstLine="259"/>
+        <w:jc w:val="both"/>
+      </w:pPr>
+      <w:r>
+        <w:rPr>
+          <w:rFonts w:ascii="Times New Roman" w:hAnsi="Times New Roman"/>
+          <w:sz w:val="19"/>
+        </w:rPr>
+        <w:t>3. Efisiensi Operasional Layanan TI: Peluncuran portal Self-Service Identity Recovery mandiri diproyeksikan memangkas beban tiket bantuan helpdesk SMILE hingga lebih dari 80%, menghemat ratusan jam kerja personel PUSTIPANDA.</w:t>
+      </w:r>
+    </w:p>
+    <w:p>
+      <w:pPr>
+        <w:spacing w:before="0" w:after="60" w:line="252" w:lineRule="auto"/>
+        <w:ind w:firstLine="259"/>
+        <w:jc w:val="both"/>
+      </w:pPr>
+      <w:r>
+        <w:rPr>
+          <w:rFonts w:ascii="Times New Roman" w:hAnsi="Times New Roman"/>
+          <w:sz w:val="19"/>
+        </w:rPr>
+        <w:t>4. Jaminan Kepatuhan Hukum: Implementasi autentikasi berlapis dan kebijakan retensi log audit 180 hari memastikan kepatuhan menyeluruh terhadap amanat UU Pelindungan Data Pribadi No. 27 Tahun 2022 dan Perpres SPBE No. 95/2018.</w:t>
+      </w:r>
+    </w:p>
+    <w:p>
+      <w:pPr>
+        <w:spacing w:before="0" w:after="60" w:line="252" w:lineRule="auto"/>
+        <w:ind w:firstLine="259"/>
+        <w:jc w:val="both"/>
+      </w:pPr>
+      <w:r>
+        <w:rPr>
+          <w:rFonts w:ascii="Times New Roman" w:hAnsi="Times New Roman"/>
+          <w:sz w:val="19"/>
+        </w:rPr>
+        <w:t>Keterbatasan dan Arah Riset Masa Depan: Penelitian ini berfokus pada integrasi SSO berbasis web. Riset lanjutan disarankan untuk mengeksplorasi penerapan Adaptive / Risk-Based Authentication yang memanfaatkan Machine Learning guna mendeteksi anomali perilaku login mahasiswa (geolokasi yang tidak wajar atau reputasi IP) tanpa menambah friksi pada akses rutin, serta integrasi menyeluruh menuju arsitektur Zero Trust Network Access (ZTNA) di lingkungan kampus.</w:t>
+      </w:r>
+    </w:p>
+    <w:p>
+      <w:pPr>
+        <w:spacing w:before="220" w:after="80"/>
         <w:jc w:val="center"/>
       </w:pPr>
       <w:r>
@@ -2809,12 +6763,12 @@
           <w:rFonts w:ascii="Times New Roman" w:hAnsi="Times New Roman"/>
           <w:sz w:val="19"/>
         </w:rPr>
-        <w:t>Penulis mengucapkan terima kasih yang sebesar-besarnya kepada pimpinan dan seluruh staf teknis Pusat Teknologi Informasi dan Pangkalan Data (PUSTIPANDA) UIN Syarif Hidayatullah Jakarta atas penyediaan data operasional, akses bukti teknis, serta diskusi mendalam yang memungkinkan penyusunan rencana strategis ini diselesaikan secara komprehensif.</w:t>
+        <w:t>Penulis menyampaikan apresiasi dan terima kasih yang setinggi-tingginya kepada pimpinan dan seluruh staf teknis Pusat Teknologi Informasi dan Pangkalan Data (PUSTIPANDA) UIN Syarif Hidayatullah Jakarta atas keterbukaan penyediaan data observasi operasional, akses konsol administratif, serta diskusi mendalam yang memungkinkan penyusunan rencana strategis ini diselesaikan secara komprehensif. Ucapan terima kasih juga disampaikan kepada sivitas akademika UIN Jakarta yang telah memberikan masukan konstruktif demi kemajuan tata kelola teknologi informasi kampus.</w:t>
       </w:r>
     </w:p>
     <w:p>
       <w:pPr>
-        <w:spacing w:before="200" w:after="80"/>
+        <w:spacing w:before="220" w:after="80"/>
         <w:jc w:val="center"/>
       </w:pPr>
       <w:r>
@@ -2851,7 +6805,7 @@
           <w:rFonts w:ascii="Times New Roman" w:hAnsi="Times New Roman"/>
           <w:sz w:val="15"/>
         </w:rPr>
-        <w:t>[2] UIN Syarif Hidayatullah Jakarta, "Surat Pemberitahuan Implementasi Wi-Fi SSO," PUSTIPANDA, Tangerang Selatan, Dokumen Resmi B-42/UPT.2/TI.05.04/04/2026, Apr. 2026.</w:t>
+        <w:t>[2] UIN Syarif Hidayatullah Jakarta, "Rencana Strategis UIN Syarif Hidayatullah Jakarta 2020–2024," UIN Jakarta Press, Tangerang Selatan, Renstra Dokumen Resmi, 2020.</w:t>
       </w:r>
     </w:p>
     <w:p>
@@ -2865,7 +6819,7 @@
           <w:rFonts w:ascii="Times New Roman" w:hAnsi="Times New Roman"/>
           <w:sz w:val="15"/>
         </w:rPr>
-        <w:t>[3] Red Hat, "Keycloak Server Administration Guide: Configuring Authentication Flows, OTP and Password Policies," Red Hat Inc., Raleigh, NC, Tech. Doc. Ver. 24.0, 2024.</w:t>
+        <w:t>[3] PUSTIPANDA UIN Jakarta, "Data Statistik Pengguna Aktif dan Konfirmasi Kredensial SSO e-Semesta," UIN Syarif Hidayatullah Jakarta, Catatan Faktual Internal U-01 s/d U-10, Sep. 2026.</w:t>
       </w:r>
     </w:p>
     <w:p>
@@ -2879,7 +6833,7 @@
           <w:rFonts w:ascii="Times New Roman" w:hAnsi="Times New Roman"/>
           <w:sz w:val="15"/>
         </w:rPr>
-        <w:t>[4] PUSTIPANDA UIN Jakarta, "Ekspor Rekapitulasi Tiket Layanan SMILE Kategori Kata Sandi dan Kendala Login SSO," UIN Syarif Hidayatullah Jakarta, Laporan Internal D-02, Sep. 2026.</w:t>
+        <w:t>[4] UIN Syarif Hidayatullah Jakarta, "Surat Pemberitahuan Implementasi Wi-Fi SSO," PUSTIPANDA, Tangerang Selatan, Dokumen Resmi B-42/UPT.2/TI.05.04/04/2026, Apr. 2026.</w:t>
       </w:r>
     </w:p>
     <w:p>
@@ -2893,7 +6847,7 @@
           <w:rFonts w:ascii="Times New Roman" w:hAnsi="Times New Roman"/>
           <w:sz w:val="15"/>
         </w:rPr>
-        <w:t>[5] B. H. Wixom and H. J. Watson, "The enterprise system strategic alignment model," MIS Q. Exec., vol. 18, no. 1, pp. 45–62, Mar. 2019.</w:t>
+        <w:t>[5] Red Hat, "Keycloak Server Administration Guide: Configuring Authentication Flows, OTP and Password Policies," Red Hat Inc., Raleigh, NC, Tech. Doc. Ver. 24.0, 2024.</w:t>
       </w:r>
     </w:p>
     <w:p>
@@ -2907,7 +6861,7 @@
           <w:rFonts w:ascii="Times New Roman" w:hAnsi="Times New Roman"/>
           <w:sz w:val="15"/>
         </w:rPr>
-        <w:t>[6] E. Maler and D. Reed, "The venice project: The future of identity assertions in federated web SSO," IEEE Internet Comput., vol. 12, no. 3, pp. 24–31, May 2018.</w:t>
+        <w:t>[6] C. V. Zhou and L. O. Ooi, "Analysis of single-point-of-failure vulnerabilities in enterprise SAML/OIDC identity providers," in Proc. IEEE CSCloud, 2021, pp. 112–119.</w:t>
       </w:r>
     </w:p>
     <w:p>
@@ -2921,7 +6875,7 @@
           <w:rFonts w:ascii="Times New Roman" w:hAnsi="Times New Roman"/>
           <w:sz w:val="15"/>
         </w:rPr>
-        <w:t>[7] C. V. Zhou and L. O. Ooi, "Analysis of single-point-of-failure vulnerabilities in enterprise SAML/OIDC identity providers," in Proc. IEEE CSCloud, 2021, pp. 112–119.</w:t>
+        <w:t>[7] PUSTIPANDA UIN Jakarta, "Ekspor Rekapitulasi Tiket Layanan SMILE Kategori Kata Sandi dan Kendala Login SSO," UIN Syarif Hidayatullah Jakarta, Laporan Internal D-02, Sep. 2026.</w:t>
       </w:r>
     </w:p>
     <w:p>
@@ -2935,7 +6889,7 @@
           <w:rFonts w:ascii="Times New Roman" w:hAnsi="Times New Roman"/>
           <w:sz w:val="15"/>
         </w:rPr>
-        <w:t>[8] A. Ometov et al., "A survey on wearable and mobile multi-factor authentication: Countermeasures, challenges, and open questions," IEEE Commun. Surv. Tutorials, vol. 23, no. 4, pp. 2501–2537, 2021.</w:t>
+        <w:t>[8] Republik Indonesia, "Undang-Undang Republik Indonesia Nomor 27 Tahun 2022 tentang Pelindungan Data Pribadi," Lembaran Negara Republik Indonesia Tahun 2022 Nomor 196, Okt. 2022.</w:t>
       </w:r>
     </w:p>
     <w:p>
@@ -2949,7 +6903,7 @@
           <w:rFonts w:ascii="Times New Roman" w:hAnsi="Times New Roman"/>
           <w:sz w:val="15"/>
         </w:rPr>
-        <w:t>[9] R. Sharma and P. Kumar, "Operational deployment of RFC 6238 TOTP in university campus networks: Security vs user friction," Int. J. Inf. Manage. Data Insights, vol. 3, no. 1, p. 100155, Apr. 2023.</w:t>
+        <w:t>[9] B. H. Wixom and H. J. Watson, "The enterprise system strategic alignment model," MIS Q. Exec., vol. 18, no. 1, pp. 45–62, Mar. 2019.</w:t>
       </w:r>
     </w:p>
     <w:p>
@@ -2963,7 +6917,7 @@
           <w:rFonts w:ascii="Times New Roman" w:hAnsi="Times New Roman"/>
           <w:sz w:val="15"/>
         </w:rPr>
-        <w:t>[10] F. W. McFarlan, "Information technology changes the way you compete," Harv. Bus. Rev., vol. 62, no. 3, pp. 130–136, May 1984.</w:t>
+        <w:t>[10] E. Maler and D. Reed, "The venice project: The future of identity assertions in federated web SSO," IEEE Internet Comput., vol. 12, no. 3, pp. 24–31, May 2018.</w:t>
       </w:r>
     </w:p>
     <w:p>
@@ -2977,7 +6931,7 @@
           <w:rFonts w:ascii="Times New Roman" w:hAnsi="Times New Roman"/>
           <w:sz w:val="15"/>
         </w:rPr>
-        <w:t>[11] Republik Indonesia, "Undang-Undang Republik Indonesia Nomor 27 Tahun 2022 tentang Pelindungan Data Pribadi," Lembaran Negara Republik Indonesia Tahun 2022 Nomor 196, Okt. 2022.</w:t>
+        <w:t>[11] P. A. Grassi et al., "Digital Identity Guidelines: Authentication and Lifecycle Management," NIST Special Publication 800-63B, Gaithersburg, MD, Dec. 2020.</w:t>
       </w:r>
     </w:p>
     <w:p>
@@ -2991,7 +6945,7 @@
           <w:rFonts w:ascii="Times New Roman" w:hAnsi="Times New Roman"/>
           <w:sz w:val="15"/>
         </w:rPr>
-        <w:t>[12] P. A. Grassi et al., "Digital Identity Guidelines: Authentication and Lifecycle Management," NIST Special Publication 800-63B, Gaithersburg, MD, Dec. 2020.</w:t>
+        <w:t>[12] A. Ometov et al., "A survey on wearable and mobile multi-factor authentication: Countermeasures, challenges, and open questions," IEEE Commun. Surv. Tutorials, vol. 23, no. 4, pp. 2501–2537, 2021.</w:t>
       </w:r>
     </w:p>
     <w:p>
@@ -3005,7 +6959,7 @@
           <w:rFonts w:ascii="Times New Roman" w:hAnsi="Times New Roman"/>
           <w:sz w:val="15"/>
         </w:rPr>
-        <w:t>[13] FIDO Alliance, "FIDO2: Moving the World Beyond Passwords — Implementation Guidelines," FIDO Alliance Whitepaper, Nov. 2022.</w:t>
+        <w:t>[13] R. Sharma and P. Kumar, "Operational deployment of RFC 6238 TOTP in university campus networks: Security vs user friction," Int. J. Inf. Manage. Data Insights, vol. 3, no. 1, p. 100155, Apr. 2023.</w:t>
       </w:r>
     </w:p>
     <w:p>
@@ -3019,7 +6973,161 @@
           <w:rFonts w:ascii="Times New Roman" w:hAnsi="Times New Roman"/>
           <w:sz w:val="15"/>
         </w:rPr>
-        <w:t>[14] T. S. Wijaya and R. Hartanto, "Perancangan portal self-service identity recovery untuk menekan beban operasional IT support kampus," JNTETI, vol. 12, no. 3, pp. 215–223, Agu. 2023.</w:t>
+        <w:t>[14] F. W. McFarlan, "Information technology changes the way you compete," Harv. Bus. Rev., vol. 62, no. 3, pp. 130–136, May 1984.</w:t>
+      </w:r>
+    </w:p>
+    <w:p>
+      <w:pPr>
+        <w:spacing w:before="0" w:after="40" w:line="240" w:lineRule="auto"/>
+        <w:ind w:left="259" w:hanging="259"/>
+        <w:jc w:val="both"/>
+      </w:pPr>
+      <w:r>
+        <w:rPr>
+          <w:rFonts w:ascii="Times New Roman" w:hAnsi="Times New Roman"/>
+          <w:sz w:val="15"/>
+        </w:rPr>
+        <w:t>[15] M. E. Porter, Competitive Advantage: Creating and Sustaining Superior Performance. New York: Free Press, 1985.</w:t>
+      </w:r>
+    </w:p>
+    <w:p>
+      <w:pPr>
+        <w:spacing w:before="0" w:after="40" w:line="240" w:lineRule="auto"/>
+        <w:ind w:left="259" w:hanging="259"/>
+        <w:jc w:val="both"/>
+      </w:pPr>
+      <w:r>
+        <w:rPr>
+          <w:rFonts w:ascii="Times New Roman" w:hAnsi="Times New Roman"/>
+          <w:sz w:val="15"/>
+        </w:rPr>
+        <w:t>[16] T. S. Wijaya and R. Hartanto, "Perancangan portal self-service identity recovery untuk menekan beban operasional IT support kampus," JNTETI, vol. 12, no. 3, pp. 215–223, Agu. 2023.</w:t>
+      </w:r>
+    </w:p>
+    <w:p>
+      <w:pPr>
+        <w:spacing w:before="0" w:after="40" w:line="240" w:lineRule="auto"/>
+        <w:ind w:left="259" w:hanging="259"/>
+        <w:jc w:val="both"/>
+      </w:pPr>
+      <w:r>
+        <w:rPr>
+          <w:rFonts w:ascii="Times New Roman" w:hAnsi="Times New Roman"/>
+          <w:sz w:val="15"/>
+        </w:rPr>
+        <w:t>[17] FIDO Alliance, "FIDO2: Moving the World Beyond Passwords — Implementation Guidelines," FIDO Alliance Whitepaper, Nov. 2022.</w:t>
+      </w:r>
+    </w:p>
+    <w:p>
+      <w:pPr>
+        <w:spacing w:before="0" w:after="40" w:line="240" w:lineRule="auto"/>
+        <w:ind w:left="259" w:hanging="259"/>
+        <w:jc w:val="both"/>
+      </w:pPr>
+      <w:r>
+        <w:rPr>
+          <w:rFonts w:ascii="Times New Roman" w:hAnsi="Times New Roman"/>
+          <w:sz w:val="15"/>
+        </w:rPr>
+        <w:t>[18] D. M’Raihi, S. Machani, M. Pei, and J. Rydell, "TOTP: Time-Based One-Time Password Algorithm," IETF, RFC 6238, May 2011.</w:t>
+      </w:r>
+    </w:p>
+    <w:p>
+      <w:pPr>
+        <w:spacing w:before="0" w:after="40" w:line="240" w:lineRule="auto"/>
+        <w:ind w:left="259" w:hanging="259"/>
+        <w:jc w:val="both"/>
+      </w:pPr>
+      <w:r>
+        <w:rPr>
+          <w:rFonts w:ascii="Times New Roman" w:hAnsi="Times New Roman"/>
+          <w:sz w:val="15"/>
+        </w:rPr>
+        <w:t>[19] K. Thomas et al., "Security keys: Practical cryptographic second factors for the modern web," in Proc. 28th USENIX Secur. Symp., 2019, pp. 1341–1356.</w:t>
+      </w:r>
+    </w:p>
+    <w:p>
+      <w:pPr>
+        <w:spacing w:before="0" w:after="40" w:line="240" w:lineRule="auto"/>
+        <w:ind w:left="259" w:hanging="259"/>
+        <w:jc w:val="both"/>
+      </w:pPr>
+      <w:r>
+        <w:rPr>
+          <w:rFonts w:ascii="Times New Roman" w:hAnsi="Times New Roman"/>
+          <w:sz w:val="15"/>
+        </w:rPr>
+        <w:t>[20] Cybersecurity and Infrastructure Security Agency (CISA), "Protecting Higher Education IT Infrastructure Against Credential Theft," CISA Alert AA22-264A, 2022.</w:t>
+      </w:r>
+    </w:p>
+    <w:p>
+      <w:pPr>
+        <w:spacing w:before="0" w:after="40" w:line="240" w:lineRule="auto"/>
+        <w:ind w:left="259" w:hanging="259"/>
+        <w:jc w:val="both"/>
+      </w:pPr>
+      <w:r>
+        <w:rPr>
+          <w:rFonts w:ascii="Times New Roman" w:hAnsi="Times New Roman"/>
+          <w:sz w:val="15"/>
+        </w:rPr>
+        <w:t>[21] Microsoft Corporation, "Microsoft Digital Defense Report: Building Cyber Resilience in Education," Redmond, WA, Tech. Rep., 2023.</w:t>
+      </w:r>
+    </w:p>
+    <w:p>
+      <w:pPr>
+        <w:spacing w:before="0" w:after="40" w:line="240" w:lineRule="auto"/>
+        <w:ind w:left="259" w:hanging="259"/>
+        <w:jc w:val="both"/>
+      </w:pPr>
+      <w:r>
+        <w:rPr>
+          <w:rFonts w:ascii="Times New Roman" w:hAnsi="Times New Roman"/>
+          <w:sz w:val="15"/>
+        </w:rPr>
+        <w:t>[22] D. Votipka, R. Stevens, and M. L. Mazurek, "Why users fall for adversary-in-the-middle phishing attacks on multi-factor authentication," in Proc. ACM CCS, 2023, pp. 450–464.</w:t>
+      </w:r>
+    </w:p>
+    <w:p>
+      <w:pPr>
+        <w:spacing w:before="0" w:after="40" w:line="240" w:lineRule="auto"/>
+        <w:ind w:left="259" w:hanging="259"/>
+        <w:jc w:val="both"/>
+      </w:pPr>
+      <w:r>
+        <w:rPr>
+          <w:rFonts w:ascii="Times New Roman" w:hAnsi="Times New Roman"/>
+          <w:sz w:val="15"/>
+        </w:rPr>
+        <w:t>[23] D. Catteddu, M. Robinson, and F. Menarini, "MFA fatigue and push bombing: Taxonomy and mitigation in educational clouds," Comput. Secur., vol. 134, p. 103429, 2023.</w:t>
+      </w:r>
+    </w:p>
+    <w:p>
+      <w:pPr>
+        <w:spacing w:before="0" w:after="40" w:line="240" w:lineRule="auto"/>
+        <w:ind w:left="259" w:hanging="259"/>
+        <w:jc w:val="both"/>
+      </w:pPr>
+      <w:r>
+        <w:rPr>
+          <w:rFonts w:ascii="Times New Roman" w:hAnsi="Times New Roman"/>
+          <w:sz w:val="15"/>
+        </w:rPr>
+        <w:t>[24] J. Brooke, "SUS: A quick and dirty usability scale," in Usability Evaluation in Industry, London: Taylor &amp; Francis, 1996, pp. 189–194.</w:t>
+      </w:r>
+    </w:p>
+    <w:p>
+      <w:pPr>
+        <w:spacing w:before="0" w:after="40" w:line="240" w:lineRule="auto"/>
+        <w:ind w:left="259" w:hanging="259"/>
+        <w:jc w:val="both"/>
+      </w:pPr>
+      <w:r>
+        <w:rPr>
+          <w:rFonts w:ascii="Times New Roman" w:hAnsi="Times New Roman"/>
+          <w:sz w:val="15"/>
+        </w:rPr>
+        <w:t>[25] Republik Indonesia, "Peraturan Presiden Republik Indonesia Nomor 95 Tahun 2018 tentang Sistem Pemerintahan Berbasis Elektronik," Lembaran Negara Republik Indonesia Tahun 2018 Nomor 182, Okt. 2018.</w:t>
       </w:r>
     </w:p>
     <w:sectPr>
